--- a/db/seed-assets/contract-templates/NVO/NVO-HD-02_Hop_dong_thiet_ke_thi_cong_tron_goi_nha_o.docx
+++ b/db/seed-assets/contract-templates/NVO/NVO-HD-02_Hop_dong_thiet_ke_thi_cong_tron_goi_nha_o.docx
@@ -143,7 +143,7 @@
                 <w:sz w:val="24"/>
                 <w:szCs w:val="24"/>
               </w:rPr>
-              <w:t xml:space="preserve">……………, ngày {ngay_ky_ngay} tháng {ngay_ky_thang} năm {ngay_ky_nam}</w:t>
+              <w:t xml:space="preserve">{o_1}, ngày {ngay_ky_ngay} tháng {ngay_ky_thang} năm {ngay_ky_nam}</w:t>
             </w:r>
           </w:p>
         </w:tc>
@@ -193,7 +193,7 @@
           <w:sz w:val="26"/>
           <w:szCs w:val="26"/>
         </w:rPr>
-        <w:t xml:space="preserve">Công trình: Nhà ở …… tầng – Diện tích sàn xây dựng: …… m² – Gói vật tư: ……………</w:t>
+        <w:t xml:space="preserve">Công trình: Nhà ở {o_2} tầng – Diện tích sàn xây dựng: {o_3} m² – Gói vật tư: {o_4}</w:t>
       </w:r>
     </w:p>
     <w:p>
@@ -334,7 +334,7 @@
           <w:sz w:val="26"/>
           <w:szCs w:val="26"/>
         </w:rPr>
-        <w:t xml:space="preserve">Hôm nay, ngày {ngay_ky_ngay} tháng {ngay_ky_thang} năm {ngay_ky_nam}, tại ……………………………………, chúng tôi gồm:</w:t>
+        <w:t xml:space="preserve">Hôm nay, ngày {ngay_ky_ngay} tháng {ngay_ky_thang} năm {ngay_ky_nam}, tại {o_5}, chúng tôi gồm:</w:t>
       </w:r>
     </w:p>
     <w:p>
@@ -383,7 +383,7 @@
           <w:sz w:val="26"/>
           <w:szCs w:val="26"/>
         </w:rPr>
-        <w:t xml:space="preserve">Ông/Bà: …………………………………  Ngày sinh: ……/……/………</w:t>
+        <w:t xml:space="preserve">Ông/Bà: {o_6}  Ngày sinh: {o_7}</w:t>
       </w:r>
     </w:p>
     <w:p>
@@ -398,7 +398,7 @@
           <w:sz w:val="26"/>
           <w:szCs w:val="26"/>
         </w:rPr>
-        <w:t xml:space="preserve">Số định danh cá nhân/CCCD: ……………………… cấp ngày ……/……/……… tại ……………………</w:t>
+        <w:t xml:space="preserve">Số định danh cá nhân/CCCD: {o_8} cấp ngày {o_9} tại {o_10}</w:t>
       </w:r>
     </w:p>
     <w:p>
@@ -552,7 +552,7 @@
           <w:sz w:val="26"/>
           <w:szCs w:val="26"/>
         </w:rPr>
-        <w:t xml:space="preserve">(Hoặc người được ủy quyền: ……………………… – Chức vụ: ……………… – theo Giấy ủy quyền số ……… ngày ……/……/………)</w:t>
+        <w:t xml:space="preserve">(Hoặc người được ủy quyền: {o_11} – Chức vụ: {o_12} – theo Giấy ủy quyền số {o_13} ngày {o_14})</w:t>
       </w:r>
     </w:p>
     <w:p>
@@ -687,7 +687,7 @@
           <w:sz w:val="26"/>
           <w:szCs w:val="26"/>
         </w:rPr>
-        <w:t xml:space="preserve">2.3. Phần hoàn thiện gồm: ốp lát, sơn bả, trần thạch cao, cửa, thiết bị vệ sinh, thiết bị điện, lan can cầu thang, đá ốp, … theo Phụ lục 01.</w:t>
+        <w:t xml:space="preserve">2.3. Phần hoàn thiện gồm: ốp lát, sơn bả, trần thạch cao, cửa, thiết bị vệ sinh, thiết bị điện, lan can cầu thang, đá ốp, {o_15} theo Phụ lục 01.</w:t>
       </w:r>
     </w:p>
     <w:p>
@@ -729,30 +729,7 @@
         <w:jc w:val="both"/>
       </w:pPr>
       <w:r>
-        <w:rPr>
-          <w:rFonts w:ascii="Times New Roman" w:cs="Times New Roman" w:eastAsia="Times New Roman" w:hAnsi="Times New Roman"/>
-          <w:sz w:val="26"/>
-          <w:szCs w:val="26"/>
-        </w:rPr>
-        <w:t xml:space="preserve">☐ </w:t>
-      </w:r>
-      <w:r>
-        <w:rPr>
-          <w:rFonts w:ascii="Times New Roman" w:cs="Times New Roman" w:eastAsia="Times New Roman" w:hAnsi="Times New Roman"/>
-          <w:b/>
-          <w:bCs/>
-          <w:sz w:val="26"/>
-          <w:szCs w:val="26"/>
-        </w:rPr>
-        <w:t xml:space="preserve">Phương án A:</w:t>
-      </w:r>
-      <w:r>
-        <w:rPr>
-          <w:rFonts w:ascii="Times New Roman" w:cs="Times New Roman" w:eastAsia="Times New Roman" w:hAnsi="Times New Roman"/>
-          <w:sz w:val="26"/>
-          <w:szCs w:val="26"/>
-        </w:rPr>
-        <w:t xml:space="preserve"> Bên B lập hồ sơ và thay mặt Bên A nộp xin phép (Bên A ký giấy ủy quyền, chịu lệ phí); thời gian chờ cấp phép không tính vào tiến độ.</w:t>
+        <w:t xml:space="preserve">{#pa_1_a}</w:t>
       </w:r>
     </w:p>
     <w:p>
@@ -771,7 +748,7 @@
           <w:sz w:val="26"/>
           <w:szCs w:val="26"/>
         </w:rPr>
-        <w:t xml:space="preserve">☐ </w:t>
+        <w:t xml:space="preserve">{pa_1_a_o} </w:t>
       </w:r>
       <w:r>
         <w:rPr>
@@ -781,15 +758,15 @@
           <w:sz w:val="26"/>
           <w:szCs w:val="26"/>
         </w:rPr>
-        <w:t xml:space="preserve">Phương án B:</w:t>
-      </w:r>
-      <w:r>
-        <w:rPr>
-          <w:rFonts w:ascii="Times New Roman" w:cs="Times New Roman" w:eastAsia="Times New Roman" w:hAnsi="Times New Roman"/>
-          <w:sz w:val="26"/>
-          <w:szCs w:val="26"/>
-        </w:rPr>
-        <w:t xml:space="preserve"> Bên B chỉ lập bản vẽ xin phép; Bên A tự nộp và nhận giấy phép.</w:t>
+        <w:t xml:space="preserve">Phương án A:</w:t>
+      </w:r>
+      <w:r>
+        <w:rPr>
+          <w:rFonts w:ascii="Times New Roman" w:cs="Times New Roman" w:eastAsia="Times New Roman" w:hAnsi="Times New Roman"/>
+          <w:sz w:val="26"/>
+          <w:szCs w:val="26"/>
+        </w:rPr>
+        <w:t xml:space="preserve"> Bên B lập hồ sơ và thay mặt Bên A nộp xin phép (Bên A ký giấy ủy quyền, chịu lệ phí); thời gian chờ cấp phép không tính vào tiến độ.</w:t>
       </w:r>
     </w:p>
     <w:p>
@@ -803,108 +780,7 @@
         <w:jc w:val="both"/>
       </w:pPr>
       <w:r>
-        <w:rPr>
-          <w:rFonts w:ascii="Times New Roman" w:cs="Times New Roman" w:eastAsia="Times New Roman" w:hAnsi="Times New Roman"/>
-          <w:sz w:val="26"/>
-          <w:szCs w:val="26"/>
-        </w:rPr>
-        <w:t xml:space="preserve">☐ </w:t>
-      </w:r>
-      <w:r>
-        <w:rPr>
-          <w:rFonts w:ascii="Times New Roman" w:cs="Times New Roman" w:eastAsia="Times New Roman" w:hAnsi="Times New Roman"/>
-          <w:b/>
-          <w:bCs/>
-          <w:sz w:val="26"/>
-          <w:szCs w:val="26"/>
-        </w:rPr>
-        <w:t xml:space="preserve">Phương án C:</w:t>
-      </w:r>
-      <w:r>
-        <w:rPr>
-          <w:rFonts w:ascii="Times New Roman" w:cs="Times New Roman" w:eastAsia="Times New Roman" w:hAnsi="Times New Roman"/>
-          <w:sz w:val="26"/>
-          <w:szCs w:val="26"/>
-        </w:rPr>
-        <w:t xml:space="preserve"> Công trình thuộc diện miễn giấy phép; Bên A chịu trách nhiệm xác nhận với chính quyền địa phương.</w:t>
-      </w:r>
-    </w:p>
-    <w:p>
-      <w:pPr>
-        <w:pStyle w:val="Heading2"/>
-        <w:keepNext/>
-        <w:spacing w:after="80" w:before="200" w:line="288"/>
-        <w:jc w:val="both"/>
-      </w:pPr>
-      <w:r>
-        <w:rPr>
-          <w:rFonts w:ascii="Times New Roman" w:cs="Times New Roman" w:eastAsia="Times New Roman" w:hAnsi="Times New Roman"/>
-          <w:b/>
-          <w:bCs/>
-          <w:sz w:val="26"/>
-          <w:szCs w:val="26"/>
-        </w:rPr>
-        <w:t xml:space="preserve">Điều 3. Gói vật tư và cơ chế chênh lệch</w:t>
-      </w:r>
-    </w:p>
-    <w:p>
-      <w:pPr>
-        <w:spacing w:after="80" w:before="40" w:line="288"/>
-        <w:jc w:val="both"/>
-      </w:pPr>
-      <w:r>
-        <w:rPr>
-          <w:rFonts w:ascii="Times New Roman" w:cs="Times New Roman" w:eastAsia="Times New Roman" w:hAnsi="Times New Roman"/>
-          <w:sz w:val="26"/>
-          <w:szCs w:val="26"/>
-        </w:rPr>
-        <w:t xml:space="preserve">3.1. Vật tư hoàn thiện được cung cấp theo gói: ☐ Cơ bản ☐ Khá ☐ Cao cấp, với chủng loại, thương hiệu và </w:t>
-      </w:r>
-      <w:r>
-        <w:rPr>
-          <w:rFonts w:ascii="Times New Roman" w:cs="Times New Roman" w:eastAsia="Times New Roman" w:hAnsi="Times New Roman"/>
-          <w:b/>
-          <w:bCs/>
-          <w:sz w:val="26"/>
-          <w:szCs w:val="26"/>
-        </w:rPr>
-        <w:t xml:space="preserve">đơn giá tạm tính</w:t>
-      </w:r>
-      <w:r>
-        <w:rPr>
-          <w:rFonts w:ascii="Times New Roman" w:cs="Times New Roman" w:eastAsia="Times New Roman" w:hAnsi="Times New Roman"/>
-          <w:sz w:val="26"/>
-          <w:szCs w:val="26"/>
-        </w:rPr>
-        <w:t xml:space="preserve"> từng loại ghi tại Phụ lục 01.</w:t>
-      </w:r>
-    </w:p>
-    <w:p>
-      <w:pPr>
-        <w:spacing w:after="80" w:before="40" w:line="288"/>
-        <w:jc w:val="both"/>
-      </w:pPr>
-      <w:r>
-        <w:rPr>
-          <w:rFonts w:ascii="Times New Roman" w:cs="Times New Roman" w:eastAsia="Times New Roman" w:hAnsi="Times New Roman"/>
-          <w:sz w:val="26"/>
-          <w:szCs w:val="26"/>
-        </w:rPr>
-        <w:t xml:space="preserve">3.2. Bên A chọn mẫu cụ thể trong danh mục của gói tại showroom/nhà cung cấp do Bên B giới thiệu và ký xác nhận "Phiếu chọn vật tư" trước thời điểm thi công hạng mục đó ít nhất …… (mặc định: 10) ngày.</w:t>
-      </w:r>
-    </w:p>
-    <w:p>
-      <w:pPr>
-        <w:spacing w:after="80" w:before="40" w:line="288"/>
-        <w:jc w:val="both"/>
-      </w:pPr>
-      <w:r>
-        <w:rPr>
-          <w:rFonts w:ascii="Times New Roman" w:cs="Times New Roman" w:eastAsia="Times New Roman" w:hAnsi="Times New Roman"/>
-          <w:sz w:val="26"/>
-          <w:szCs w:val="26"/>
-        </w:rPr>
-        <w:t xml:space="preserve">3.3. Khi Bên A chọn vật tư khác chủng loại hoặc giá cao/thấp hơn đơn giá tạm tính:</w:t>
+        <w:t xml:space="preserve">{/pa_1_a}</w:t>
       </w:r>
     </w:p>
     <w:p>
@@ -918,30 +794,7 @@
         <w:jc w:val="both"/>
       </w:pPr>
       <w:r>
-        <w:rPr>
-          <w:rFonts w:ascii="Times New Roman" w:cs="Times New Roman" w:eastAsia="Times New Roman" w:hAnsi="Times New Roman"/>
-          <w:sz w:val="26"/>
-          <w:szCs w:val="26"/>
-        </w:rPr>
-        <w:t xml:space="preserve">☐ </w:t>
-      </w:r>
-      <w:r>
-        <w:rPr>
-          <w:rFonts w:ascii="Times New Roman" w:cs="Times New Roman" w:eastAsia="Times New Roman" w:hAnsi="Times New Roman"/>
-          <w:b/>
-          <w:bCs/>
-          <w:sz w:val="26"/>
-          <w:szCs w:val="26"/>
-        </w:rPr>
-        <w:t xml:space="preserve">Phương án A:</w:t>
-      </w:r>
-      <w:r>
-        <w:rPr>
-          <w:rFonts w:ascii="Times New Roman" w:cs="Times New Roman" w:eastAsia="Times New Roman" w:hAnsi="Times New Roman"/>
-          <w:sz w:val="26"/>
-          <w:szCs w:val="26"/>
-        </w:rPr>
-        <w:t xml:space="preserve"> Chênh lệch = (đơn giá thực tế – đơn giá tạm tính) × khối lượng thực tế; phần tăng Bên A thanh toán thêm, phần giảm được trừ vào giá hợp đồng.</w:t>
+        <w:t xml:space="preserve">{#pa_1_b}</w:t>
       </w:r>
     </w:p>
     <w:p>
@@ -960,7 +813,7 @@
           <w:sz w:val="26"/>
           <w:szCs w:val="26"/>
         </w:rPr>
-        <w:t xml:space="preserve">☐ </w:t>
+        <w:t xml:space="preserve">{pa_1_b_o} </w:t>
       </w:r>
       <w:r>
         <w:rPr>
@@ -978,35 +831,86 @@
           <w:sz w:val="26"/>
           <w:szCs w:val="26"/>
         </w:rPr>
-        <w:t xml:space="preserve"> Như Phương án A, nhưng chỉ tính phần tăng; phần giảm không trừ (Bên B chịu thêm chi phí thi công/hao hụt).</w:t>
-      </w:r>
-    </w:p>
-    <w:p>
-      <w:pPr>
-        <w:spacing w:after="80" w:before="40" w:line="288"/>
-        <w:jc w:val="both"/>
-      </w:pPr>
-      <w:r>
-        <w:rPr>
-          <w:rFonts w:ascii="Times New Roman" w:cs="Times New Roman" w:eastAsia="Times New Roman" w:hAnsi="Times New Roman"/>
-          <w:sz w:val="26"/>
-          <w:szCs w:val="26"/>
-        </w:rPr>
-        <w:t xml:space="preserve">3.4. Vật tư do Bên A tự mua và giao cho Bên B lắp đặt: Bên B trừ đơn giá vật tư tạm tính tương ứng; Bên A chịu trách nhiệm về chất lượng, thời gian giao vật tư; Bên B chỉ bảo hành phần lắp đặt.</w:t>
-      </w:r>
-    </w:p>
-    <w:p>
-      <w:pPr>
-        <w:spacing w:after="80" w:before="40" w:line="288"/>
-        <w:jc w:val="both"/>
-      </w:pPr>
-      <w:r>
-        <w:rPr>
-          <w:rFonts w:ascii="Times New Roman" w:cs="Times New Roman" w:eastAsia="Times New Roman" w:hAnsi="Times New Roman"/>
-          <w:sz w:val="26"/>
-          <w:szCs w:val="26"/>
-        </w:rPr>
-        <w:t xml:space="preserve">3.5. Đơn giá phần thô và nhân công là đơn giá cố định, không điều chỉnh trong suốt quá trình thi công, trừ các trường hợp tại khoản 4.3.</w:t>
+        <w:t xml:space="preserve"> Bên B chỉ lập bản vẽ xin phép; Bên A tự nộp và nhận giấy phép.</w:t>
+      </w:r>
+    </w:p>
+    <w:p>
+      <w:pPr>
+        <w:pBdr>
+          <w:left w:val="single" w:color="4F81BD" w:sz="18" w:space="6"/>
+        </w:pBdr>
+        <w:shd w:fill="EAF1FB" w:color="auto" w:val="clear"/>
+        <w:spacing w:after="40" w:before="20" w:line="288"/>
+        <w:ind w:left="360"/>
+        <w:jc w:val="both"/>
+      </w:pPr>
+      <w:r>
+        <w:t xml:space="preserve">{/pa_1_b}</w:t>
+      </w:r>
+    </w:p>
+    <w:p>
+      <w:pPr>
+        <w:pBdr>
+          <w:left w:val="single" w:color="4F81BD" w:sz="18" w:space="6"/>
+        </w:pBdr>
+        <w:shd w:fill="EAF1FB" w:color="auto" w:val="clear"/>
+        <w:spacing w:after="40" w:before="20" w:line="288"/>
+        <w:ind w:left="360"/>
+        <w:jc w:val="both"/>
+      </w:pPr>
+      <w:r>
+        <w:t xml:space="preserve">{#pa_1_c}</w:t>
+      </w:r>
+    </w:p>
+    <w:p>
+      <w:pPr>
+        <w:pBdr>
+          <w:left w:val="single" w:color="4F81BD" w:sz="18" w:space="6"/>
+        </w:pBdr>
+        <w:shd w:fill="EAF1FB" w:color="auto" w:val="clear"/>
+        <w:spacing w:after="40" w:before="20" w:line="288"/>
+        <w:ind w:left="360"/>
+        <w:jc w:val="both"/>
+      </w:pPr>
+      <w:r>
+        <w:rPr>
+          <w:rFonts w:ascii="Times New Roman" w:cs="Times New Roman" w:eastAsia="Times New Roman" w:hAnsi="Times New Roman"/>
+          <w:sz w:val="26"/>
+          <w:szCs w:val="26"/>
+        </w:rPr>
+        <w:t xml:space="preserve">{pa_1_c_o} </w:t>
+      </w:r>
+      <w:r>
+        <w:rPr>
+          <w:rFonts w:ascii="Times New Roman" w:cs="Times New Roman" w:eastAsia="Times New Roman" w:hAnsi="Times New Roman"/>
+          <w:b/>
+          <w:bCs/>
+          <w:sz w:val="26"/>
+          <w:szCs w:val="26"/>
+        </w:rPr>
+        <w:t xml:space="preserve">Phương án C:</w:t>
+      </w:r>
+      <w:r>
+        <w:rPr>
+          <w:rFonts w:ascii="Times New Roman" w:cs="Times New Roman" w:eastAsia="Times New Roman" w:hAnsi="Times New Roman"/>
+          <w:sz w:val="26"/>
+          <w:szCs w:val="26"/>
+        </w:rPr>
+        <w:t xml:space="preserve"> Công trình thuộc diện miễn giấy phép; Bên A chịu trách nhiệm xác nhận với chính quyền địa phương.</w:t>
+      </w:r>
+    </w:p>
+    <w:p>
+      <w:pPr>
+        <w:pBdr>
+          <w:left w:val="single" w:color="4F81BD" w:sz="18" w:space="6"/>
+        </w:pBdr>
+        <w:shd w:fill="EAF1FB" w:color="auto" w:val="clear"/>
+        <w:spacing w:after="40" w:before="20" w:line="288"/>
+        <w:ind w:left="360"/>
+        <w:jc w:val="both"/>
+      </w:pPr>
+      <w:r>
+        <w:t xml:space="preserve">{/pa_1_c}</w:t>
       </w:r>
     </w:p>
     <w:p>
@@ -1024,7 +928,7 @@
           <w:sz w:val="26"/>
           <w:szCs w:val="26"/>
         </w:rPr>
-        <w:t xml:space="preserve">Điều 4. Giá hợp đồng</w:t>
+        <w:t xml:space="preserve">Điều 3. Gói vật tư và cơ chế chênh lệch</w:t>
       </w:r>
     </w:p>
     <w:p>
@@ -1038,7 +942,7 @@
           <w:sz w:val="26"/>
           <w:szCs w:val="26"/>
         </w:rPr>
-        <w:t xml:space="preserve">4.1. Giá hợp đồng trọn gói: </w:t>
+        <w:t xml:space="preserve">3.1. Vật tư hoàn thiện được cung cấp theo gói: ☐ Cơ bản ☐ Khá ☐ Cao cấp, với chủng loại, thương hiệu và </w:t>
       </w:r>
       <w:r>
         <w:rPr>
@@ -1048,6 +952,242 @@
           <w:sz w:val="26"/>
           <w:szCs w:val="26"/>
         </w:rPr>
+        <w:t xml:space="preserve">đơn giá tạm tính</w:t>
+      </w:r>
+      <w:r>
+        <w:rPr>
+          <w:rFonts w:ascii="Times New Roman" w:cs="Times New Roman" w:eastAsia="Times New Roman" w:hAnsi="Times New Roman"/>
+          <w:sz w:val="26"/>
+          <w:szCs w:val="26"/>
+        </w:rPr>
+        <w:t xml:space="preserve"> từng loại ghi tại Phụ lục 01.</w:t>
+      </w:r>
+    </w:p>
+    <w:p>
+      <w:pPr>
+        <w:spacing w:after="80" w:before="40" w:line="288"/>
+        <w:jc w:val="both"/>
+      </w:pPr>
+      <w:r>
+        <w:rPr>
+          <w:rFonts w:ascii="Times New Roman" w:cs="Times New Roman" w:eastAsia="Times New Roman" w:hAnsi="Times New Roman"/>
+          <w:sz w:val="26"/>
+          <w:szCs w:val="26"/>
+        </w:rPr>
+        <w:t xml:space="preserve">3.2. Bên A chọn mẫu cụ thể trong danh mục của gói tại showroom/nhà cung cấp do Bên B giới thiệu và ký xác nhận "Phiếu chọn vật tư" trước thời điểm thi công hạng mục đó ít nhất {o_16}  ngày.</w:t>
+      </w:r>
+    </w:p>
+    <w:p>
+      <w:pPr>
+        <w:spacing w:after="80" w:before="40" w:line="288"/>
+        <w:jc w:val="both"/>
+      </w:pPr>
+      <w:r>
+        <w:rPr>
+          <w:rFonts w:ascii="Times New Roman" w:cs="Times New Roman" w:eastAsia="Times New Roman" w:hAnsi="Times New Roman"/>
+          <w:sz w:val="26"/>
+          <w:szCs w:val="26"/>
+        </w:rPr>
+        <w:t xml:space="preserve">3.3. Khi Bên A chọn vật tư khác chủng loại hoặc giá cao/thấp hơn đơn giá tạm tính:</w:t>
+      </w:r>
+    </w:p>
+    <w:p>
+      <w:pPr>
+        <w:pBdr>
+          <w:left w:val="single" w:color="4F81BD" w:sz="18" w:space="6"/>
+        </w:pBdr>
+        <w:shd w:fill="EAF1FB" w:color="auto" w:val="clear"/>
+        <w:spacing w:after="40" w:before="20" w:line="288"/>
+        <w:ind w:left="360"/>
+        <w:jc w:val="both"/>
+      </w:pPr>
+      <w:r>
+        <w:t xml:space="preserve">{#pa_2_a}</w:t>
+      </w:r>
+    </w:p>
+    <w:p>
+      <w:pPr>
+        <w:pBdr>
+          <w:left w:val="single" w:color="4F81BD" w:sz="18" w:space="6"/>
+        </w:pBdr>
+        <w:shd w:fill="EAF1FB" w:color="auto" w:val="clear"/>
+        <w:spacing w:after="40" w:before="20" w:line="288"/>
+        <w:ind w:left="360"/>
+        <w:jc w:val="both"/>
+      </w:pPr>
+      <w:r>
+        <w:rPr>
+          <w:rFonts w:ascii="Times New Roman" w:cs="Times New Roman" w:eastAsia="Times New Roman" w:hAnsi="Times New Roman"/>
+          <w:sz w:val="26"/>
+          <w:szCs w:val="26"/>
+        </w:rPr>
+        <w:t xml:space="preserve">{pa_2_a_o} </w:t>
+      </w:r>
+      <w:r>
+        <w:rPr>
+          <w:rFonts w:ascii="Times New Roman" w:cs="Times New Roman" w:eastAsia="Times New Roman" w:hAnsi="Times New Roman"/>
+          <w:b/>
+          <w:bCs/>
+          <w:sz w:val="26"/>
+          <w:szCs w:val="26"/>
+        </w:rPr>
+        <w:t xml:space="preserve">Phương án A:</w:t>
+      </w:r>
+      <w:r>
+        <w:rPr>
+          <w:rFonts w:ascii="Times New Roman" w:cs="Times New Roman" w:eastAsia="Times New Roman" w:hAnsi="Times New Roman"/>
+          <w:sz w:val="26"/>
+          <w:szCs w:val="26"/>
+        </w:rPr>
+        <w:t xml:space="preserve"> Chênh lệch = (đơn giá thực tế – đơn giá tạm tính) × khối lượng thực tế; phần tăng Bên A thanh toán thêm, phần giảm được trừ vào giá hợp đồng.</w:t>
+      </w:r>
+    </w:p>
+    <w:p>
+      <w:pPr>
+        <w:pBdr>
+          <w:left w:val="single" w:color="4F81BD" w:sz="18" w:space="6"/>
+        </w:pBdr>
+        <w:shd w:fill="EAF1FB" w:color="auto" w:val="clear"/>
+        <w:spacing w:after="40" w:before="20" w:line="288"/>
+        <w:ind w:left="360"/>
+        <w:jc w:val="both"/>
+      </w:pPr>
+      <w:r>
+        <w:t xml:space="preserve">{/pa_2_a}</w:t>
+      </w:r>
+    </w:p>
+    <w:p>
+      <w:pPr>
+        <w:pBdr>
+          <w:left w:val="single" w:color="4F81BD" w:sz="18" w:space="6"/>
+        </w:pBdr>
+        <w:shd w:fill="EAF1FB" w:color="auto" w:val="clear"/>
+        <w:spacing w:after="40" w:before="20" w:line="288"/>
+        <w:ind w:left="360"/>
+        <w:jc w:val="both"/>
+      </w:pPr>
+      <w:r>
+        <w:t xml:space="preserve">{#pa_2_b}</w:t>
+      </w:r>
+    </w:p>
+    <w:p>
+      <w:pPr>
+        <w:pBdr>
+          <w:left w:val="single" w:color="4F81BD" w:sz="18" w:space="6"/>
+        </w:pBdr>
+        <w:shd w:fill="EAF1FB" w:color="auto" w:val="clear"/>
+        <w:spacing w:after="40" w:before="20" w:line="288"/>
+        <w:ind w:left="360"/>
+        <w:jc w:val="both"/>
+      </w:pPr>
+      <w:r>
+        <w:rPr>
+          <w:rFonts w:ascii="Times New Roman" w:cs="Times New Roman" w:eastAsia="Times New Roman" w:hAnsi="Times New Roman"/>
+          <w:sz w:val="26"/>
+          <w:szCs w:val="26"/>
+        </w:rPr>
+        <w:t xml:space="preserve">{pa_2_b_o} </w:t>
+      </w:r>
+      <w:r>
+        <w:rPr>
+          <w:rFonts w:ascii="Times New Roman" w:cs="Times New Roman" w:eastAsia="Times New Roman" w:hAnsi="Times New Roman"/>
+          <w:b/>
+          <w:bCs/>
+          <w:sz w:val="26"/>
+          <w:szCs w:val="26"/>
+        </w:rPr>
+        <w:t xml:space="preserve">Phương án B:</w:t>
+      </w:r>
+      <w:r>
+        <w:rPr>
+          <w:rFonts w:ascii="Times New Roman" w:cs="Times New Roman" w:eastAsia="Times New Roman" w:hAnsi="Times New Roman"/>
+          <w:sz w:val="26"/>
+          <w:szCs w:val="26"/>
+        </w:rPr>
+        <w:t xml:space="preserve"> Như Phương án A, nhưng chỉ tính phần tăng; phần giảm không trừ (Bên B chịu thêm chi phí thi công/hao hụt).</w:t>
+      </w:r>
+    </w:p>
+    <w:p>
+      <w:pPr>
+        <w:pBdr>
+          <w:left w:val="single" w:color="4F81BD" w:sz="18" w:space="6"/>
+        </w:pBdr>
+        <w:shd w:fill="EAF1FB" w:color="auto" w:val="clear"/>
+        <w:spacing w:after="40" w:before="20" w:line="288"/>
+        <w:ind w:left="360"/>
+        <w:jc w:val="both"/>
+      </w:pPr>
+      <w:r>
+        <w:t xml:space="preserve">{/pa_2_b}</w:t>
+      </w:r>
+    </w:p>
+    <w:p>
+      <w:pPr>
+        <w:spacing w:after="80" w:before="40" w:line="288"/>
+        <w:jc w:val="both"/>
+      </w:pPr>
+      <w:r>
+        <w:rPr>
+          <w:rFonts w:ascii="Times New Roman" w:cs="Times New Roman" w:eastAsia="Times New Roman" w:hAnsi="Times New Roman"/>
+          <w:sz w:val="26"/>
+          <w:szCs w:val="26"/>
+        </w:rPr>
+        <w:t xml:space="preserve">3.4. Vật tư do Bên A tự mua và giao cho Bên B lắp đặt: Bên B trừ đơn giá vật tư tạm tính tương ứng; Bên A chịu trách nhiệm về chất lượng, thời gian giao vật tư; Bên B chỉ bảo hành phần lắp đặt.</w:t>
+      </w:r>
+    </w:p>
+    <w:p>
+      <w:pPr>
+        <w:spacing w:after="80" w:before="40" w:line="288"/>
+        <w:jc w:val="both"/>
+      </w:pPr>
+      <w:r>
+        <w:rPr>
+          <w:rFonts w:ascii="Times New Roman" w:cs="Times New Roman" w:eastAsia="Times New Roman" w:hAnsi="Times New Roman"/>
+          <w:sz w:val="26"/>
+          <w:szCs w:val="26"/>
+        </w:rPr>
+        <w:t xml:space="preserve">3.5. Đơn giá phần thô và nhân công là đơn giá cố định, không điều chỉnh trong suốt quá trình thi công, trừ các trường hợp tại khoản 4.3.</w:t>
+      </w:r>
+    </w:p>
+    <w:p>
+      <w:pPr>
+        <w:pStyle w:val="Heading2"/>
+        <w:keepNext/>
+        <w:spacing w:after="80" w:before="200" w:line="288"/>
+        <w:jc w:val="both"/>
+      </w:pPr>
+      <w:r>
+        <w:rPr>
+          <w:rFonts w:ascii="Times New Roman" w:cs="Times New Roman" w:eastAsia="Times New Roman" w:hAnsi="Times New Roman"/>
+          <w:b/>
+          <w:bCs/>
+          <w:sz w:val="26"/>
+          <w:szCs w:val="26"/>
+        </w:rPr>
+        <w:t xml:space="preserve">Điều 4. Giá hợp đồng</w:t>
+      </w:r>
+    </w:p>
+    <w:p>
+      <w:pPr>
+        <w:spacing w:after="80" w:before="40" w:line="288"/>
+        <w:jc w:val="both"/>
+      </w:pPr>
+      <w:r>
+        <w:rPr>
+          <w:rFonts w:ascii="Times New Roman" w:cs="Times New Roman" w:eastAsia="Times New Roman" w:hAnsi="Times New Roman"/>
+          <w:sz w:val="26"/>
+          <w:szCs w:val="26"/>
+        </w:rPr>
+        <w:t xml:space="preserve">4.1. Giá hợp đồng trọn gói: </w:t>
+      </w:r>
+      <w:r>
+        <w:rPr>
+          <w:rFonts w:ascii="Times New Roman" w:cs="Times New Roman" w:eastAsia="Times New Roman" w:hAnsi="Times New Roman"/>
+          <w:b/>
+          <w:bCs/>
+          <w:sz w:val="26"/>
+          <w:szCs w:val="26"/>
+        </w:rPr>
         <w:t xml:space="preserve">{gia_tri}</w:t>
       </w:r>
       <w:r>
@@ -1056,7 +1196,7 @@
           <w:sz w:val="26"/>
           <w:szCs w:val="26"/>
         </w:rPr>
-        <w:t xml:space="preserve"> (Bằng chữ: {gia_tri_bang_chu}), được xác định theo: đơn giá trọn gói ……… đồng/m² × diện tích sàn xây dựng …… m² (cách tính diện tích tại Phụ lục 02) + chi phí thiết kế ……… đồng + các hạng mục tính riêng (nếu có).</w:t>
+        <w:t xml:space="preserve"> (Bằng chữ: {gia_tri_bang_chu}), được xác định theo: đơn giá trọn gói {o_17} đồng/m² × diện tích sàn xây dựng {o_18} m² (cách tính diện tích tại Phụ lục 02) + chi phí thiết kế {o_19} đồng + các hạng mục tính riêng (nếu có).</w:t>
       </w:r>
     </w:p>
     <w:p>
@@ -1070,7 +1210,7 @@
           <w:sz w:val="26"/>
           <w:szCs w:val="26"/>
         </w:rPr>
-        <w:t xml:space="preserve">4.2. Giá trên [đã bao gồm/chưa bao gồm] thuế giá trị gia tăng.</w:t>
+        <w:t xml:space="preserve">4.2. Giá trên {c_1} thuế giá trị gia tăng.</w:t>
       </w:r>
     </w:p>
     <w:p>
@@ -1427,7 +1567,7 @@
           <w:sz w:val="26"/>
           <w:szCs w:val="26"/>
         </w:rPr>
-        <w:t xml:space="preserve">5.1. Bên A thanh toán trong vòng …… (mặc định: 05) ngày làm việc kể từ ngày ký biên bản nghiệm thu mốc tương ứng. Bên A không ký biên bản nghiệm thu trong vòng …… ngày kể từ khi Bên B thông báo hoàn thành và không có ý kiến bằng văn bản, mốc được coi là đã nghiệm thu.</w:t>
+        <w:t xml:space="preserve">5.1. Bên A thanh toán trong vòng {o_20}  ngày làm việc kể từ ngày ký biên bản nghiệm thu mốc tương ứng. Bên A không ký biên bản nghiệm thu trong vòng {o_21} ngày kể từ khi Bên B thông báo hoàn thành và không có ý kiến bằng văn bản, mốc được coi là đã nghiệm thu.</w:t>
       </w:r>
     </w:p>
     <w:p>
@@ -1441,7 +1581,7 @@
           <w:sz w:val="26"/>
           <w:szCs w:val="26"/>
         </w:rPr>
-        <w:t xml:space="preserve">5.2. Bên A chậm thanh toán quá …… (mặc định: 10) ngày, Bên B được tạm dừng thi công; thời gian tạm dừng cộng vào tiến độ; Bên A chịu lãi chậm trả …… %/tháng trên số tiền chậm trả.</w:t>
+        <w:t xml:space="preserve">5.2. Bên A chậm thanh toán quá {o_22}  ngày, Bên B được tạm dừng thi công; thời gian tạm dừng cộng vào tiến độ; Bên A chịu lãi chậm trả {o_23} %/tháng trên số tiền chậm trả.</w:t>
       </w:r>
     </w:p>
     <w:p>
@@ -1455,7 +1595,7 @@
           <w:sz w:val="26"/>
           <w:szCs w:val="26"/>
         </w:rPr>
-        <w:t xml:space="preserve">5.3. Tiền bảo hành 5% giá trị quyết toán được giữ lại và hoàn trả trong vòng …… ngày sau khi hết thời hạn bảo hành phần hoàn thiện.</w:t>
+        <w:t xml:space="preserve">5.3. Tiền bảo hành 5% giá trị quyết toán được giữ lại và hoàn trả trong vòng {o_24} ngày sau khi hết thời hạn bảo hành phần hoàn thiện.</w:t>
       </w:r>
     </w:p>
     <w:p>
@@ -1469,30 +1609,7 @@
         <w:jc w:val="both"/>
       </w:pPr>
       <w:r>
-        <w:rPr>
-          <w:rFonts w:ascii="Times New Roman" w:cs="Times New Roman" w:eastAsia="Times New Roman" w:hAnsi="Times New Roman"/>
-          <w:sz w:val="26"/>
-          <w:szCs w:val="26"/>
-        </w:rPr>
-        <w:t xml:space="preserve">☐ </w:t>
-      </w:r>
-      <w:r>
-        <w:rPr>
-          <w:rFonts w:ascii="Times New Roman" w:cs="Times New Roman" w:eastAsia="Times New Roman" w:hAnsi="Times New Roman"/>
-          <w:b/>
-          <w:bCs/>
-          <w:sz w:val="26"/>
-          <w:szCs w:val="26"/>
-        </w:rPr>
-        <w:t xml:space="preserve">Phương án A:</w:t>
-      </w:r>
-      <w:r>
-        <w:rPr>
-          <w:rFonts w:ascii="Times New Roman" w:cs="Times New Roman" w:eastAsia="Times New Roman" w:hAnsi="Times New Roman"/>
-          <w:sz w:val="26"/>
-          <w:szCs w:val="26"/>
-        </w:rPr>
-        <w:t xml:space="preserve"> Giữ lại 5% tiền mặt như trên (áp dụng cho chủ nhà cá nhân).</w:t>
+        <w:t xml:space="preserve">{#pa_3_a}</w:t>
       </w:r>
     </w:p>
     <w:p>
@@ -1511,7 +1628,7 @@
           <w:sz w:val="26"/>
           <w:szCs w:val="26"/>
         </w:rPr>
-        <w:t xml:space="preserve">☐ </w:t>
+        <w:t xml:space="preserve">{pa_3_a_o} </w:t>
       </w:r>
       <w:r>
         <w:rPr>
@@ -1521,347 +1638,15 @@
           <w:sz w:val="26"/>
           <w:szCs w:val="26"/>
         </w:rPr>
-        <w:t xml:space="preserve">Phương án B:</w:t>
-      </w:r>
-      <w:r>
-        <w:rPr>
-          <w:rFonts w:ascii="Times New Roman" w:cs="Times New Roman" w:eastAsia="Times New Roman" w:hAnsi="Times New Roman"/>
-          <w:sz w:val="26"/>
-          <w:szCs w:val="26"/>
-        </w:rPr>
-        <w:t xml:space="preserve"> Bên B nộp bảo lãnh bảo hành của ngân hàng giá trị 5%; Bên A thanh toán 100% khi bàn giao (áp dụng khi Bên A là doanh nghiệp).</w:t>
-      </w:r>
-    </w:p>
-    <w:p>
-      <w:pPr>
-        <w:pStyle w:val="Heading2"/>
-        <w:keepNext/>
-        <w:spacing w:after="80" w:before="200" w:line="288"/>
-        <w:jc w:val="both"/>
-      </w:pPr>
-      <w:r>
-        <w:rPr>
-          <w:rFonts w:ascii="Times New Roman" w:cs="Times New Roman" w:eastAsia="Times New Roman" w:hAnsi="Times New Roman"/>
-          <w:b/>
-          <w:bCs/>
-          <w:sz w:val="26"/>
-          <w:szCs w:val="26"/>
-        </w:rPr>
-        <w:t xml:space="preserve">Điều 6. Tiến độ thi công</w:t>
-      </w:r>
-    </w:p>
-    <w:p>
-      <w:pPr>
-        <w:spacing w:after="80" w:before="40" w:line="288"/>
-        <w:jc w:val="both"/>
-      </w:pPr>
-      <w:r>
-        <w:rPr>
-          <w:rFonts w:ascii="Times New Roman" w:cs="Times New Roman" w:eastAsia="Times New Roman" w:hAnsi="Times New Roman"/>
-          <w:sz w:val="26"/>
-          <w:szCs w:val="26"/>
-        </w:rPr>
-        <w:t xml:space="preserve">6.1. Thời gian thiết kế: …… ngày kể từ ngày nhận tạm ứng, không kể thời gian Bên A góp ý.</w:t>
-      </w:r>
-    </w:p>
-    <w:p>
-      <w:pPr>
-        <w:spacing w:after="80" w:before="40" w:line="288"/>
-        <w:jc w:val="both"/>
-      </w:pPr>
-      <w:r>
-        <w:rPr>
-          <w:rFonts w:ascii="Times New Roman" w:cs="Times New Roman" w:eastAsia="Times New Roman" w:hAnsi="Times New Roman"/>
-          <w:sz w:val="26"/>
-          <w:szCs w:val="26"/>
-        </w:rPr>
-        <w:t xml:space="preserve">6.2. Thời gian thi công: …… ngày kể từ ngày khởi công, theo tiến độ tại Phụ lục 03. Ngày khởi công dự kiến: …… /…… /20……, do hai bên thống nhất theo ngày đẹp của Bên A (nếu có).</w:t>
-      </w:r>
-    </w:p>
-    <w:p>
-      <w:pPr>
-        <w:spacing w:after="80" w:before="40" w:line="288"/>
-        <w:jc w:val="both"/>
-      </w:pPr>
-      <w:r>
-        <w:rPr>
-          <w:rFonts w:ascii="Times New Roman" w:cs="Times New Roman" w:eastAsia="Times New Roman" w:hAnsi="Times New Roman"/>
-          <w:sz w:val="26"/>
-          <w:szCs w:val="26"/>
-        </w:rPr>
-        <w:t xml:space="preserve">6.3. Tiến độ được gia hạn khi: Bên A chậm thanh toán, chậm chọn vật tư, chậm bàn giao mặt bằng; thay đổi thiết kế, phát sinh; thời tiết mưa bão kéo dài không thể thi công; tranh chấp với hàng xóm hoặc cơ quan nhà nước yêu cầu dừng không do lỗi của Bên B; nghỉ Tết Nguyên đán …… ngày; sự kiện bất khả kháng.</w:t>
-      </w:r>
-    </w:p>
-    <w:p>
-      <w:pPr>
-        <w:pStyle w:val="Heading2"/>
-        <w:keepNext/>
-        <w:spacing w:after="80" w:before="200" w:line="288"/>
-        <w:jc w:val="both"/>
-      </w:pPr>
-      <w:r>
-        <w:rPr>
-          <w:rFonts w:ascii="Times New Roman" w:cs="Times New Roman" w:eastAsia="Times New Roman" w:hAnsi="Times New Roman"/>
-          <w:b/>
-          <w:bCs/>
-          <w:sz w:val="26"/>
-          <w:szCs w:val="26"/>
-        </w:rPr>
-        <w:t xml:space="preserve">Điều 7. Chất lượng, giám sát và nghiệm thu</w:t>
-      </w:r>
-    </w:p>
-    <w:p>
-      <w:pPr>
-        <w:spacing w:after="80" w:before="40" w:line="288"/>
-        <w:jc w:val="both"/>
-      </w:pPr>
-      <w:r>
-        <w:rPr>
-          <w:rFonts w:ascii="Times New Roman" w:cs="Times New Roman" w:eastAsia="Times New Roman" w:hAnsi="Times New Roman"/>
-          <w:sz w:val="26"/>
-          <w:szCs w:val="26"/>
-        </w:rPr>
-        <w:t xml:space="preserve">7.1. Bên B thi công đúng thiết kế ký chốt, tiêu chuẩn kỹ thuật và chủng loại vật tư tại Phụ lục 01; bố trí kỹ sư giám sát công trình: Ông/Bà ……………… – ĐT: ……………</w:t>
-      </w:r>
-    </w:p>
-    <w:p>
-      <w:pPr>
-        <w:spacing w:after="80" w:before="40" w:line="288"/>
-        <w:jc w:val="both"/>
-      </w:pPr>
-      <w:r>
-        <w:rPr>
-          <w:rFonts w:ascii="Times New Roman" w:cs="Times New Roman" w:eastAsia="Times New Roman" w:hAnsi="Times New Roman"/>
-          <w:sz w:val="26"/>
-          <w:szCs w:val="26"/>
-        </w:rPr>
-        <w:t xml:space="preserve">7.2. Bên A hoặc người được Bên A ủy quyền bằng văn bản có quyền kiểm tra công trình bất cứ lúc nào, nhưng không trực tiếp chỉ đạo thợ của Bên B; ý kiến được ghi vào sổ nhật ký hoặc gửi bằng văn bản/tin nhắn tới giám sát của Bên B.</w:t>
-      </w:r>
-    </w:p>
-    <w:p>
-      <w:pPr>
-        <w:spacing w:after="80" w:before="40" w:line="288"/>
-        <w:jc w:val="both"/>
-      </w:pPr>
-      <w:r>
-        <w:rPr>
-          <w:rFonts w:ascii="Times New Roman" w:cs="Times New Roman" w:eastAsia="Times New Roman" w:hAnsi="Times New Roman"/>
-          <w:sz w:val="26"/>
-          <w:szCs w:val="26"/>
-        </w:rPr>
-        <w:t xml:space="preserve">7.3. Các công việc khuất (cốt thép móng, cột, dầm, sàn; đường ống âm; chống thấm) phải được Bên A nghiệm thu hoặc chứng kiến trước khi đổ bê tông/che lấp; Bên B gửi ảnh, video nghiệm thu qua nhóm trao đổi chung.</w:t>
-      </w:r>
-    </w:p>
-    <w:p>
-      <w:pPr>
-        <w:spacing w:after="80" w:before="40" w:line="288"/>
-        <w:jc w:val="both"/>
-      </w:pPr>
-      <w:r>
-        <w:rPr>
-          <w:rFonts w:ascii="Times New Roman" w:cs="Times New Roman" w:eastAsia="Times New Roman" w:hAnsi="Times New Roman"/>
-          <w:sz w:val="26"/>
-          <w:szCs w:val="26"/>
-        </w:rPr>
-        <w:t xml:space="preserve">7.4. Bên B chụp ảnh, ghi nhật ký tiến độ hằng ngày và cập nhật cho Bên A ít nhất …… lần/tuần.</w:t>
-      </w:r>
-    </w:p>
-    <w:p>
-      <w:pPr>
-        <w:pStyle w:val="Heading2"/>
-        <w:keepNext/>
-        <w:spacing w:after="80" w:before="200" w:line="288"/>
-        <w:jc w:val="both"/>
-      </w:pPr>
-      <w:r>
-        <w:rPr>
-          <w:rFonts w:ascii="Times New Roman" w:cs="Times New Roman" w:eastAsia="Times New Roman" w:hAnsi="Times New Roman"/>
-          <w:b/>
-          <w:bCs/>
-          <w:sz w:val="26"/>
-          <w:szCs w:val="26"/>
-        </w:rPr>
-        <w:t xml:space="preserve">Điều 8. Thay đổi thiết kế và phát sinh</w:t>
-      </w:r>
-    </w:p>
-    <w:p>
-      <w:pPr>
-        <w:spacing w:after="80" w:before="40" w:line="288"/>
-        <w:jc w:val="both"/>
-      </w:pPr>
-      <w:r>
-        <w:rPr>
-          <w:rFonts w:ascii="Times New Roman" w:cs="Times New Roman" w:eastAsia="Times New Roman" w:hAnsi="Times New Roman"/>
-          <w:sz w:val="26"/>
-          <w:szCs w:val="26"/>
-        </w:rPr>
-        <w:t xml:space="preserve">8.1. Bên A yêu cầu thay đổi so với thiết kế đã ký chốt phải lập "Phiếu yêu cầu thay đổi". Bên B báo giá, ảnh hưởng tiến độ trong vòng …… (mặc định: 03) ngày; hai bên ký phụ lục trước khi thi công.</w:t>
-      </w:r>
-    </w:p>
-    <w:p>
-      <w:pPr>
-        <w:spacing w:after="80" w:before="40" w:line="288"/>
-        <w:jc w:val="both"/>
-      </w:pPr>
-      <w:r>
-        <w:rPr>
-          <w:rFonts w:ascii="Times New Roman" w:cs="Times New Roman" w:eastAsia="Times New Roman" w:hAnsi="Times New Roman"/>
-          <w:sz w:val="26"/>
-          <w:szCs w:val="26"/>
-        </w:rPr>
-        <w:t xml:space="preserve">8.2. Đơn giá phát sinh: áp dụng đơn giá trong hợp đồng; hạng mục chưa có đơn giá thì thỏa thuận theo giá thị trường. Hạng mục đã thi công phải phá dỡ để làm lại theo yêu cầu của Bên A thì Bên A chịu chi phí phá dỡ và làm lại.</w:t>
-      </w:r>
-    </w:p>
-    <w:p>
-      <w:pPr>
-        <w:spacing w:after="80" w:before="40" w:line="288"/>
-        <w:jc w:val="both"/>
-      </w:pPr>
-      <w:r>
-        <w:rPr>
-          <w:rFonts w:ascii="Times New Roman" w:cs="Times New Roman" w:eastAsia="Times New Roman" w:hAnsi="Times New Roman"/>
-          <w:sz w:val="26"/>
-          <w:szCs w:val="26"/>
-        </w:rPr>
-        <w:t xml:space="preserve">8.3. Phát sinh có giá trị dưới …… đồng/lần có thể được thống nhất bằng tin nhắn kèm báo giá, tổng hợp vào phụ lục khi quyết toán.</w:t>
-      </w:r>
-    </w:p>
-    <w:p>
-      <w:pPr>
-        <w:pStyle w:val="Heading2"/>
-        <w:keepNext/>
-        <w:spacing w:after="80" w:before="200" w:line="288"/>
-        <w:jc w:val="both"/>
-      </w:pPr>
-      <w:r>
-        <w:rPr>
-          <w:rFonts w:ascii="Times New Roman" w:cs="Times New Roman" w:eastAsia="Times New Roman" w:hAnsi="Times New Roman"/>
-          <w:b/>
-          <w:bCs/>
-          <w:sz w:val="26"/>
-          <w:szCs w:val="26"/>
-        </w:rPr>
-        <w:t xml:space="preserve">Điều 9. An toàn, nhà liền kề và quan hệ với hàng xóm</w:t>
-      </w:r>
-    </w:p>
-    <w:p>
-      <w:pPr>
-        <w:spacing w:after="80" w:before="40" w:line="288"/>
-        <w:jc w:val="both"/>
-      </w:pPr>
-      <w:r>
-        <w:rPr>
-          <w:rFonts w:ascii="Times New Roman" w:cs="Times New Roman" w:eastAsia="Times New Roman" w:hAnsi="Times New Roman"/>
-          <w:sz w:val="26"/>
-          <w:szCs w:val="26"/>
-        </w:rPr>
-        <w:t xml:space="preserve">9.1. Trước khi khởi công, Bên B chủ trì cùng Bên A và chủ các nhà liền kề lập </w:t>
-      </w:r>
-      <w:r>
-        <w:rPr>
-          <w:rFonts w:ascii="Times New Roman" w:cs="Times New Roman" w:eastAsia="Times New Roman" w:hAnsi="Times New Roman"/>
-          <w:b/>
-          <w:bCs/>
-          <w:sz w:val="26"/>
-          <w:szCs w:val="26"/>
-        </w:rPr>
-        <w:t xml:space="preserve">biên bản khảo sát hiện trạng nhà lân cận</w:t>
-      </w:r>
-      <w:r>
-        <w:rPr>
-          <w:rFonts w:ascii="Times New Roman" w:cs="Times New Roman" w:eastAsia="Times New Roman" w:hAnsi="Times New Roman"/>
-          <w:sz w:val="26"/>
-          <w:szCs w:val="26"/>
-        </w:rPr>
-        <w:t xml:space="preserve"> (ảnh, video các vết nứt, độ nghiêng hiện có). Chủ nhà lân cận không hợp tác thì lập biên bản có xác nhận của tổ dân phố/thôn hoặc lập vi bằng (chi phí do ……… chịu).</w:t>
-      </w:r>
-    </w:p>
-    <w:p>
-      <w:pPr>
-        <w:spacing w:after="80" w:before="40" w:line="288"/>
-        <w:jc w:val="both"/>
-      </w:pPr>
-      <w:r>
-        <w:rPr>
-          <w:rFonts w:ascii="Times New Roman" w:cs="Times New Roman" w:eastAsia="Times New Roman" w:hAnsi="Times New Roman"/>
-          <w:sz w:val="26"/>
-          <w:szCs w:val="26"/>
-        </w:rPr>
-        <w:t xml:space="preserve">9.2. Bên B chịu trách nhiệm biện pháp thi công đảm bảo an toàn: che chắn, chống đỡ, cọc cừ khi cần, hạn chế rung chấn; bồi thường thiệt hại cho nhà lân cận và bên thứ ba do lỗi thi công của Bên B.</w:t>
-      </w:r>
-    </w:p>
-    <w:p>
-      <w:pPr>
-        <w:spacing w:after="80" w:before="40" w:line="288"/>
-        <w:jc w:val="both"/>
-      </w:pPr>
-      <w:r>
-        <w:rPr>
-          <w:rFonts w:ascii="Times New Roman" w:cs="Times New Roman" w:eastAsia="Times New Roman" w:hAnsi="Times New Roman"/>
-          <w:sz w:val="26"/>
-          <w:szCs w:val="26"/>
-        </w:rPr>
-        <w:t xml:space="preserve">9.3. Hư hại nhà lân cận do yếu tố không do lỗi thi công (nhà lân cận xuống cấp sẵn, móng nông, nền yếu chưa được phát hiện khi khảo sát) do các bên cùng thương lượng; nếu cần bổ sung biện pháp gia cố, chi phí do Bên A chịu theo phụ lục.</w:t>
-      </w:r>
-    </w:p>
-    <w:p>
-      <w:pPr>
-        <w:spacing w:after="80" w:before="40" w:line="288"/>
-        <w:jc w:val="both"/>
-      </w:pPr>
-      <w:r>
-        <w:rPr>
-          <w:rFonts w:ascii="Times New Roman" w:cs="Times New Roman" w:eastAsia="Times New Roman" w:hAnsi="Times New Roman"/>
-          <w:sz w:val="26"/>
-          <w:szCs w:val="26"/>
-        </w:rPr>
-        <w:t xml:space="preserve">9.4. Bên A chịu trách nhiệm giải quyết các vấn đề về ranh giới đất, quyền sử dụng đất và các thủ tục với chính quyền địa phương.</w:t>
-      </w:r>
-    </w:p>
-    <w:p>
-      <w:pPr>
-        <w:spacing w:after="80" w:before="40" w:line="288"/>
-        <w:jc w:val="both"/>
-      </w:pPr>
-      <w:r>
-        <w:rPr>
-          <w:rFonts w:ascii="Times New Roman" w:cs="Times New Roman" w:eastAsia="Times New Roman" w:hAnsi="Times New Roman"/>
-          <w:sz w:val="26"/>
-          <w:szCs w:val="26"/>
-        </w:rPr>
-        <w:t xml:space="preserve">9.5. Bên B chịu trách nhiệm toàn bộ về an toàn lao động của thợ trên công trường; mua bảo hiểm tai nạn cho người lao động.</w:t>
-      </w:r>
-    </w:p>
-    <w:p>
-      <w:pPr>
-        <w:pStyle w:val="Heading2"/>
-        <w:keepNext/>
-        <w:spacing w:after="80" w:before="200" w:line="288"/>
-        <w:jc w:val="both"/>
-      </w:pPr>
-      <w:r>
-        <w:rPr>
-          <w:rFonts w:ascii="Times New Roman" w:cs="Times New Roman" w:eastAsia="Times New Roman" w:hAnsi="Times New Roman"/>
-          <w:b/>
-          <w:bCs/>
-          <w:sz w:val="26"/>
-          <w:szCs w:val="26"/>
-        </w:rPr>
-        <w:t xml:space="preserve">Điều 10. Điện, nước, mặt bằng thi công</w:t>
-      </w:r>
-    </w:p>
-    <w:p>
-      <w:pPr>
-        <w:spacing w:after="80" w:before="40" w:line="288"/>
-        <w:jc w:val="both"/>
-      </w:pPr>
-      <w:r>
-        <w:rPr>
-          <w:rFonts w:ascii="Times New Roman" w:cs="Times New Roman" w:eastAsia="Times New Roman" w:hAnsi="Times New Roman"/>
-          <w:sz w:val="26"/>
-          <w:szCs w:val="26"/>
-        </w:rPr>
-        <w:t xml:space="preserve">10.1. Bên A cung cấp điểm đấu nối điện, nước thi công tại công trình.</w:t>
+        <w:t xml:space="preserve">Phương án A:</w:t>
+      </w:r>
+      <w:r>
+        <w:rPr>
+          <w:rFonts w:ascii="Times New Roman" w:cs="Times New Roman" w:eastAsia="Times New Roman" w:hAnsi="Times New Roman"/>
+          <w:sz w:val="26"/>
+          <w:szCs w:val="26"/>
+        </w:rPr>
+        <w:t xml:space="preserve"> Giữ lại 5% tiền mặt như trên (áp dụng cho chủ nhà cá nhân).</w:t>
       </w:r>
     </w:p>
     <w:p>
@@ -1875,30 +1660,7 @@
         <w:jc w:val="both"/>
       </w:pPr>
       <w:r>
-        <w:rPr>
-          <w:rFonts w:ascii="Times New Roman" w:cs="Times New Roman" w:eastAsia="Times New Roman" w:hAnsi="Times New Roman"/>
-          <w:sz w:val="26"/>
-          <w:szCs w:val="26"/>
-        </w:rPr>
-        <w:t xml:space="preserve">☐ </w:t>
-      </w:r>
-      <w:r>
-        <w:rPr>
-          <w:rFonts w:ascii="Times New Roman" w:cs="Times New Roman" w:eastAsia="Times New Roman" w:hAnsi="Times New Roman"/>
-          <w:b/>
-          <w:bCs/>
-          <w:sz w:val="26"/>
-          <w:szCs w:val="26"/>
-        </w:rPr>
-        <w:t xml:space="preserve">Phương án A:</w:t>
-      </w:r>
-      <w:r>
-        <w:rPr>
-          <w:rFonts w:ascii="Times New Roman" w:cs="Times New Roman" w:eastAsia="Times New Roman" w:hAnsi="Times New Roman"/>
-          <w:sz w:val="26"/>
-          <w:szCs w:val="26"/>
-        </w:rPr>
-        <w:t xml:space="preserve"> Bên A chịu chi phí tiền điện, nước thi công.</w:t>
+        <w:t xml:space="preserve">{/pa_3_a}</w:t>
       </w:r>
     </w:p>
     <w:p>
@@ -1912,12 +1674,26 @@
         <w:jc w:val="both"/>
       </w:pPr>
       <w:r>
-        <w:rPr>
-          <w:rFonts w:ascii="Times New Roman" w:cs="Times New Roman" w:eastAsia="Times New Roman" w:hAnsi="Times New Roman"/>
-          <w:sz w:val="26"/>
-          <w:szCs w:val="26"/>
-        </w:rPr>
-        <w:t xml:space="preserve">☐ </w:t>
+        <w:t xml:space="preserve">{#pa_3_b}</w:t>
+      </w:r>
+    </w:p>
+    <w:p>
+      <w:pPr>
+        <w:pBdr>
+          <w:left w:val="single" w:color="4F81BD" w:sz="18" w:space="6"/>
+        </w:pBdr>
+        <w:shd w:fill="EAF1FB" w:color="auto" w:val="clear"/>
+        <w:spacing w:after="40" w:before="20" w:line="288"/>
+        <w:ind w:left="360"/>
+        <w:jc w:val="both"/>
+      </w:pPr>
+      <w:r>
+        <w:rPr>
+          <w:rFonts w:ascii="Times New Roman" w:cs="Times New Roman" w:eastAsia="Times New Roman" w:hAnsi="Times New Roman"/>
+          <w:sz w:val="26"/>
+          <w:szCs w:val="26"/>
+        </w:rPr>
+        <w:t xml:space="preserve">{pa_3_b_o} </w:t>
       </w:r>
       <w:r>
         <w:rPr>
@@ -1935,11 +1711,487 @@
           <w:sz w:val="26"/>
           <w:szCs w:val="26"/>
         </w:rPr>
+        <w:t xml:space="preserve"> Bên B nộp bảo lãnh bảo hành của ngân hàng giá trị 5%; Bên A thanh toán 100% khi bàn giao (áp dụng khi Bên A là doanh nghiệp).</w:t>
+      </w:r>
+    </w:p>
+    <w:p>
+      <w:pPr>
+        <w:pBdr>
+          <w:left w:val="single" w:color="4F81BD" w:sz="18" w:space="6"/>
+        </w:pBdr>
+        <w:shd w:fill="EAF1FB" w:color="auto" w:val="clear"/>
+        <w:spacing w:after="40" w:before="20" w:line="288"/>
+        <w:ind w:left="360"/>
+        <w:jc w:val="both"/>
+      </w:pPr>
+      <w:r>
+        <w:t xml:space="preserve">{/pa_3_b}</w:t>
+      </w:r>
+    </w:p>
+    <w:p>
+      <w:pPr>
+        <w:pStyle w:val="Heading2"/>
+        <w:keepNext/>
+        <w:spacing w:after="80" w:before="200" w:line="288"/>
+        <w:jc w:val="both"/>
+      </w:pPr>
+      <w:r>
+        <w:rPr>
+          <w:rFonts w:ascii="Times New Roman" w:cs="Times New Roman" w:eastAsia="Times New Roman" w:hAnsi="Times New Roman"/>
+          <w:b/>
+          <w:bCs/>
+          <w:sz w:val="26"/>
+          <w:szCs w:val="26"/>
+        </w:rPr>
+        <w:t xml:space="preserve">Điều 6. Tiến độ thi công</w:t>
+      </w:r>
+    </w:p>
+    <w:p>
+      <w:pPr>
+        <w:spacing w:after="80" w:before="40" w:line="288"/>
+        <w:jc w:val="both"/>
+      </w:pPr>
+      <w:r>
+        <w:rPr>
+          <w:rFonts w:ascii="Times New Roman" w:cs="Times New Roman" w:eastAsia="Times New Roman" w:hAnsi="Times New Roman"/>
+          <w:sz w:val="26"/>
+          <w:szCs w:val="26"/>
+        </w:rPr>
+        <w:t xml:space="preserve">6.1. Thời gian thiết kế: {o_25} ngày kể từ ngày nhận tạm ứng, không kể thời gian Bên A góp ý.</w:t>
+      </w:r>
+    </w:p>
+    <w:p>
+      <w:pPr>
+        <w:spacing w:after="80" w:before="40" w:line="288"/>
+        <w:jc w:val="both"/>
+      </w:pPr>
+      <w:r>
+        <w:rPr>
+          <w:rFonts w:ascii="Times New Roman" w:cs="Times New Roman" w:eastAsia="Times New Roman" w:hAnsi="Times New Roman"/>
+          <w:sz w:val="26"/>
+          <w:szCs w:val="26"/>
+        </w:rPr>
+        <w:t xml:space="preserve">6.2. Thời gian thi công: {o_26} ngày kể từ ngày khởi công, theo tiến độ tại Phụ lục 03. Ngày khởi công dự kiến: {o_27} /20{o_28}, do hai bên thống nhất theo ngày đẹp của Bên A (nếu có).</w:t>
+      </w:r>
+    </w:p>
+    <w:p>
+      <w:pPr>
+        <w:spacing w:after="80" w:before="40" w:line="288"/>
+        <w:jc w:val="both"/>
+      </w:pPr>
+      <w:r>
+        <w:rPr>
+          <w:rFonts w:ascii="Times New Roman" w:cs="Times New Roman" w:eastAsia="Times New Roman" w:hAnsi="Times New Roman"/>
+          <w:sz w:val="26"/>
+          <w:szCs w:val="26"/>
+        </w:rPr>
+        <w:t xml:space="preserve">6.3. Tiến độ được gia hạn khi: Bên A chậm thanh toán, chậm chọn vật tư, chậm bàn giao mặt bằng; thay đổi thiết kế, phát sinh; thời tiết mưa bão kéo dài không thể thi công; tranh chấp với hàng xóm hoặc cơ quan nhà nước yêu cầu dừng không do lỗi của Bên B; nghỉ Tết Nguyên đán {o_29} ngày; sự kiện bất khả kháng.</w:t>
+      </w:r>
+    </w:p>
+    <w:p>
+      <w:pPr>
+        <w:pStyle w:val="Heading2"/>
+        <w:keepNext/>
+        <w:spacing w:after="80" w:before="200" w:line="288"/>
+        <w:jc w:val="both"/>
+      </w:pPr>
+      <w:r>
+        <w:rPr>
+          <w:rFonts w:ascii="Times New Roman" w:cs="Times New Roman" w:eastAsia="Times New Roman" w:hAnsi="Times New Roman"/>
+          <w:b/>
+          <w:bCs/>
+          <w:sz w:val="26"/>
+          <w:szCs w:val="26"/>
+        </w:rPr>
+        <w:t xml:space="preserve">Điều 7. Chất lượng, giám sát và nghiệm thu</w:t>
+      </w:r>
+    </w:p>
+    <w:p>
+      <w:pPr>
+        <w:spacing w:after="80" w:before="40" w:line="288"/>
+        <w:jc w:val="both"/>
+      </w:pPr>
+      <w:r>
+        <w:rPr>
+          <w:rFonts w:ascii="Times New Roman" w:cs="Times New Roman" w:eastAsia="Times New Roman" w:hAnsi="Times New Roman"/>
+          <w:sz w:val="26"/>
+          <w:szCs w:val="26"/>
+        </w:rPr>
+        <w:t xml:space="preserve">7.1. Bên B thi công đúng thiết kế ký chốt, tiêu chuẩn kỹ thuật và chủng loại vật tư tại Phụ lục 01; bố trí kỹ sư giám sát công trình: Ông/Bà {o_30} – ĐT: {o_31}</w:t>
+      </w:r>
+    </w:p>
+    <w:p>
+      <w:pPr>
+        <w:spacing w:after="80" w:before="40" w:line="288"/>
+        <w:jc w:val="both"/>
+      </w:pPr>
+      <w:r>
+        <w:rPr>
+          <w:rFonts w:ascii="Times New Roman" w:cs="Times New Roman" w:eastAsia="Times New Roman" w:hAnsi="Times New Roman"/>
+          <w:sz w:val="26"/>
+          <w:szCs w:val="26"/>
+        </w:rPr>
+        <w:t xml:space="preserve">7.2. Bên A hoặc người được Bên A ủy quyền bằng văn bản có quyền kiểm tra công trình bất cứ lúc nào, nhưng không trực tiếp chỉ đạo thợ của Bên B; ý kiến được ghi vào sổ nhật ký hoặc gửi bằng văn bản/tin nhắn tới giám sát của Bên B.</w:t>
+      </w:r>
+    </w:p>
+    <w:p>
+      <w:pPr>
+        <w:spacing w:after="80" w:before="40" w:line="288"/>
+        <w:jc w:val="both"/>
+      </w:pPr>
+      <w:r>
+        <w:rPr>
+          <w:rFonts w:ascii="Times New Roman" w:cs="Times New Roman" w:eastAsia="Times New Roman" w:hAnsi="Times New Roman"/>
+          <w:sz w:val="26"/>
+          <w:szCs w:val="26"/>
+        </w:rPr>
+        <w:t xml:space="preserve">7.3. Các công việc khuất (cốt thép móng, cột, dầm, sàn; đường ống âm; chống thấm) phải được Bên A nghiệm thu hoặc chứng kiến trước khi đổ bê tông/che lấp; Bên B gửi ảnh, video nghiệm thu qua nhóm trao đổi chung.</w:t>
+      </w:r>
+    </w:p>
+    <w:p>
+      <w:pPr>
+        <w:spacing w:after="80" w:before="40" w:line="288"/>
+        <w:jc w:val="both"/>
+      </w:pPr>
+      <w:r>
+        <w:rPr>
+          <w:rFonts w:ascii="Times New Roman" w:cs="Times New Roman" w:eastAsia="Times New Roman" w:hAnsi="Times New Roman"/>
+          <w:sz w:val="26"/>
+          <w:szCs w:val="26"/>
+        </w:rPr>
+        <w:t xml:space="preserve">7.4. Bên B chụp ảnh, ghi nhật ký tiến độ hằng ngày và cập nhật cho Bên A ít nhất {o_32} lần/tuần.</w:t>
+      </w:r>
+    </w:p>
+    <w:p>
+      <w:pPr>
+        <w:pStyle w:val="Heading2"/>
+        <w:keepNext/>
+        <w:spacing w:after="80" w:before="200" w:line="288"/>
+        <w:jc w:val="both"/>
+      </w:pPr>
+      <w:r>
+        <w:rPr>
+          <w:rFonts w:ascii="Times New Roman" w:cs="Times New Roman" w:eastAsia="Times New Roman" w:hAnsi="Times New Roman"/>
+          <w:b/>
+          <w:bCs/>
+          <w:sz w:val="26"/>
+          <w:szCs w:val="26"/>
+        </w:rPr>
+        <w:t xml:space="preserve">Điều 8. Thay đổi thiết kế và phát sinh</w:t>
+      </w:r>
+    </w:p>
+    <w:p>
+      <w:pPr>
+        <w:spacing w:after="80" w:before="40" w:line="288"/>
+        <w:jc w:val="both"/>
+      </w:pPr>
+      <w:r>
+        <w:rPr>
+          <w:rFonts w:ascii="Times New Roman" w:cs="Times New Roman" w:eastAsia="Times New Roman" w:hAnsi="Times New Roman"/>
+          <w:sz w:val="26"/>
+          <w:szCs w:val="26"/>
+        </w:rPr>
+        <w:t xml:space="preserve">8.1. Bên A yêu cầu thay đổi so với thiết kế đã ký chốt phải lập "Phiếu yêu cầu thay đổi". Bên B báo giá, ảnh hưởng tiến độ trong vòng {o_33}  ngày; hai bên ký phụ lục trước khi thi công.</w:t>
+      </w:r>
+    </w:p>
+    <w:p>
+      <w:pPr>
+        <w:spacing w:after="80" w:before="40" w:line="288"/>
+        <w:jc w:val="both"/>
+      </w:pPr>
+      <w:r>
+        <w:rPr>
+          <w:rFonts w:ascii="Times New Roman" w:cs="Times New Roman" w:eastAsia="Times New Roman" w:hAnsi="Times New Roman"/>
+          <w:sz w:val="26"/>
+          <w:szCs w:val="26"/>
+        </w:rPr>
+        <w:t xml:space="preserve">8.2. Đơn giá phát sinh: áp dụng đơn giá trong hợp đồng; hạng mục chưa có đơn giá thì thỏa thuận theo giá thị trường. Hạng mục đã thi công phải phá dỡ để làm lại theo yêu cầu của Bên A thì Bên A chịu chi phí phá dỡ và làm lại.</w:t>
+      </w:r>
+    </w:p>
+    <w:p>
+      <w:pPr>
+        <w:spacing w:after="80" w:before="40" w:line="288"/>
+        <w:jc w:val="both"/>
+      </w:pPr>
+      <w:r>
+        <w:rPr>
+          <w:rFonts w:ascii="Times New Roman" w:cs="Times New Roman" w:eastAsia="Times New Roman" w:hAnsi="Times New Roman"/>
+          <w:sz w:val="26"/>
+          <w:szCs w:val="26"/>
+        </w:rPr>
+        <w:t xml:space="preserve">8.3. Phát sinh có giá trị dưới {o_34} đồng/lần có thể được thống nhất bằng tin nhắn kèm báo giá, tổng hợp vào phụ lục khi quyết toán.</w:t>
+      </w:r>
+    </w:p>
+    <w:p>
+      <w:pPr>
+        <w:pStyle w:val="Heading2"/>
+        <w:keepNext/>
+        <w:spacing w:after="80" w:before="200" w:line="288"/>
+        <w:jc w:val="both"/>
+      </w:pPr>
+      <w:r>
+        <w:rPr>
+          <w:rFonts w:ascii="Times New Roman" w:cs="Times New Roman" w:eastAsia="Times New Roman" w:hAnsi="Times New Roman"/>
+          <w:b/>
+          <w:bCs/>
+          <w:sz w:val="26"/>
+          <w:szCs w:val="26"/>
+        </w:rPr>
+        <w:t xml:space="preserve">Điều 9. An toàn, nhà liền kề và quan hệ với hàng xóm</w:t>
+      </w:r>
+    </w:p>
+    <w:p>
+      <w:pPr>
+        <w:spacing w:after="80" w:before="40" w:line="288"/>
+        <w:jc w:val="both"/>
+      </w:pPr>
+      <w:r>
+        <w:rPr>
+          <w:rFonts w:ascii="Times New Roman" w:cs="Times New Roman" w:eastAsia="Times New Roman" w:hAnsi="Times New Roman"/>
+          <w:sz w:val="26"/>
+          <w:szCs w:val="26"/>
+        </w:rPr>
+        <w:t xml:space="preserve">9.1. Trước khi khởi công, Bên B chủ trì cùng Bên A và chủ các nhà liền kề lập </w:t>
+      </w:r>
+      <w:r>
+        <w:rPr>
+          <w:rFonts w:ascii="Times New Roman" w:cs="Times New Roman" w:eastAsia="Times New Roman" w:hAnsi="Times New Roman"/>
+          <w:b/>
+          <w:bCs/>
+          <w:sz w:val="26"/>
+          <w:szCs w:val="26"/>
+        </w:rPr>
+        <w:t xml:space="preserve">biên bản khảo sát hiện trạng nhà lân cận</w:t>
+      </w:r>
+      <w:r>
+        <w:rPr>
+          <w:rFonts w:ascii="Times New Roman" w:cs="Times New Roman" w:eastAsia="Times New Roman" w:hAnsi="Times New Roman"/>
+          <w:sz w:val="26"/>
+          <w:szCs w:val="26"/>
+        </w:rPr>
+        <w:t xml:space="preserve"> (ảnh, video các vết nứt, độ nghiêng hiện có). Chủ nhà lân cận không hợp tác thì lập biên bản có xác nhận của tổ dân phố/thôn hoặc lập vi bằng (chi phí do {o_35} chịu).</w:t>
+      </w:r>
+    </w:p>
+    <w:p>
+      <w:pPr>
+        <w:spacing w:after="80" w:before="40" w:line="288"/>
+        <w:jc w:val="both"/>
+      </w:pPr>
+      <w:r>
+        <w:rPr>
+          <w:rFonts w:ascii="Times New Roman" w:cs="Times New Roman" w:eastAsia="Times New Roman" w:hAnsi="Times New Roman"/>
+          <w:sz w:val="26"/>
+          <w:szCs w:val="26"/>
+        </w:rPr>
+        <w:t xml:space="preserve">9.2. Bên B chịu trách nhiệm biện pháp thi công đảm bảo an toàn: che chắn, chống đỡ, cọc cừ khi cần, hạn chế rung chấn; bồi thường thiệt hại cho nhà lân cận và bên thứ ba do lỗi thi công của Bên B.</w:t>
+      </w:r>
+    </w:p>
+    <w:p>
+      <w:pPr>
+        <w:spacing w:after="80" w:before="40" w:line="288"/>
+        <w:jc w:val="both"/>
+      </w:pPr>
+      <w:r>
+        <w:rPr>
+          <w:rFonts w:ascii="Times New Roman" w:cs="Times New Roman" w:eastAsia="Times New Roman" w:hAnsi="Times New Roman"/>
+          <w:sz w:val="26"/>
+          <w:szCs w:val="26"/>
+        </w:rPr>
+        <w:t xml:space="preserve">9.3. Hư hại nhà lân cận do yếu tố không do lỗi thi công (nhà lân cận xuống cấp sẵn, móng nông, nền yếu chưa được phát hiện khi khảo sát) do các bên cùng thương lượng; nếu cần bổ sung biện pháp gia cố, chi phí do Bên A chịu theo phụ lục.</w:t>
+      </w:r>
+    </w:p>
+    <w:p>
+      <w:pPr>
+        <w:spacing w:after="80" w:before="40" w:line="288"/>
+        <w:jc w:val="both"/>
+      </w:pPr>
+      <w:r>
+        <w:rPr>
+          <w:rFonts w:ascii="Times New Roman" w:cs="Times New Roman" w:eastAsia="Times New Roman" w:hAnsi="Times New Roman"/>
+          <w:sz w:val="26"/>
+          <w:szCs w:val="26"/>
+        </w:rPr>
+        <w:t xml:space="preserve">9.4. Bên A chịu trách nhiệm giải quyết các vấn đề về ranh giới đất, quyền sử dụng đất và các thủ tục với chính quyền địa phương.</w:t>
+      </w:r>
+    </w:p>
+    <w:p>
+      <w:pPr>
+        <w:spacing w:after="80" w:before="40" w:line="288"/>
+        <w:jc w:val="both"/>
+      </w:pPr>
+      <w:r>
+        <w:rPr>
+          <w:rFonts w:ascii="Times New Roman" w:cs="Times New Roman" w:eastAsia="Times New Roman" w:hAnsi="Times New Roman"/>
+          <w:sz w:val="26"/>
+          <w:szCs w:val="26"/>
+        </w:rPr>
+        <w:t xml:space="preserve">9.5. Bên B chịu trách nhiệm toàn bộ về an toàn lao động của thợ trên công trường; mua bảo hiểm tai nạn cho người lao động.</w:t>
+      </w:r>
+    </w:p>
+    <w:p>
+      <w:pPr>
+        <w:pStyle w:val="Heading2"/>
+        <w:keepNext/>
+        <w:spacing w:after="80" w:before="200" w:line="288"/>
+        <w:jc w:val="both"/>
+      </w:pPr>
+      <w:r>
+        <w:rPr>
+          <w:rFonts w:ascii="Times New Roman" w:cs="Times New Roman" w:eastAsia="Times New Roman" w:hAnsi="Times New Roman"/>
+          <w:b/>
+          <w:bCs/>
+          <w:sz w:val="26"/>
+          <w:szCs w:val="26"/>
+        </w:rPr>
+        <w:t xml:space="preserve">Điều 10. Điện, nước, mặt bằng thi công</w:t>
+      </w:r>
+    </w:p>
+    <w:p>
+      <w:pPr>
+        <w:spacing w:after="80" w:before="40" w:line="288"/>
+        <w:jc w:val="both"/>
+      </w:pPr>
+      <w:r>
+        <w:rPr>
+          <w:rFonts w:ascii="Times New Roman" w:cs="Times New Roman" w:eastAsia="Times New Roman" w:hAnsi="Times New Roman"/>
+          <w:sz w:val="26"/>
+          <w:szCs w:val="26"/>
+        </w:rPr>
+        <w:t xml:space="preserve">10.1. Bên A cung cấp điểm đấu nối điện, nước thi công tại công trình.</w:t>
+      </w:r>
+    </w:p>
+    <w:p>
+      <w:pPr>
+        <w:pBdr>
+          <w:left w:val="single" w:color="4F81BD" w:sz="18" w:space="6"/>
+        </w:pBdr>
+        <w:shd w:fill="EAF1FB" w:color="auto" w:val="clear"/>
+        <w:spacing w:after="40" w:before="20" w:line="288"/>
+        <w:ind w:left="360"/>
+        <w:jc w:val="both"/>
+      </w:pPr>
+      <w:r>
+        <w:t xml:space="preserve">{#pa_4_a}</w:t>
+      </w:r>
+    </w:p>
+    <w:p>
+      <w:pPr>
+        <w:pBdr>
+          <w:left w:val="single" w:color="4F81BD" w:sz="18" w:space="6"/>
+        </w:pBdr>
+        <w:shd w:fill="EAF1FB" w:color="auto" w:val="clear"/>
+        <w:spacing w:after="40" w:before="20" w:line="288"/>
+        <w:ind w:left="360"/>
+        <w:jc w:val="both"/>
+      </w:pPr>
+      <w:r>
+        <w:rPr>
+          <w:rFonts w:ascii="Times New Roman" w:cs="Times New Roman" w:eastAsia="Times New Roman" w:hAnsi="Times New Roman"/>
+          <w:sz w:val="26"/>
+          <w:szCs w:val="26"/>
+        </w:rPr>
+        <w:t xml:space="preserve">{pa_4_a_o} </w:t>
+      </w:r>
+      <w:r>
+        <w:rPr>
+          <w:rFonts w:ascii="Times New Roman" w:cs="Times New Roman" w:eastAsia="Times New Roman" w:hAnsi="Times New Roman"/>
+          <w:b/>
+          <w:bCs/>
+          <w:sz w:val="26"/>
+          <w:szCs w:val="26"/>
+        </w:rPr>
+        <w:t xml:space="preserve">Phương án A:</w:t>
+      </w:r>
+      <w:r>
+        <w:rPr>
+          <w:rFonts w:ascii="Times New Roman" w:cs="Times New Roman" w:eastAsia="Times New Roman" w:hAnsi="Times New Roman"/>
+          <w:sz w:val="26"/>
+          <w:szCs w:val="26"/>
+        </w:rPr>
+        <w:t xml:space="preserve"> Bên A chịu chi phí tiền điện, nước thi công.</w:t>
+      </w:r>
+    </w:p>
+    <w:p>
+      <w:pPr>
+        <w:pBdr>
+          <w:left w:val="single" w:color="4F81BD" w:sz="18" w:space="6"/>
+        </w:pBdr>
+        <w:shd w:fill="EAF1FB" w:color="auto" w:val="clear"/>
+        <w:spacing w:after="40" w:before="20" w:line="288"/>
+        <w:ind w:left="360"/>
+        <w:jc w:val="both"/>
+      </w:pPr>
+      <w:r>
+        <w:t xml:space="preserve">{/pa_4_a}</w:t>
+      </w:r>
+    </w:p>
+    <w:p>
+      <w:pPr>
+        <w:pBdr>
+          <w:left w:val="single" w:color="4F81BD" w:sz="18" w:space="6"/>
+        </w:pBdr>
+        <w:shd w:fill="EAF1FB" w:color="auto" w:val="clear"/>
+        <w:spacing w:after="40" w:before="20" w:line="288"/>
+        <w:ind w:left="360"/>
+        <w:jc w:val="both"/>
+      </w:pPr>
+      <w:r>
+        <w:t xml:space="preserve">{#pa_4_b}</w:t>
+      </w:r>
+    </w:p>
+    <w:p>
+      <w:pPr>
+        <w:pBdr>
+          <w:left w:val="single" w:color="4F81BD" w:sz="18" w:space="6"/>
+        </w:pBdr>
+        <w:shd w:fill="EAF1FB" w:color="auto" w:val="clear"/>
+        <w:spacing w:after="40" w:before="20" w:line="288"/>
+        <w:ind w:left="360"/>
+        <w:jc w:val="both"/>
+      </w:pPr>
+      <w:r>
+        <w:rPr>
+          <w:rFonts w:ascii="Times New Roman" w:cs="Times New Roman" w:eastAsia="Times New Roman" w:hAnsi="Times New Roman"/>
+          <w:sz w:val="26"/>
+          <w:szCs w:val="26"/>
+        </w:rPr>
+        <w:t xml:space="preserve">{pa_4_b_o} </w:t>
+      </w:r>
+      <w:r>
+        <w:rPr>
+          <w:rFonts w:ascii="Times New Roman" w:cs="Times New Roman" w:eastAsia="Times New Roman" w:hAnsi="Times New Roman"/>
+          <w:b/>
+          <w:bCs/>
+          <w:sz w:val="26"/>
+          <w:szCs w:val="26"/>
+        </w:rPr>
+        <w:t xml:space="preserve">Phương án B:</w:t>
+      </w:r>
+      <w:r>
+        <w:rPr>
+          <w:rFonts w:ascii="Times New Roman" w:cs="Times New Roman" w:eastAsia="Times New Roman" w:hAnsi="Times New Roman"/>
+          <w:sz w:val="26"/>
+          <w:szCs w:val="26"/>
+        </w:rPr>
         <w:t xml:space="preserve"> Bên B chịu chi phí tiền điện, nước thi công (đã bao gồm trong giá).</w:t>
       </w:r>
     </w:p>
     <w:p>
       <w:pPr>
+        <w:pBdr>
+          <w:left w:val="single" w:color="4F81BD" w:sz="18" w:space="6"/>
+        </w:pBdr>
+        <w:shd w:fill="EAF1FB" w:color="auto" w:val="clear"/>
+        <w:spacing w:after="40" w:before="20" w:line="288"/>
+        <w:ind w:left="360"/>
+        <w:jc w:val="both"/>
+      </w:pPr>
+      <w:r>
+        <w:t xml:space="preserve">{/pa_4_b}</w:t>
+      </w:r>
+    </w:p>
+    <w:p>
+      <w:pPr>
         <w:spacing w:after="80" w:before="40" w:line="288"/>
         <w:jc w:val="both"/>
       </w:pPr>
@@ -1949,7 +2201,7 @@
           <w:sz w:val="26"/>
           <w:szCs w:val="26"/>
         </w:rPr>
-        <w:t xml:space="preserve">10.2. Bên A bàn giao mặt bằng sạch (đã phá dỡ nhà cũ, di dời đồ đạc) trước ngày khởi công. Nếu Bên B phá dỡ nhà cũ: chi phí ……… đồng, phế liệu thu hồi thuộc về ………</w:t>
+        <w:t xml:space="preserve">10.2. Bên A bàn giao mặt bằng sạch (đã phá dỡ nhà cũ, di dời đồ đạc) trước ngày khởi công. Nếu Bên B phá dỡ nhà cũ: chi phí {o_36} đồng, phế liệu thu hồi thuộc về {o_37}</w:t>
       </w:r>
     </w:p>
     <w:p>
@@ -2290,7 +2542,7 @@
                 <w:sz w:val="24"/>
                 <w:szCs w:val="24"/>
               </w:rPr>
-              <w:t xml:space="preserve">…… năm (mặc định: 05)</w:t>
+              <w:t xml:space="preserve">{o_38} năm (mặc định: 05)</w:t>
             </w:r>
           </w:p>
         </w:tc>
@@ -2391,7 +2643,7 @@
                 <w:sz w:val="24"/>
                 <w:szCs w:val="24"/>
               </w:rPr>
-              <w:t xml:space="preserve">…… tháng (mặc định: 12)</w:t>
+              <w:t xml:space="preserve">{o_39} tháng (mặc định: 12)</w:t>
             </w:r>
           </w:p>
         </w:tc>
@@ -2492,7 +2744,7 @@
                 <w:sz w:val="24"/>
                 <w:szCs w:val="24"/>
               </w:rPr>
-              <w:t xml:space="preserve">…… tháng (mặc định: 24)</w:t>
+              <w:t xml:space="preserve">{o_40} tháng (mặc định: 24)</w:t>
             </w:r>
           </w:p>
         </w:tc>
@@ -2561,7 +2813,7 @@
                 <w:sz w:val="24"/>
                 <w:szCs w:val="24"/>
               </w:rPr>
-              <w:t xml:space="preserve">Thiết bị (vệ sinh, điện, bơm …)</w:t>
+              <w:t xml:space="preserve">Thiết bị (vệ sinh, điện, bơm {o_41})</w:t>
             </w:r>
           </w:p>
         </w:tc>
@@ -2670,30 +2922,7 @@
         <w:jc w:val="both"/>
       </w:pPr>
       <w:r>
-        <w:rPr>
-          <w:rFonts w:ascii="Times New Roman" w:cs="Times New Roman" w:eastAsia="Times New Roman" w:hAnsi="Times New Roman"/>
-          <w:sz w:val="26"/>
-          <w:szCs w:val="26"/>
-        </w:rPr>
-        <w:t xml:space="preserve">☐ </w:t>
-      </w:r>
-      <w:r>
-        <w:rPr>
-          <w:rFonts w:ascii="Times New Roman" w:cs="Times New Roman" w:eastAsia="Times New Roman" w:hAnsi="Times New Roman"/>
-          <w:b/>
-          <w:bCs/>
-          <w:sz w:val="26"/>
-          <w:szCs w:val="26"/>
-        </w:rPr>
-        <w:t xml:space="preserve">Phương án A:</w:t>
-      </w:r>
-      <w:r>
-        <w:rPr>
-          <w:rFonts w:ascii="Times New Roman" w:cs="Times New Roman" w:eastAsia="Times New Roman" w:hAnsi="Times New Roman"/>
-          <w:sz w:val="26"/>
-          <w:szCs w:val="26"/>
-        </w:rPr>
-        <w:t xml:space="preserve"> 05 năm.</w:t>
+        <w:t xml:space="preserve">{#pa_5_a}</w:t>
       </w:r>
     </w:p>
     <w:p>
@@ -2712,7 +2941,7 @@
           <w:sz w:val="26"/>
           <w:szCs w:val="26"/>
         </w:rPr>
-        <w:t xml:space="preserve">☐ </w:t>
+        <w:t xml:space="preserve">{pa_5_a_o} </w:t>
       </w:r>
       <w:r>
         <w:rPr>
@@ -2722,237 +2951,15 @@
           <w:sz w:val="26"/>
           <w:szCs w:val="26"/>
         </w:rPr>
-        <w:t xml:space="preserve">Phương án B:</w:t>
-      </w:r>
-      <w:r>
-        <w:rPr>
-          <w:rFonts w:ascii="Times New Roman" w:cs="Times New Roman" w:eastAsia="Times New Roman" w:hAnsi="Times New Roman"/>
-          <w:sz w:val="26"/>
-          <w:szCs w:val="26"/>
-        </w:rPr>
-        <w:t xml:space="preserve"> 10 năm (áp dụng gói khá/cao cấp hoặc theo thỏa thuận).</w:t>
-      </w:r>
-    </w:p>
-    <w:p>
-      <w:pPr>
-        <w:spacing w:after="80" w:before="40" w:line="288"/>
-        <w:jc w:val="both"/>
-      </w:pPr>
-      <w:r>
-        <w:rPr>
-          <w:rFonts w:ascii="Times New Roman" w:cs="Times New Roman" w:eastAsia="Times New Roman" w:hAnsi="Times New Roman"/>
-          <w:sz w:val="26"/>
-          <w:szCs w:val="26"/>
-        </w:rPr>
-        <w:t xml:space="preserve">11.3. Bên B có mặt kiểm tra trong vòng …… (mặc định: 48) giờ kể từ khi nhận thông báo, khắc phục trong thời gian hợp lý. Không bảo hành đối với hư hỏng do sử dụng sai, tự ý sửa chữa cải tạo, hao mòn tự nhiên, thiên tai hoặc do vật tư Bên A tự cung cấp.</w:t>
-      </w:r>
-    </w:p>
-    <w:p>
-      <w:pPr>
-        <w:pStyle w:val="Heading2"/>
-        <w:keepNext/>
-        <w:spacing w:after="80" w:before="200" w:line="288"/>
-        <w:jc w:val="both"/>
-      </w:pPr>
-      <w:r>
-        <w:rPr>
-          <w:rFonts w:ascii="Times New Roman" w:cs="Times New Roman" w:eastAsia="Times New Roman" w:hAnsi="Times New Roman"/>
-          <w:b/>
-          <w:bCs/>
-          <w:sz w:val="26"/>
-          <w:szCs w:val="26"/>
-        </w:rPr>
-        <w:t xml:space="preserve">Điều 12. Phạt vi phạm và chấm dứt hợp đồng</w:t>
-      </w:r>
-    </w:p>
-    <w:p>
-      <w:pPr>
-        <w:spacing w:after="80" w:before="40" w:line="288"/>
-        <w:jc w:val="both"/>
-      </w:pPr>
-      <w:r>
-        <w:rPr>
-          <w:rFonts w:ascii="Times New Roman" w:cs="Times New Roman" w:eastAsia="Times New Roman" w:hAnsi="Times New Roman"/>
-          <w:sz w:val="26"/>
-          <w:szCs w:val="26"/>
-        </w:rPr>
-        <w:t xml:space="preserve">12.1. Bên B chậm bàn giao do lỗi của mình bị phạt …… % (mặc định: 0,05%) giá hợp đồng/ngày chậm; tổng mức phạt không quá …… % (mặc định: 12%) giá trị phần hợp đồng bị vi phạm.</w:t>
-      </w:r>
-    </w:p>
-    <w:p>
-      <w:pPr>
-        <w:spacing w:after="80" w:before="40" w:line="288"/>
-        <w:jc w:val="both"/>
-      </w:pPr>
-      <w:r>
-        <w:rPr>
-          <w:rFonts w:ascii="Times New Roman" w:cs="Times New Roman" w:eastAsia="Times New Roman" w:hAnsi="Times New Roman"/>
-          <w:sz w:val="26"/>
-          <w:szCs w:val="26"/>
-        </w:rPr>
-        <w:t xml:space="preserve">12.2. Bên A chậm thanh toán: chịu lãi chậm trả theo khoản 5.2.</w:t>
-      </w:r>
-    </w:p>
-    <w:p>
-      <w:pPr>
-        <w:spacing w:after="80" w:before="40" w:line="288"/>
-        <w:jc w:val="both"/>
-      </w:pPr>
-      <w:r>
-        <w:rPr>
-          <w:rFonts w:ascii="Times New Roman" w:cs="Times New Roman" w:eastAsia="Times New Roman" w:hAnsi="Times New Roman"/>
-          <w:sz w:val="26"/>
-          <w:szCs w:val="26"/>
-        </w:rPr>
-        <w:t xml:space="preserve">12.3. Bên A đơn phương chấm dứt hợp đồng không do lỗi của Bên B: thanh toán giá trị khối lượng đã thực hiện, vật tư đã đặt hàng/đưa về công trình, chi phí thiết kế và bồi thường …… % giá trị phần hợp đồng còn lại.</w:t>
-      </w:r>
-    </w:p>
-    <w:p>
-      <w:pPr>
-        <w:spacing w:after="80" w:before="40" w:line="288"/>
-        <w:jc w:val="both"/>
-      </w:pPr>
-      <w:r>
-        <w:rPr>
-          <w:rFonts w:ascii="Times New Roman" w:cs="Times New Roman" w:eastAsia="Times New Roman" w:hAnsi="Times New Roman"/>
-          <w:sz w:val="26"/>
-          <w:szCs w:val="26"/>
-        </w:rPr>
-        <w:t xml:space="preserve">12.4. Bên B đơn phương chấm dứt hợp đồng không do lỗi của Bên A hoặc bỏ dở công trình quá …… ngày: hoàn trả phần tiền đã nhận vượt giá trị khối lượng đã thực hiện và bồi thường …… % giá trị phần hợp đồng còn lại.</w:t>
-      </w:r>
-    </w:p>
-    <w:p>
-      <w:pPr>
-        <w:pStyle w:val="Heading2"/>
-        <w:keepNext/>
-        <w:spacing w:after="80" w:before="200" w:line="288"/>
-        <w:jc w:val="both"/>
-      </w:pPr>
-      <w:r>
-        <w:rPr>
-          <w:rFonts w:ascii="Times New Roman" w:cs="Times New Roman" w:eastAsia="Times New Roman" w:hAnsi="Times New Roman"/>
-          <w:b/>
-          <w:bCs/>
-          <w:sz w:val="26"/>
-          <w:szCs w:val="26"/>
-        </w:rPr>
-        <w:t xml:space="preserve">Điều 13. Sự kiện bất khả kháng và hoàn cảnh thay đổi cơ bản</w:t>
-      </w:r>
-    </w:p>
-    <w:p>
-      <w:pPr>
-        <w:spacing w:after="80" w:before="40" w:line="288"/>
-        <w:jc w:val="both"/>
-      </w:pPr>
-      <w:r>
-        <w:rPr>
-          <w:rFonts w:ascii="Times New Roman" w:cs="Times New Roman" w:eastAsia="Times New Roman" w:hAnsi="Times New Roman"/>
-          <w:sz w:val="26"/>
-          <w:szCs w:val="26"/>
-        </w:rPr>
-        <w:t xml:space="preserve">13.1. Sự kiện bất khả kháng là sự kiện xảy ra khách quan, không thể lường trước và không thể khắc phục được mặc dù đã áp dụng mọi biện pháp cần thiết trong khả năng cho phép, gồm: thiên tai, hỏa hoạn không do lỗi của các bên, dịch bệnh được cơ quan có thẩm quyền công bố, chiến tranh, bạo loạn, quyết định của cơ quan nhà nước có thẩm quyền làm ngưng trệ việc thực hiện hợp đồng và các trường hợp khác theo quy định của pháp luật.</w:t>
-      </w:r>
-    </w:p>
-    <w:p>
-      <w:pPr>
-        <w:spacing w:after="80" w:before="40" w:line="288"/>
-        <w:jc w:val="both"/>
-      </w:pPr>
-      <w:r>
-        <w:rPr>
-          <w:rFonts w:ascii="Times New Roman" w:cs="Times New Roman" w:eastAsia="Times New Roman" w:hAnsi="Times New Roman"/>
-          <w:sz w:val="26"/>
-          <w:szCs w:val="26"/>
-        </w:rPr>
-        <w:t xml:space="preserve">13.2. Bên gặp sự kiện bất khả kháng phải thông báo bằng văn bản cho bên kia trong vòng 03 (ba) ngày làm việc kể từ khi sự kiện xảy ra, kèm bằng chứng hợp lý, và áp dụng mọi biện pháp để hạn chế thiệt hại.</w:t>
-      </w:r>
-    </w:p>
-    <w:p>
-      <w:pPr>
-        <w:spacing w:after="80" w:before="40" w:line="288"/>
-        <w:jc w:val="both"/>
-      </w:pPr>
-      <w:r>
-        <w:rPr>
-          <w:rFonts w:ascii="Times New Roman" w:cs="Times New Roman" w:eastAsia="Times New Roman" w:hAnsi="Times New Roman"/>
-          <w:sz w:val="26"/>
-          <w:szCs w:val="26"/>
-        </w:rPr>
-        <w:t xml:space="preserve">13.3. Thời gian bị ảnh hưởng bởi sự kiện bất khả kháng không tính vào thời hạn thực hiện hợp đồng. Không bên nào bị phạt hoặc phải bồi thường do không thực hiện nghĩa vụ vì sự kiện bất khả kháng.</w:t>
-      </w:r>
-    </w:p>
-    <w:p>
-      <w:pPr>
-        <w:spacing w:after="80" w:before="40" w:line="288"/>
-        <w:jc w:val="both"/>
-      </w:pPr>
-      <w:r>
-        <w:rPr>
-          <w:rFonts w:ascii="Times New Roman" w:cs="Times New Roman" w:eastAsia="Times New Roman" w:hAnsi="Times New Roman"/>
-          <w:sz w:val="26"/>
-          <w:szCs w:val="26"/>
-        </w:rPr>
-        <w:t xml:space="preserve">13.4. Nếu sự kiện bất khả kháng kéo dài quá …… (mặc định: 60) ngày liên tục, mỗi bên có quyền chấm dứt hợp đồng bằng văn bản; các bên thanh toán cho nhau phần công việc, hàng hóa đã thực hiện và được nghiệm thu đến thời điểm chấm dứt.</w:t>
-      </w:r>
-    </w:p>
-    <w:p>
-      <w:pPr>
-        <w:spacing w:after="80" w:before="40" w:line="288"/>
-        <w:jc w:val="both"/>
-      </w:pPr>
-      <w:r>
-        <w:rPr>
-          <w:rFonts w:ascii="Times New Roman" w:cs="Times New Roman" w:eastAsia="Times New Roman" w:hAnsi="Times New Roman"/>
-          <w:sz w:val="26"/>
-          <w:szCs w:val="26"/>
-        </w:rPr>
-        <w:t xml:space="preserve">13.5. Khi hoàn cảnh thay đổi cơ bản theo Điều 420 Bộ luật Dân sự (ví dụ: giá vật liệu chính biến động bất thường vượt quá …… % so với thời điểm ký), bên bị ảnh hưởng có quyền đề nghị đàm phán lại phần giá và tiến độ liên quan trong thời hạn hợp lý.</w:t>
-      </w:r>
-    </w:p>
-    <w:p>
-      <w:pPr>
-        <w:pStyle w:val="Heading2"/>
-        <w:keepNext/>
-        <w:spacing w:after="80" w:before="200" w:line="288"/>
-        <w:jc w:val="both"/>
-      </w:pPr>
-      <w:r>
-        <w:rPr>
-          <w:rFonts w:ascii="Times New Roman" w:cs="Times New Roman" w:eastAsia="Times New Roman" w:hAnsi="Times New Roman"/>
-          <w:b/>
-          <w:bCs/>
-          <w:sz w:val="26"/>
-          <w:szCs w:val="26"/>
-        </w:rPr>
-        <w:t xml:space="preserve">Điều 14. Giải quyết tranh chấp</w:t>
-      </w:r>
-    </w:p>
-    <w:p>
-      <w:pPr>
-        <w:spacing w:after="80" w:before="40" w:line="288"/>
-        <w:jc w:val="both"/>
-      </w:pPr>
-      <w:r>
-        <w:rPr>
-          <w:rFonts w:ascii="Times New Roman" w:cs="Times New Roman" w:eastAsia="Times New Roman" w:hAnsi="Times New Roman"/>
-          <w:sz w:val="26"/>
-          <w:szCs w:val="26"/>
-        </w:rPr>
-        <w:t xml:space="preserve">14.1. Khi phát sinh tranh chấp, các bên ưu tiên thương lượng, hòa giải trên tinh thần thiện chí. Bên nhận được yêu cầu giải quyết phải trả lời bằng văn bản trong vòng 07 (bảy) ngày làm việc.</w:t>
-      </w:r>
-    </w:p>
-    <w:p>
-      <w:pPr>
-        <w:spacing w:after="80" w:before="40" w:line="288"/>
-        <w:jc w:val="both"/>
-      </w:pPr>
-      <w:r>
-        <w:rPr>
-          <w:rFonts w:ascii="Times New Roman" w:cs="Times New Roman" w:eastAsia="Times New Roman" w:hAnsi="Times New Roman"/>
-          <w:sz w:val="26"/>
-          <w:szCs w:val="26"/>
-        </w:rPr>
-        <w:t xml:space="preserve">14.2. Trường hợp thương lượng không thành trong vòng 30 (ba mươi) ngày kể từ ngày một bên gửi yêu cầu, tranh chấp được giải quyết theo phương án sau:</w:t>
+        <w:t xml:space="preserve">Phương án A:</w:t>
+      </w:r>
+      <w:r>
+        <w:rPr>
+          <w:rFonts w:ascii="Times New Roman" w:cs="Times New Roman" w:eastAsia="Times New Roman" w:hAnsi="Times New Roman"/>
+          <w:sz w:val="26"/>
+          <w:szCs w:val="26"/>
+        </w:rPr>
+        <w:t xml:space="preserve"> 05 năm.</w:t>
       </w:r>
     </w:p>
     <w:p>
@@ -2966,30 +2973,7 @@
         <w:jc w:val="both"/>
       </w:pPr>
       <w:r>
-        <w:rPr>
-          <w:rFonts w:ascii="Times New Roman" w:cs="Times New Roman" w:eastAsia="Times New Roman" w:hAnsi="Times New Roman"/>
-          <w:sz w:val="26"/>
-          <w:szCs w:val="26"/>
-        </w:rPr>
-        <w:t xml:space="preserve">☐ </w:t>
-      </w:r>
-      <w:r>
-        <w:rPr>
-          <w:rFonts w:ascii="Times New Roman" w:cs="Times New Roman" w:eastAsia="Times New Roman" w:hAnsi="Times New Roman"/>
-          <w:b/>
-          <w:bCs/>
-          <w:sz w:val="26"/>
-          <w:szCs w:val="26"/>
-        </w:rPr>
-        <w:t xml:space="preserve">Phương án A:</w:t>
-      </w:r>
-      <w:r>
-        <w:rPr>
-          <w:rFonts w:ascii="Times New Roman" w:cs="Times New Roman" w:eastAsia="Times New Roman" w:hAnsi="Times New Roman"/>
-          <w:sz w:val="26"/>
-          <w:szCs w:val="26"/>
-        </w:rPr>
-        <w:t xml:space="preserve"> Tòa án nhân dân có thẩm quyền theo quy định của pháp luật tố tụng dân sự giải quyết theo quy định của pháp luật Việt Nam.</w:t>
+        <w:t xml:space="preserve">{/pa_5_a}</w:t>
       </w:r>
     </w:p>
     <w:p>
@@ -3003,12 +2987,26 @@
         <w:jc w:val="both"/>
       </w:pPr>
       <w:r>
-        <w:rPr>
-          <w:rFonts w:ascii="Times New Roman" w:cs="Times New Roman" w:eastAsia="Times New Roman" w:hAnsi="Times New Roman"/>
-          <w:sz w:val="26"/>
-          <w:szCs w:val="26"/>
-        </w:rPr>
-        <w:t xml:space="preserve">☐ </w:t>
+        <w:t xml:space="preserve">{#pa_5_b}</w:t>
+      </w:r>
+    </w:p>
+    <w:p>
+      <w:pPr>
+        <w:pBdr>
+          <w:left w:val="single" w:color="4F81BD" w:sz="18" w:space="6"/>
+        </w:pBdr>
+        <w:shd w:fill="EAF1FB" w:color="auto" w:val="clear"/>
+        <w:spacing w:after="40" w:before="20" w:line="288"/>
+        <w:ind w:left="360"/>
+        <w:jc w:val="both"/>
+      </w:pPr>
+      <w:r>
+        <w:rPr>
+          <w:rFonts w:ascii="Times New Roman" w:cs="Times New Roman" w:eastAsia="Times New Roman" w:hAnsi="Times New Roman"/>
+          <w:sz w:val="26"/>
+          <w:szCs w:val="26"/>
+        </w:rPr>
+        <w:t xml:space="preserve">{pa_5_b_o} </w:t>
       </w:r>
       <w:r>
         <w:rPr>
@@ -3026,7 +3024,21 @@
           <w:sz w:val="26"/>
           <w:szCs w:val="26"/>
         </w:rPr>
-        <w:t xml:space="preserve"> Trung tâm Trọng tài Quốc tế Việt Nam (VIAC) giải quyết theo Quy tắc tố tụng trọng tài của Trung tâm này; phán quyết trọng tài là chung thẩm. Số trọng tài viên: 01; địa điểm: Hà Nội; ngôn ngữ: tiếng Việt.</w:t>
+        <w:t xml:space="preserve"> 10 năm (áp dụng gói khá/cao cấp hoặc theo thỏa thuận).</w:t>
+      </w:r>
+    </w:p>
+    <w:p>
+      <w:pPr>
+        <w:pBdr>
+          <w:left w:val="single" w:color="4F81BD" w:sz="18" w:space="6"/>
+        </w:pBdr>
+        <w:shd w:fill="EAF1FB" w:color="auto" w:val="clear"/>
+        <w:spacing w:after="40" w:before="20" w:line="288"/>
+        <w:ind w:left="360"/>
+        <w:jc w:val="both"/>
+      </w:pPr>
+      <w:r>
+        <w:t xml:space="preserve">{/pa_5_b}</w:t>
       </w:r>
     </w:p>
     <w:p>
@@ -3040,7 +3052,7 @@
           <w:sz w:val="26"/>
           <w:szCs w:val="26"/>
         </w:rPr>
-        <w:t xml:space="preserve">14.3. Trong thời gian giải quyết tranh chấp, các bên tiếp tục thực hiện các nghĩa vụ không bị tranh chấp, trừ khi hợp đồng đã chấm dứt.</w:t>
+        <w:t xml:space="preserve">11.3. Bên B có mặt kiểm tra trong vòng {o_42}  giờ kể từ khi nhận thông báo, khắc phục trong thời gian hợp lý. Không bảo hành đối với hư hỏng do sử dụng sai, tự ý sửa chữa cải tạo, hao mòn tự nhiên, thiên tai hoặc do vật tư Bên A tự cung cấp.</w:t>
       </w:r>
     </w:p>
     <w:p>
@@ -3058,7 +3070,7 @@
           <w:sz w:val="26"/>
           <w:szCs w:val="26"/>
         </w:rPr>
-        <w:t xml:space="preserve">Điều 15. Thông báo và đại diện liên lạc</w:t>
+        <w:t xml:space="preserve">Điều 12. Phạt vi phạm và chấm dứt hợp đồng</w:t>
       </w:r>
     </w:p>
     <w:p>
@@ -3072,7 +3084,7 @@
           <w:sz w:val="26"/>
           <w:szCs w:val="26"/>
         </w:rPr>
-        <w:t xml:space="preserve">15.1. Mọi thông báo, yêu cầu, chấp thuận theo hợp đồng phải lập bằng văn bản và gửi trực tiếp, qua bưu điện hoặc thư điện tử tới địa chỉ nêu tại phần thông tin các bên. Thông báo qua thư điện tử có giá trị khi gửi từ/tới địa chỉ đã đăng ký dưới đây.</w:t>
+        <w:t xml:space="preserve">12.1. Bên B chậm bàn giao do lỗi của mình bị phạt {o_43} % giá hợp đồng/ngày chậm; tổng mức phạt không quá {o_44} % giá trị phần hợp đồng bị vi phạm.</w:t>
       </w:r>
     </w:p>
     <w:p>
@@ -3086,7 +3098,7 @@
           <w:sz w:val="26"/>
           <w:szCs w:val="26"/>
         </w:rPr>
-        <w:t xml:space="preserve">15.2. Đại diện liên lạc: Bên A: ………………… – ĐT: ………… – Email: …………; Bên B: ………………… – ĐT: ………… – Email: …………</w:t>
+        <w:t xml:space="preserve">12.2. Bên A chậm thanh toán: chịu lãi chậm trả theo khoản 5.2.</w:t>
       </w:r>
     </w:p>
     <w:p>
@@ -3100,7 +3112,21 @@
           <w:sz w:val="26"/>
           <w:szCs w:val="26"/>
         </w:rPr>
-        <w:t xml:space="preserve">15.3. Tin nhắn qua ứng dụng (Zalo, …) chỉ dùng để trao đổi điều hành, không thay thế văn bản đối với các nội dung về giá, khối lượng phát sinh, tiến độ và chấm dứt hợp đồng.</w:t>
+        <w:t xml:space="preserve">12.3. Bên A đơn phương chấm dứt hợp đồng không do lỗi của Bên B: thanh toán giá trị khối lượng đã thực hiện, vật tư đã đặt hàng/đưa về công trình, chi phí thiết kế và bồi thường {o_45} % giá trị phần hợp đồng còn lại.</w:t>
+      </w:r>
+    </w:p>
+    <w:p>
+      <w:pPr>
+        <w:spacing w:after="80" w:before="40" w:line="288"/>
+        <w:jc w:val="both"/>
+      </w:pPr>
+      <w:r>
+        <w:rPr>
+          <w:rFonts w:ascii="Times New Roman" w:cs="Times New Roman" w:eastAsia="Times New Roman" w:hAnsi="Times New Roman"/>
+          <w:sz w:val="26"/>
+          <w:szCs w:val="26"/>
+        </w:rPr>
+        <w:t xml:space="preserve">12.4. Bên B đơn phương chấm dứt hợp đồng không do lỗi của Bên A hoặc bỏ dở công trình quá {o_46} ngày: hoàn trả phần tiền đã nhận vượt giá trị khối lượng đã thực hiện và bồi thường {o_47} % giá trị phần hợp đồng còn lại.</w:t>
       </w:r>
     </w:p>
     <w:p>
@@ -3118,7 +3144,7 @@
           <w:sz w:val="26"/>
           <w:szCs w:val="26"/>
         </w:rPr>
-        <w:t xml:space="preserve">Điều 16. Bàn giao, quyết toán và thanh lý</w:t>
+        <w:t xml:space="preserve">Điều 13. Sự kiện bất khả kháng và hoàn cảnh thay đổi cơ bản</w:t>
       </w:r>
     </w:p>
     <w:p>
@@ -3132,7 +3158,7 @@
           <w:sz w:val="26"/>
           <w:szCs w:val="26"/>
         </w:rPr>
-        <w:t xml:space="preserve">16.1. Khi hoàn thành, hai bên kiểm tra và ký biên bản bàn giao kèm danh mục lỗi cần khắc phục (nếu có); lỗi nhỏ không ảnh hưởng sử dụng không là lý do để từ chối bàn giao.</w:t>
+        <w:t xml:space="preserve">13.1. Sự kiện bất khả kháng là sự kiện xảy ra khách quan, không thể lường trước và không thể khắc phục được mặc dù đã áp dụng mọi biện pháp cần thiết trong khả năng cho phép, gồm: thiên tai, hỏa hoạn không do lỗi của các bên, dịch bệnh được cơ quan có thẩm quyền công bố, chiến tranh, bạo loạn, quyết định của cơ quan nhà nước có thẩm quyền làm ngưng trệ việc thực hiện hợp đồng và các trường hợp khác theo quy định của pháp luật.</w:t>
       </w:r>
     </w:p>
     <w:p>
@@ -3146,7 +3172,7 @@
           <w:sz w:val="26"/>
           <w:szCs w:val="26"/>
         </w:rPr>
-        <w:t xml:space="preserve">16.2. Bên B bàn giao: chìa khóa, bản vẽ hoàn công điện nước (sơ đồ đường ống, dây), phiếu bảo hành thiết bị, hướng dẫn sử dụng.</w:t>
+        <w:t xml:space="preserve">13.2. Bên gặp sự kiện bất khả kháng phải thông báo bằng văn bản cho bên kia trong vòng 03 (ba) ngày làm việc kể từ khi sự kiện xảy ra, kèm bằng chứng hợp lý, và áp dụng mọi biện pháp để hạn chế thiệt hại.</w:t>
       </w:r>
     </w:p>
     <w:p>
@@ -3160,7 +3186,35 @@
           <w:sz w:val="26"/>
           <w:szCs w:val="26"/>
         </w:rPr>
-        <w:t xml:space="preserve">16.3. Trong vòng …… ngày kể từ ngày bàn giao, hai bên lập bảng quyết toán (giá hợp đồng ± chênh lệch vật tư ± phát sinh) và thanh toán đợt 8. Hợp đồng được thanh lý sau khi Bên A hoàn trả tiền bảo hành.</w:t>
+        <w:t xml:space="preserve">13.3. Thời gian bị ảnh hưởng bởi sự kiện bất khả kháng không tính vào thời hạn thực hiện hợp đồng. Không bên nào bị phạt hoặc phải bồi thường do không thực hiện nghĩa vụ vì sự kiện bất khả kháng.</w:t>
+      </w:r>
+    </w:p>
+    <w:p>
+      <w:pPr>
+        <w:spacing w:after="80" w:before="40" w:line="288"/>
+        <w:jc w:val="both"/>
+      </w:pPr>
+      <w:r>
+        <w:rPr>
+          <w:rFonts w:ascii="Times New Roman" w:cs="Times New Roman" w:eastAsia="Times New Roman" w:hAnsi="Times New Roman"/>
+          <w:sz w:val="26"/>
+          <w:szCs w:val="26"/>
+        </w:rPr>
+        <w:t xml:space="preserve">13.4. Nếu sự kiện bất khả kháng kéo dài quá {o_48}  ngày liên tục, mỗi bên có quyền chấm dứt hợp đồng bằng văn bản; các bên thanh toán cho nhau phần công việc, hàng hóa đã thực hiện và được nghiệm thu đến thời điểm chấm dứt.</w:t>
+      </w:r>
+    </w:p>
+    <w:p>
+      <w:pPr>
+        <w:spacing w:after="80" w:before="40" w:line="288"/>
+        <w:jc w:val="both"/>
+      </w:pPr>
+      <w:r>
+        <w:rPr>
+          <w:rFonts w:ascii="Times New Roman" w:cs="Times New Roman" w:eastAsia="Times New Roman" w:hAnsi="Times New Roman"/>
+          <w:sz w:val="26"/>
+          <w:szCs w:val="26"/>
+        </w:rPr>
+        <w:t xml:space="preserve">13.5. Khi hoàn cảnh thay đổi cơ bản theo Điều 420 Bộ luật Dân sự (ví dụ: giá vật liệu chính biến động bất thường vượt quá {o_49} % so với thời điểm ký), bên bị ảnh hưởng có quyền đề nghị đàm phán lại phần giá và tiến độ liên quan trong thời hạn hợp lý.</w:t>
       </w:r>
     </w:p>
     <w:p>
@@ -3178,6 +3232,316 @@
           <w:sz w:val="26"/>
           <w:szCs w:val="26"/>
         </w:rPr>
+        <w:t xml:space="preserve">Điều 14. Giải quyết tranh chấp</w:t>
+      </w:r>
+    </w:p>
+    <w:p>
+      <w:pPr>
+        <w:spacing w:after="80" w:before="40" w:line="288"/>
+        <w:jc w:val="both"/>
+      </w:pPr>
+      <w:r>
+        <w:rPr>
+          <w:rFonts w:ascii="Times New Roman" w:cs="Times New Roman" w:eastAsia="Times New Roman" w:hAnsi="Times New Roman"/>
+          <w:sz w:val="26"/>
+          <w:szCs w:val="26"/>
+        </w:rPr>
+        <w:t xml:space="preserve">14.1. Khi phát sinh tranh chấp, các bên ưu tiên thương lượng, hòa giải trên tinh thần thiện chí. Bên nhận được yêu cầu giải quyết phải trả lời bằng văn bản trong vòng 07 (bảy) ngày làm việc.</w:t>
+      </w:r>
+    </w:p>
+    <w:p>
+      <w:pPr>
+        <w:spacing w:after="80" w:before="40" w:line="288"/>
+        <w:jc w:val="both"/>
+      </w:pPr>
+      <w:r>
+        <w:rPr>
+          <w:rFonts w:ascii="Times New Roman" w:cs="Times New Roman" w:eastAsia="Times New Roman" w:hAnsi="Times New Roman"/>
+          <w:sz w:val="26"/>
+          <w:szCs w:val="26"/>
+        </w:rPr>
+        <w:t xml:space="preserve">14.2. Trường hợp thương lượng không thành trong vòng 30 (ba mươi) ngày kể từ ngày một bên gửi yêu cầu, tranh chấp được giải quyết theo phương án sau:</w:t>
+      </w:r>
+    </w:p>
+    <w:p>
+      <w:pPr>
+        <w:pBdr>
+          <w:left w:val="single" w:color="4F81BD" w:sz="18" w:space="6"/>
+        </w:pBdr>
+        <w:shd w:fill="EAF1FB" w:color="auto" w:val="clear"/>
+        <w:spacing w:after="40" w:before="20" w:line="288"/>
+        <w:ind w:left="360"/>
+        <w:jc w:val="both"/>
+      </w:pPr>
+      <w:r>
+        <w:t xml:space="preserve">{#pa_6_a}</w:t>
+      </w:r>
+    </w:p>
+    <w:p>
+      <w:pPr>
+        <w:pBdr>
+          <w:left w:val="single" w:color="4F81BD" w:sz="18" w:space="6"/>
+        </w:pBdr>
+        <w:shd w:fill="EAF1FB" w:color="auto" w:val="clear"/>
+        <w:spacing w:after="40" w:before="20" w:line="288"/>
+        <w:ind w:left="360"/>
+        <w:jc w:val="both"/>
+      </w:pPr>
+      <w:r>
+        <w:rPr>
+          <w:rFonts w:ascii="Times New Roman" w:cs="Times New Roman" w:eastAsia="Times New Roman" w:hAnsi="Times New Roman"/>
+          <w:sz w:val="26"/>
+          <w:szCs w:val="26"/>
+        </w:rPr>
+        <w:t xml:space="preserve">{pa_6_a_o} </w:t>
+      </w:r>
+      <w:r>
+        <w:rPr>
+          <w:rFonts w:ascii="Times New Roman" w:cs="Times New Roman" w:eastAsia="Times New Roman" w:hAnsi="Times New Roman"/>
+          <w:b/>
+          <w:bCs/>
+          <w:sz w:val="26"/>
+          <w:szCs w:val="26"/>
+        </w:rPr>
+        <w:t xml:space="preserve">Phương án A:</w:t>
+      </w:r>
+      <w:r>
+        <w:rPr>
+          <w:rFonts w:ascii="Times New Roman" w:cs="Times New Roman" w:eastAsia="Times New Roman" w:hAnsi="Times New Roman"/>
+          <w:sz w:val="26"/>
+          <w:szCs w:val="26"/>
+        </w:rPr>
+        <w:t xml:space="preserve"> Tòa án nhân dân có thẩm quyền theo quy định của pháp luật tố tụng dân sự giải quyết theo quy định của pháp luật Việt Nam.</w:t>
+      </w:r>
+    </w:p>
+    <w:p>
+      <w:pPr>
+        <w:pBdr>
+          <w:left w:val="single" w:color="4F81BD" w:sz="18" w:space="6"/>
+        </w:pBdr>
+        <w:shd w:fill="EAF1FB" w:color="auto" w:val="clear"/>
+        <w:spacing w:after="40" w:before="20" w:line="288"/>
+        <w:ind w:left="360"/>
+        <w:jc w:val="both"/>
+      </w:pPr>
+      <w:r>
+        <w:t xml:space="preserve">{/pa_6_a}</w:t>
+      </w:r>
+    </w:p>
+    <w:p>
+      <w:pPr>
+        <w:pBdr>
+          <w:left w:val="single" w:color="4F81BD" w:sz="18" w:space="6"/>
+        </w:pBdr>
+        <w:shd w:fill="EAF1FB" w:color="auto" w:val="clear"/>
+        <w:spacing w:after="40" w:before="20" w:line="288"/>
+        <w:ind w:left="360"/>
+        <w:jc w:val="both"/>
+      </w:pPr>
+      <w:r>
+        <w:t xml:space="preserve">{#pa_6_b}</w:t>
+      </w:r>
+    </w:p>
+    <w:p>
+      <w:pPr>
+        <w:pBdr>
+          <w:left w:val="single" w:color="4F81BD" w:sz="18" w:space="6"/>
+        </w:pBdr>
+        <w:shd w:fill="EAF1FB" w:color="auto" w:val="clear"/>
+        <w:spacing w:after="40" w:before="20" w:line="288"/>
+        <w:ind w:left="360"/>
+        <w:jc w:val="both"/>
+      </w:pPr>
+      <w:r>
+        <w:rPr>
+          <w:rFonts w:ascii="Times New Roman" w:cs="Times New Roman" w:eastAsia="Times New Roman" w:hAnsi="Times New Roman"/>
+          <w:sz w:val="26"/>
+          <w:szCs w:val="26"/>
+        </w:rPr>
+        <w:t xml:space="preserve">{pa_6_b_o} </w:t>
+      </w:r>
+      <w:r>
+        <w:rPr>
+          <w:rFonts w:ascii="Times New Roman" w:cs="Times New Roman" w:eastAsia="Times New Roman" w:hAnsi="Times New Roman"/>
+          <w:b/>
+          <w:bCs/>
+          <w:sz w:val="26"/>
+          <w:szCs w:val="26"/>
+        </w:rPr>
+        <w:t xml:space="preserve">Phương án B:</w:t>
+      </w:r>
+      <w:r>
+        <w:rPr>
+          <w:rFonts w:ascii="Times New Roman" w:cs="Times New Roman" w:eastAsia="Times New Roman" w:hAnsi="Times New Roman"/>
+          <w:sz w:val="26"/>
+          <w:szCs w:val="26"/>
+        </w:rPr>
+        <w:t xml:space="preserve"> Trung tâm Trọng tài Quốc tế Việt Nam (VIAC) giải quyết theo Quy tắc tố tụng trọng tài của Trung tâm này; phán quyết trọng tài là chung thẩm. Số trọng tài viên: 01; địa điểm: Hà Nội; ngôn ngữ: tiếng Việt.</w:t>
+      </w:r>
+    </w:p>
+    <w:p>
+      <w:pPr>
+        <w:pBdr>
+          <w:left w:val="single" w:color="4F81BD" w:sz="18" w:space="6"/>
+        </w:pBdr>
+        <w:shd w:fill="EAF1FB" w:color="auto" w:val="clear"/>
+        <w:spacing w:after="40" w:before="20" w:line="288"/>
+        <w:ind w:left="360"/>
+        <w:jc w:val="both"/>
+      </w:pPr>
+      <w:r>
+        <w:t xml:space="preserve">{/pa_6_b}</w:t>
+      </w:r>
+    </w:p>
+    <w:p>
+      <w:pPr>
+        <w:spacing w:after="80" w:before="40" w:line="288"/>
+        <w:jc w:val="both"/>
+      </w:pPr>
+      <w:r>
+        <w:rPr>
+          <w:rFonts w:ascii="Times New Roman" w:cs="Times New Roman" w:eastAsia="Times New Roman" w:hAnsi="Times New Roman"/>
+          <w:sz w:val="26"/>
+          <w:szCs w:val="26"/>
+        </w:rPr>
+        <w:t xml:space="preserve">14.3. Trong thời gian giải quyết tranh chấp, các bên tiếp tục thực hiện các nghĩa vụ không bị tranh chấp, trừ khi hợp đồng đã chấm dứt.</w:t>
+      </w:r>
+    </w:p>
+    <w:p>
+      <w:pPr>
+        <w:pStyle w:val="Heading2"/>
+        <w:keepNext/>
+        <w:spacing w:after="80" w:before="200" w:line="288"/>
+        <w:jc w:val="both"/>
+      </w:pPr>
+      <w:r>
+        <w:rPr>
+          <w:rFonts w:ascii="Times New Roman" w:cs="Times New Roman" w:eastAsia="Times New Roman" w:hAnsi="Times New Roman"/>
+          <w:b/>
+          <w:bCs/>
+          <w:sz w:val="26"/>
+          <w:szCs w:val="26"/>
+        </w:rPr>
+        <w:t xml:space="preserve">Điều 15. Thông báo và đại diện liên lạc</w:t>
+      </w:r>
+    </w:p>
+    <w:p>
+      <w:pPr>
+        <w:spacing w:after="80" w:before="40" w:line="288"/>
+        <w:jc w:val="both"/>
+      </w:pPr>
+      <w:r>
+        <w:rPr>
+          <w:rFonts w:ascii="Times New Roman" w:cs="Times New Roman" w:eastAsia="Times New Roman" w:hAnsi="Times New Roman"/>
+          <w:sz w:val="26"/>
+          <w:szCs w:val="26"/>
+        </w:rPr>
+        <w:t xml:space="preserve">15.1. Mọi thông báo, yêu cầu, chấp thuận theo hợp đồng phải lập bằng văn bản và gửi trực tiếp, qua bưu điện hoặc thư điện tử tới địa chỉ nêu tại phần thông tin các bên. Thông báo qua thư điện tử có giá trị khi gửi từ/tới địa chỉ đã đăng ký dưới đây.</w:t>
+      </w:r>
+    </w:p>
+    <w:p>
+      <w:pPr>
+        <w:spacing w:after="80" w:before="40" w:line="288"/>
+        <w:jc w:val="both"/>
+      </w:pPr>
+      <w:r>
+        <w:rPr>
+          <w:rFonts w:ascii="Times New Roman" w:cs="Times New Roman" w:eastAsia="Times New Roman" w:hAnsi="Times New Roman"/>
+          <w:sz w:val="26"/>
+          <w:szCs w:val="26"/>
+        </w:rPr>
+        <w:t xml:space="preserve">15.2. Đại diện liên lạc: Bên A: {o_50} – ĐT: {o_51} – Email: {o_52}; Bên B: {o_53} – ĐT: {o_54} – Email: {o_55}</w:t>
+      </w:r>
+    </w:p>
+    <w:p>
+      <w:pPr>
+        <w:spacing w:after="80" w:before="40" w:line="288"/>
+        <w:jc w:val="both"/>
+      </w:pPr>
+      <w:r>
+        <w:rPr>
+          <w:rFonts w:ascii="Times New Roman" w:cs="Times New Roman" w:eastAsia="Times New Roman" w:hAnsi="Times New Roman"/>
+          <w:sz w:val="26"/>
+          <w:szCs w:val="26"/>
+        </w:rPr>
+        <w:t xml:space="preserve">15.3. Tin nhắn qua ứng dụng (Zalo, {o_56}) chỉ dùng để trao đổi điều hành, không thay thế văn bản đối với các nội dung về giá, khối lượng phát sinh, tiến độ và chấm dứt hợp đồng.</w:t>
+      </w:r>
+    </w:p>
+    <w:p>
+      <w:pPr>
+        <w:pStyle w:val="Heading2"/>
+        <w:keepNext/>
+        <w:spacing w:after="80" w:before="200" w:line="288"/>
+        <w:jc w:val="both"/>
+      </w:pPr>
+      <w:r>
+        <w:rPr>
+          <w:rFonts w:ascii="Times New Roman" w:cs="Times New Roman" w:eastAsia="Times New Roman" w:hAnsi="Times New Roman"/>
+          <w:b/>
+          <w:bCs/>
+          <w:sz w:val="26"/>
+          <w:szCs w:val="26"/>
+        </w:rPr>
+        <w:t xml:space="preserve">Điều 16. Bàn giao, quyết toán và thanh lý</w:t>
+      </w:r>
+    </w:p>
+    <w:p>
+      <w:pPr>
+        <w:spacing w:after="80" w:before="40" w:line="288"/>
+        <w:jc w:val="both"/>
+      </w:pPr>
+      <w:r>
+        <w:rPr>
+          <w:rFonts w:ascii="Times New Roman" w:cs="Times New Roman" w:eastAsia="Times New Roman" w:hAnsi="Times New Roman"/>
+          <w:sz w:val="26"/>
+          <w:szCs w:val="26"/>
+        </w:rPr>
+        <w:t xml:space="preserve">16.1. Khi hoàn thành, hai bên kiểm tra và ký biên bản bàn giao kèm danh mục lỗi cần khắc phục (nếu có); lỗi nhỏ không ảnh hưởng sử dụng không là lý do để từ chối bàn giao.</w:t>
+      </w:r>
+    </w:p>
+    <w:p>
+      <w:pPr>
+        <w:spacing w:after="80" w:before="40" w:line="288"/>
+        <w:jc w:val="both"/>
+      </w:pPr>
+      <w:r>
+        <w:rPr>
+          <w:rFonts w:ascii="Times New Roman" w:cs="Times New Roman" w:eastAsia="Times New Roman" w:hAnsi="Times New Roman"/>
+          <w:sz w:val="26"/>
+          <w:szCs w:val="26"/>
+        </w:rPr>
+        <w:t xml:space="preserve">16.2. Bên B bàn giao: chìa khóa, bản vẽ hoàn công điện nước (sơ đồ đường ống, dây), phiếu bảo hành thiết bị, hướng dẫn sử dụng.</w:t>
+      </w:r>
+    </w:p>
+    <w:p>
+      <w:pPr>
+        <w:spacing w:after="80" w:before="40" w:line="288"/>
+        <w:jc w:val="both"/>
+      </w:pPr>
+      <w:r>
+        <w:rPr>
+          <w:rFonts w:ascii="Times New Roman" w:cs="Times New Roman" w:eastAsia="Times New Roman" w:hAnsi="Times New Roman"/>
+          <w:sz w:val="26"/>
+          <w:szCs w:val="26"/>
+        </w:rPr>
+        <w:t xml:space="preserve">16.3. Trong vòng {o_57} ngày kể từ ngày bàn giao, hai bên lập bảng quyết toán (giá hợp đồng ± chênh lệch vật tư ± phát sinh) và thanh toán đợt 8. Hợp đồng được thanh lý sau khi Bên A hoàn trả tiền bảo hành.</w:t>
+      </w:r>
+    </w:p>
+    <w:p>
+      <w:pPr>
+        <w:pStyle w:val="Heading2"/>
+        <w:keepNext/>
+        <w:spacing w:after="80" w:before="200" w:line="288"/>
+        <w:jc w:val="both"/>
+      </w:pPr>
+      <w:r>
+        <w:rPr>
+          <w:rFonts w:ascii="Times New Roman" w:cs="Times New Roman" w:eastAsia="Times New Roman" w:hAnsi="Times New Roman"/>
+          <w:b/>
+          <w:bCs/>
+          <w:sz w:val="26"/>
+          <w:szCs w:val="26"/>
+        </w:rPr>
         <w:t xml:space="preserve">Điều 17. Hiệu lực và điều khoản thi hành</w:t>
       </w:r>
     </w:p>
@@ -3192,7 +3556,7 @@
           <w:sz w:val="26"/>
           <w:szCs w:val="26"/>
         </w:rPr>
-        <w:t xml:space="preserve">17.1. Hợp đồng có hiệu lực kể từ [ngày ký / ngày bên có quyền nhận được bảo đảm thực hiện hợp đồng/tiền tạm ứng – chọn một].</w:t>
+        <w:t xml:space="preserve">17.1. Hợp đồng có hiệu lực kể từ {c_2}.</w:t>
       </w:r>
     </w:p>
     <w:p>
@@ -3877,7 +4241,7 @@
                 <w:sz w:val="24"/>
                 <w:szCs w:val="24"/>
               </w:rPr>
-              <w:t xml:space="preserve">……… (VD: Hòa Phát/Việt Nhật)</w:t>
+              <w:t xml:space="preserve">{o_58} (VD: Hòa Phát/Việt Nhật)</w:t>
             </w:r>
           </w:p>
         </w:tc>
@@ -3909,7 +4273,7 @@
                 <w:sz w:val="24"/>
                 <w:szCs w:val="24"/>
               </w:rPr>
-              <w:t xml:space="preserve">………</w:t>
+              <w:t xml:space="preserve">{o_59}</w:t>
             </w:r>
           </w:p>
         </w:tc>
@@ -3941,7 +4305,7 @@
                 <w:sz w:val="24"/>
                 <w:szCs w:val="24"/>
               </w:rPr>
-              <w:t xml:space="preserve">………</w:t>
+              <w:t xml:space="preserve">{o_60}</w:t>
             </w:r>
           </w:p>
         </w:tc>
@@ -4042,7 +4406,7 @@
                 <w:sz w:val="24"/>
                 <w:szCs w:val="24"/>
               </w:rPr>
-              <w:t xml:space="preserve">………</w:t>
+              <w:t xml:space="preserve">{o_61}</w:t>
             </w:r>
           </w:p>
         </w:tc>
@@ -4074,7 +4438,7 @@
                 <w:sz w:val="24"/>
                 <w:szCs w:val="24"/>
               </w:rPr>
-              <w:t xml:space="preserve">………</w:t>
+              <w:t xml:space="preserve">{o_62}</w:t>
             </w:r>
           </w:p>
         </w:tc>
@@ -4106,7 +4470,7 @@
                 <w:sz w:val="24"/>
                 <w:szCs w:val="24"/>
               </w:rPr>
-              <w:t xml:space="preserve">………</w:t>
+              <w:t xml:space="preserve">{o_63}</w:t>
             </w:r>
           </w:p>
         </w:tc>
@@ -4207,7 +4571,7 @@
                 <w:sz w:val="24"/>
                 <w:szCs w:val="24"/>
               </w:rPr>
-              <w:t xml:space="preserve">Thương phẩm mác ……</w:t>
+              <w:t xml:space="preserve">Thương phẩm mác {o_64}</w:t>
             </w:r>
           </w:p>
         </w:tc>
@@ -4239,7 +4603,7 @@
                 <w:sz w:val="24"/>
                 <w:szCs w:val="24"/>
               </w:rPr>
-              <w:t xml:space="preserve">Thương phẩm mác ……</w:t>
+              <w:t xml:space="preserve">Thương phẩm mác {o_65}</w:t>
             </w:r>
           </w:p>
         </w:tc>
@@ -4271,7 +4635,7 @@
                 <w:sz w:val="24"/>
                 <w:szCs w:val="24"/>
               </w:rPr>
-              <w:t xml:space="preserve">Thương phẩm mác ……</w:t>
+              <w:t xml:space="preserve">Thương phẩm mác {o_66}</w:t>
             </w:r>
           </w:p>
         </w:tc>
@@ -4372,7 +4736,7 @@
                 <w:sz w:val="24"/>
                 <w:szCs w:val="24"/>
               </w:rPr>
-              <w:t xml:space="preserve">………</w:t>
+              <w:t xml:space="preserve">{o_67}</w:t>
             </w:r>
           </w:p>
         </w:tc>
@@ -4404,7 +4768,7 @@
                 <w:sz w:val="24"/>
                 <w:szCs w:val="24"/>
               </w:rPr>
-              <w:t xml:space="preserve">………</w:t>
+              <w:t xml:space="preserve">{o_68}</w:t>
             </w:r>
           </w:p>
         </w:tc>
@@ -4436,7 +4800,7 @@
                 <w:sz w:val="24"/>
                 <w:szCs w:val="24"/>
               </w:rPr>
-              <w:t xml:space="preserve">………</w:t>
+              <w:t xml:space="preserve">{o_69}</w:t>
             </w:r>
           </w:p>
         </w:tc>
@@ -4537,7 +4901,7 @@
                 <w:sz w:val="24"/>
                 <w:szCs w:val="24"/>
               </w:rPr>
-              <w:t xml:space="preserve">………</w:t>
+              <w:t xml:space="preserve">{o_70}</w:t>
             </w:r>
           </w:p>
         </w:tc>
@@ -4569,7 +4933,7 @@
                 <w:sz w:val="24"/>
                 <w:szCs w:val="24"/>
               </w:rPr>
-              <w:t xml:space="preserve">………</w:t>
+              <w:t xml:space="preserve">{o_71}</w:t>
             </w:r>
           </w:p>
         </w:tc>
@@ -4601,7 +4965,7 @@
                 <w:sz w:val="24"/>
                 <w:szCs w:val="24"/>
               </w:rPr>
-              <w:t xml:space="preserve">………</w:t>
+              <w:t xml:space="preserve">{o_72}</w:t>
             </w:r>
           </w:p>
         </w:tc>
@@ -4702,7 +5066,7 @@
                 <w:sz w:val="24"/>
                 <w:szCs w:val="24"/>
               </w:rPr>
-              <w:t xml:space="preserve">………</w:t>
+              <w:t xml:space="preserve">{o_73}</w:t>
             </w:r>
           </w:p>
         </w:tc>
@@ -4734,7 +5098,7 @@
                 <w:sz w:val="24"/>
                 <w:szCs w:val="24"/>
               </w:rPr>
-              <w:t xml:space="preserve">………</w:t>
+              <w:t xml:space="preserve">{o_74}</w:t>
             </w:r>
           </w:p>
         </w:tc>
@@ -4766,7 +5130,7 @@
                 <w:sz w:val="24"/>
                 <w:szCs w:val="24"/>
               </w:rPr>
-              <w:t xml:space="preserve">………</w:t>
+              <w:t xml:space="preserve">{o_75}</w:t>
             </w:r>
           </w:p>
         </w:tc>
@@ -5042,7 +5406,7 @@
                 <w:sz w:val="24"/>
                 <w:szCs w:val="24"/>
               </w:rPr>
-              <w:t xml:space="preserve">……… đ/m²</w:t>
+              <w:t xml:space="preserve">{o_76} đ/m²</w:t>
             </w:r>
           </w:p>
         </w:tc>
@@ -5074,7 +5438,7 @@
                 <w:sz w:val="24"/>
                 <w:szCs w:val="24"/>
               </w:rPr>
-              <w:t xml:space="preserve">……… đ/m²</w:t>
+              <w:t xml:space="preserve">{o_77} đ/m²</w:t>
             </w:r>
           </w:p>
         </w:tc>
@@ -5106,7 +5470,7 @@
                 <w:sz w:val="24"/>
                 <w:szCs w:val="24"/>
               </w:rPr>
-              <w:t xml:space="preserve">……… đ/m²</w:t>
+              <w:t xml:space="preserve">{o_78} đ/m²</w:t>
             </w:r>
           </w:p>
         </w:tc>
@@ -5207,7 +5571,7 @@
                 <w:sz w:val="24"/>
                 <w:szCs w:val="24"/>
               </w:rPr>
-              <w:t xml:space="preserve">……… đ/m²</w:t>
+              <w:t xml:space="preserve">{o_79} đ/m²</w:t>
             </w:r>
           </w:p>
         </w:tc>
@@ -5239,7 +5603,7 @@
                 <w:sz w:val="24"/>
                 <w:szCs w:val="24"/>
               </w:rPr>
-              <w:t xml:space="preserve">……… đ/m²</w:t>
+              <w:t xml:space="preserve">{o_80} đ/m²</w:t>
             </w:r>
           </w:p>
         </w:tc>
@@ -5271,7 +5635,7 @@
                 <w:sz w:val="24"/>
                 <w:szCs w:val="24"/>
               </w:rPr>
-              <w:t xml:space="preserve">……… đ/m²</w:t>
+              <w:t xml:space="preserve">{o_81} đ/m²</w:t>
             </w:r>
           </w:p>
         </w:tc>
@@ -5372,7 +5736,7 @@
                 <w:sz w:val="24"/>
                 <w:szCs w:val="24"/>
               </w:rPr>
-              <w:t xml:space="preserve">………</w:t>
+              <w:t xml:space="preserve">{o_82}</w:t>
             </w:r>
           </w:p>
         </w:tc>
@@ -5404,7 +5768,7 @@
                 <w:sz w:val="24"/>
                 <w:szCs w:val="24"/>
               </w:rPr>
-              <w:t xml:space="preserve">………</w:t>
+              <w:t xml:space="preserve">{o_83}</w:t>
             </w:r>
           </w:p>
         </w:tc>
@@ -5436,7 +5800,7 @@
                 <w:sz w:val="24"/>
                 <w:szCs w:val="24"/>
               </w:rPr>
-              <w:t xml:space="preserve">………</w:t>
+              <w:t xml:space="preserve">{o_84}</w:t>
             </w:r>
           </w:p>
         </w:tc>
@@ -5537,7 +5901,7 @@
                 <w:sz w:val="24"/>
                 <w:szCs w:val="24"/>
               </w:rPr>
-              <w:t xml:space="preserve">……… đ/m²</w:t>
+              <w:t xml:space="preserve">{o_85} đ/m²</w:t>
             </w:r>
           </w:p>
         </w:tc>
@@ -5569,7 +5933,7 @@
                 <w:sz w:val="24"/>
                 <w:szCs w:val="24"/>
               </w:rPr>
-              <w:t xml:space="preserve">……… đ/m²</w:t>
+              <w:t xml:space="preserve">{o_86} đ/m²</w:t>
             </w:r>
           </w:p>
         </w:tc>
@@ -5601,7 +5965,7 @@
                 <w:sz w:val="24"/>
                 <w:szCs w:val="24"/>
               </w:rPr>
-              <w:t xml:space="preserve">……… đ/m²</w:t>
+              <w:t xml:space="preserve">{o_87} đ/m²</w:t>
             </w:r>
           </w:p>
         </w:tc>
@@ -5702,7 +6066,7 @@
                 <w:sz w:val="24"/>
                 <w:szCs w:val="24"/>
               </w:rPr>
-              <w:t xml:space="preserve">……… đ/bộ</w:t>
+              <w:t xml:space="preserve">{o_88} đ/bộ</w:t>
             </w:r>
           </w:p>
         </w:tc>
@@ -5734,7 +6098,7 @@
                 <w:sz w:val="24"/>
                 <w:szCs w:val="24"/>
               </w:rPr>
-              <w:t xml:space="preserve">……… đ/bộ</w:t>
+              <w:t xml:space="preserve">{o_89} đ/bộ</w:t>
             </w:r>
           </w:p>
         </w:tc>
@@ -5766,7 +6130,7 @@
                 <w:sz w:val="24"/>
                 <w:szCs w:val="24"/>
               </w:rPr>
-              <w:t xml:space="preserve">……… đ/bộ</w:t>
+              <w:t xml:space="preserve">{o_90} đ/bộ</w:t>
             </w:r>
           </w:p>
         </w:tc>
@@ -5867,7 +6231,7 @@
                 <w:sz w:val="24"/>
                 <w:szCs w:val="24"/>
               </w:rPr>
-              <w:t xml:space="preserve">……… đ/m²</w:t>
+              <w:t xml:space="preserve">{o_91} đ/m²</w:t>
             </w:r>
           </w:p>
         </w:tc>
@@ -5899,7 +6263,7 @@
                 <w:sz w:val="24"/>
                 <w:szCs w:val="24"/>
               </w:rPr>
-              <w:t xml:space="preserve">……… đ/m²</w:t>
+              <w:t xml:space="preserve">{o_92} đ/m²</w:t>
             </w:r>
           </w:p>
         </w:tc>
@@ -5931,7 +6295,7 @@
                 <w:sz w:val="24"/>
                 <w:szCs w:val="24"/>
               </w:rPr>
-              <w:t xml:space="preserve">……… đ/m²</w:t>
+              <w:t xml:space="preserve">{o_93} đ/m²</w:t>
             </w:r>
           </w:p>
         </w:tc>
@@ -6032,7 +6396,7 @@
                 <w:sz w:val="24"/>
                 <w:szCs w:val="24"/>
               </w:rPr>
-              <w:t xml:space="preserve">……… đ/bộ</w:t>
+              <w:t xml:space="preserve">{o_94} đ/bộ</w:t>
             </w:r>
           </w:p>
         </w:tc>
@@ -6064,7 +6428,7 @@
                 <w:sz w:val="24"/>
                 <w:szCs w:val="24"/>
               </w:rPr>
-              <w:t xml:space="preserve">……… đ/bộ</w:t>
+              <w:t xml:space="preserve">{o_95} đ/bộ</w:t>
             </w:r>
           </w:p>
         </w:tc>
@@ -6096,7 +6460,7 @@
                 <w:sz w:val="24"/>
                 <w:szCs w:val="24"/>
               </w:rPr>
-              <w:t xml:space="preserve">……… đ/bộ</w:t>
+              <w:t xml:space="preserve">{o_96} đ/bộ</w:t>
             </w:r>
           </w:p>
         </w:tc>
@@ -6197,7 +6561,7 @@
                 <w:sz w:val="24"/>
                 <w:szCs w:val="24"/>
               </w:rPr>
-              <w:t xml:space="preserve">………</w:t>
+              <w:t xml:space="preserve">{o_97}</w:t>
             </w:r>
           </w:p>
         </w:tc>
@@ -6229,7 +6593,7 @@
                 <w:sz w:val="24"/>
                 <w:szCs w:val="24"/>
               </w:rPr>
-              <w:t xml:space="preserve">………</w:t>
+              <w:t xml:space="preserve">{o_98}</w:t>
             </w:r>
           </w:p>
         </w:tc>
@@ -6261,7 +6625,7 @@
                 <w:sz w:val="24"/>
                 <w:szCs w:val="24"/>
               </w:rPr>
-              <w:t xml:space="preserve">………</w:t>
+              <w:t xml:space="preserve">{o_99}</w:t>
             </w:r>
           </w:p>
         </w:tc>
@@ -6362,7 +6726,7 @@
                 <w:sz w:val="24"/>
                 <w:szCs w:val="24"/>
               </w:rPr>
-              <w:t xml:space="preserve">……… đ/m²</w:t>
+              <w:t xml:space="preserve">{o_100} đ/m²</w:t>
             </w:r>
           </w:p>
         </w:tc>
@@ -6394,7 +6758,7 @@
                 <w:sz w:val="24"/>
                 <w:szCs w:val="24"/>
               </w:rPr>
-              <w:t xml:space="preserve">……… đ/m²</w:t>
+              <w:t xml:space="preserve">{o_101} đ/m²</w:t>
             </w:r>
           </w:p>
         </w:tc>
@@ -6426,7 +6790,7 @@
                 <w:sz w:val="24"/>
                 <w:szCs w:val="24"/>
               </w:rPr>
-              <w:t xml:space="preserve">……… đ/m²</w:t>
+              <w:t xml:space="preserve">{o_102} đ/m²</w:t>
             </w:r>
           </w:p>
         </w:tc>
@@ -6527,7 +6891,7 @@
                 <w:sz w:val="24"/>
                 <w:szCs w:val="24"/>
               </w:rPr>
-              <w:t xml:space="preserve">……… đ/md</w:t>
+              <w:t xml:space="preserve">{o_103} đ/md</w:t>
             </w:r>
           </w:p>
         </w:tc>
@@ -6559,7 +6923,7 @@
                 <w:sz w:val="24"/>
                 <w:szCs w:val="24"/>
               </w:rPr>
-              <w:t xml:space="preserve">……… đ/md</w:t>
+              <w:t xml:space="preserve">{o_104} đ/md</w:t>
             </w:r>
           </w:p>
         </w:tc>
@@ -6591,7 +6955,7 @@
                 <w:sz w:val="24"/>
                 <w:szCs w:val="24"/>
               </w:rPr>
-              <w:t xml:space="preserve">……… đ/md</w:t>
+              <w:t xml:space="preserve">{o_105} đ/md</w:t>
             </w:r>
           </w:p>
         </w:tc>
@@ -6694,7 +7058,7 @@
                 <w:sz w:val="24"/>
                 <w:szCs w:val="24"/>
               </w:rPr>
-              <w:t xml:space="preserve">……… đ</w:t>
+              <w:t xml:space="preserve">{o_106} đ</w:t>
             </w:r>
           </w:p>
         </w:tc>
@@ -6726,7 +7090,7 @@
                 <w:sz w:val="24"/>
                 <w:szCs w:val="24"/>
               </w:rPr>
-              <w:t xml:space="preserve">……… đ</w:t>
+              <w:t xml:space="preserve">{o_107} đ</w:t>
             </w:r>
           </w:p>
         </w:tc>
@@ -6758,7 +7122,7 @@
                 <w:sz w:val="24"/>
                 <w:szCs w:val="24"/>
               </w:rPr>
-              <w:t xml:space="preserve">……… đ</w:t>
+              <w:t xml:space="preserve">{o_108} đ</w:t>
             </w:r>
           </w:p>
         </w:tc>
@@ -7126,7 +7490,7 @@
                 <w:sz w:val="24"/>
                 <w:szCs w:val="24"/>
               </w:rPr>
-              <w:t xml:space="preserve">……%</w:t>
+              <w:t xml:space="preserve">{o_109}%</w:t>
             </w:r>
           </w:p>
         </w:tc>
@@ -7392,7 +7756,7 @@
                 <w:sz w:val="24"/>
                 <w:szCs w:val="24"/>
               </w:rPr>
-              <w:t xml:space="preserve">Tầng 2 … tầng n</w:t>
+              <w:t xml:space="preserve">Tầng 2 {o_110} tầng n</w:t>
             </w:r>
           </w:p>
         </w:tc>
@@ -7951,7 +8315,7 @@
                 <w:sz w:val="24"/>
                 <w:szCs w:val="24"/>
               </w:rPr>
-              <w:t xml:space="preserve">……%</w:t>
+              <w:t xml:space="preserve">{o_111}%</w:t>
             </w:r>
           </w:p>
         </w:tc>
@@ -8116,7 +8480,7 @@
                 <w:sz w:val="24"/>
                 <w:szCs w:val="24"/>
               </w:rPr>
-              <w:t xml:space="preserve">……%</w:t>
+              <w:t xml:space="preserve">{o_112}%</w:t>
             </w:r>
           </w:p>
         </w:tc>

--- a/db/seed-assets/contract-templates/NVO/NVO-HD-02_Hop_dong_thiet_ke_thi_cong_tron_goi_nha_o.docx
+++ b/db/seed-assets/contract-templates/NVO/NVO-HD-02_Hop_dong_thiet_ke_thi_cong_tron_goi_nha_o.docx
@@ -143,7 +143,7 @@
                 <w:sz w:val="24"/>
                 <w:szCs w:val="24"/>
               </w:rPr>
-              <w:t xml:space="preserve">{o_1}, ngày {ngay_ky_ngay} tháng {ngay_ky_thang} năm {ngay_ky_nam}</w:t>
+              <w:t xml:space="preserve">{noi_ky}, ngày {ngay_ky_ngay} tháng {ngay_ky_thang} năm {ngay_ky_nam}</w:t>
             </w:r>
           </w:p>
         </w:tc>
@@ -193,7 +193,7 @@
           <w:sz w:val="26"/>
           <w:szCs w:val="26"/>
         </w:rPr>
-        <w:t xml:space="preserve">Công trình: Nhà ở {o_2} tầng – Diện tích sàn xây dựng: {o_3} m² – Gói vật tư: {o_4}</w:t>
+        <w:t xml:space="preserve">Công trình: Nhà ở {o_1} tầng – Diện tích sàn xây dựng: {o_2} m² – Gói vật tư: {o_3}</w:t>
       </w:r>
     </w:p>
     <w:p>
@@ -334,7 +334,7 @@
           <w:sz w:val="26"/>
           <w:szCs w:val="26"/>
         </w:rPr>
-        <w:t xml:space="preserve">Hôm nay, ngày {ngay_ky_ngay} tháng {ngay_ky_thang} năm {ngay_ky_nam}, tại {o_5}, chúng tôi gồm:</w:t>
+        <w:t xml:space="preserve">Hôm nay, ngày {ngay_ky_ngay} tháng {ngay_ky_thang} năm {ngay_ky_nam}, tại {noi_ky}, chúng tôi gồm:</w:t>
       </w:r>
     </w:p>
     <w:p>
@@ -383,7 +383,7 @@
           <w:sz w:val="26"/>
           <w:szCs w:val="26"/>
         </w:rPr>
-        <w:t xml:space="preserve">Ông/Bà: {o_6}  Ngày sinh: {o_7}</w:t>
+        <w:t xml:space="preserve">Ông/Bà: {o_4}  Ngày sinh: {o_5}</w:t>
       </w:r>
     </w:p>
     <w:p>
@@ -398,7 +398,7 @@
           <w:sz w:val="26"/>
           <w:szCs w:val="26"/>
         </w:rPr>
-        <w:t xml:space="preserve">Số định danh cá nhân/CCCD: {o_8} cấp ngày {o_9} tại {o_10}</w:t>
+        <w:t xml:space="preserve">Số định danh cá nhân/CCCD: {o_6} cấp ngày {o_7} tại {o_8}</w:t>
       </w:r>
     </w:p>
     <w:p>
@@ -552,7 +552,7 @@
           <w:sz w:val="26"/>
           <w:szCs w:val="26"/>
         </w:rPr>
-        <w:t xml:space="preserve">(Hoặc người được ủy quyền: {o_11} – Chức vụ: {o_12} – theo Giấy ủy quyền số {o_13} ngày {o_14})</w:t>
+        <w:t xml:space="preserve">(Hoặc người được ủy quyền: {o_9} – Chức vụ: {o_10} – theo Giấy ủy quyền số {o_11} ngày {o_12})</w:t>
       </w:r>
     </w:p>
     <w:p>
@@ -687,7 +687,7 @@
           <w:sz w:val="26"/>
           <w:szCs w:val="26"/>
         </w:rPr>
-        <w:t xml:space="preserve">2.3. Phần hoàn thiện gồm: ốp lát, sơn bả, trần thạch cao, cửa, thiết bị vệ sinh, thiết bị điện, lan can cầu thang, đá ốp, {o_15} theo Phụ lục 01.</w:t>
+        <w:t xml:space="preserve">2.3. Phần hoàn thiện gồm: ốp lát, sơn bả, trần thạch cao, cửa, thiết bị vệ sinh, thiết bị điện, lan can cầu thang, đá ốp, {o_13} theo Phụ lục 01.</w:t>
       </w:r>
     </w:p>
     <w:p>
@@ -974,7 +974,7 @@
           <w:sz w:val="26"/>
           <w:szCs w:val="26"/>
         </w:rPr>
-        <w:t xml:space="preserve">3.2. Bên A chọn mẫu cụ thể trong danh mục của gói tại showroom/nhà cung cấp do Bên B giới thiệu và ký xác nhận "Phiếu chọn vật tư" trước thời điểm thi công hạng mục đó ít nhất {o_16}  ngày.</w:t>
+        <w:t xml:space="preserve">3.2. Bên A chọn mẫu cụ thể trong danh mục của gói tại showroom/nhà cung cấp do Bên B giới thiệu và ký xác nhận "Phiếu chọn vật tư" trước thời điểm thi công hạng mục đó ít nhất {o_14}  ngày.</w:t>
       </w:r>
     </w:p>
     <w:p>
@@ -1196,7 +1196,7 @@
           <w:sz w:val="26"/>
           <w:szCs w:val="26"/>
         </w:rPr>
-        <w:t xml:space="preserve"> (Bằng chữ: {gia_tri_bang_chu}), được xác định theo: đơn giá trọn gói {o_17} đồng/m² × diện tích sàn xây dựng {o_18} m² (cách tính diện tích tại Phụ lục 02) + chi phí thiết kế {o_19} đồng + các hạng mục tính riêng (nếu có).</w:t>
+        <w:t xml:space="preserve"> (Bằng chữ: {gia_tri_bang_chu}), được xác định theo: đơn giá trọn gói {o_15} đồng/m² × diện tích sàn xây dựng {o_16} m² (cách tính diện tích tại Phụ lục 02) + chi phí thiết kế {o_17} đồng + các hạng mục tính riêng (nếu có).</w:t>
       </w:r>
     </w:p>
     <w:p>
@@ -1567,7 +1567,7 @@
           <w:sz w:val="26"/>
           <w:szCs w:val="26"/>
         </w:rPr>
-        <w:t xml:space="preserve">5.1. Bên A thanh toán trong vòng {o_20}  ngày làm việc kể từ ngày ký biên bản nghiệm thu mốc tương ứng. Bên A không ký biên bản nghiệm thu trong vòng {o_21} ngày kể từ khi Bên B thông báo hoàn thành và không có ý kiến bằng văn bản, mốc được coi là đã nghiệm thu.</w:t>
+        <w:t xml:space="preserve">5.1. Bên A thanh toán trong vòng {o_18}  ngày làm việc kể từ ngày ký biên bản nghiệm thu mốc tương ứng. Bên A không ký biên bản nghiệm thu trong vòng {o_19} ngày kể từ khi Bên B thông báo hoàn thành và không có ý kiến bằng văn bản, mốc được coi là đã nghiệm thu.</w:t>
       </w:r>
     </w:p>
     <w:p>
@@ -1581,7 +1581,7 @@
           <w:sz w:val="26"/>
           <w:szCs w:val="26"/>
         </w:rPr>
-        <w:t xml:space="preserve">5.2. Bên A chậm thanh toán quá {o_22}  ngày, Bên B được tạm dừng thi công; thời gian tạm dừng cộng vào tiến độ; Bên A chịu lãi chậm trả {o_23} %/tháng trên số tiền chậm trả.</w:t>
+        <w:t xml:space="preserve">5.2. Bên A chậm thanh toán quá {o_20}  ngày, Bên B được tạm dừng thi công; thời gian tạm dừng cộng vào tiến độ; Bên A chịu lãi chậm trả {o_21} %/tháng trên số tiền chậm trả.</w:t>
       </w:r>
     </w:p>
     <w:p>
@@ -1595,7 +1595,7 @@
           <w:sz w:val="26"/>
           <w:szCs w:val="26"/>
         </w:rPr>
-        <w:t xml:space="preserve">5.3. Tiền bảo hành 5% giá trị quyết toán được giữ lại và hoàn trả trong vòng {o_24} ngày sau khi hết thời hạn bảo hành phần hoàn thiện.</w:t>
+        <w:t xml:space="preserve">5.3. Tiền bảo hành 5% giá trị quyết toán được giữ lại và hoàn trả trong vòng {o_22} ngày sau khi hết thời hạn bảo hành phần hoàn thiện.</w:t>
       </w:r>
     </w:p>
     <w:p>
@@ -1757,7 +1757,7 @@
           <w:sz w:val="26"/>
           <w:szCs w:val="26"/>
         </w:rPr>
-        <w:t xml:space="preserve">6.1. Thời gian thiết kế: {o_25} ngày kể từ ngày nhận tạm ứng, không kể thời gian Bên A góp ý.</w:t>
+        <w:t xml:space="preserve">6.1. Thời gian thiết kế: {o_23} ngày kể từ ngày nhận tạm ứng, không kể thời gian Bên A góp ý.</w:t>
       </w:r>
     </w:p>
     <w:p>
@@ -1771,7 +1771,7 @@
           <w:sz w:val="26"/>
           <w:szCs w:val="26"/>
         </w:rPr>
-        <w:t xml:space="preserve">6.2. Thời gian thi công: {o_26} ngày kể từ ngày khởi công, theo tiến độ tại Phụ lục 03. Ngày khởi công dự kiến: {o_27} /20{o_28}, do hai bên thống nhất theo ngày đẹp của Bên A (nếu có).</w:t>
+        <w:t xml:space="preserve">6.2. Thời gian thi công: {o_24} ngày kể từ ngày khởi công, theo tiến độ tại Phụ lục 03. Ngày khởi công dự kiến: {o_25} /20{o_26}, do hai bên thống nhất theo ngày đẹp của Bên A (nếu có).</w:t>
       </w:r>
     </w:p>
     <w:p>
@@ -1785,7 +1785,7 @@
           <w:sz w:val="26"/>
           <w:szCs w:val="26"/>
         </w:rPr>
-        <w:t xml:space="preserve">6.3. Tiến độ được gia hạn khi: Bên A chậm thanh toán, chậm chọn vật tư, chậm bàn giao mặt bằng; thay đổi thiết kế, phát sinh; thời tiết mưa bão kéo dài không thể thi công; tranh chấp với hàng xóm hoặc cơ quan nhà nước yêu cầu dừng không do lỗi của Bên B; nghỉ Tết Nguyên đán {o_29} ngày; sự kiện bất khả kháng.</w:t>
+        <w:t xml:space="preserve">6.3. Tiến độ được gia hạn khi: Bên A chậm thanh toán, chậm chọn vật tư, chậm bàn giao mặt bằng; thay đổi thiết kế, phát sinh; thời tiết mưa bão kéo dài không thể thi công; tranh chấp với hàng xóm hoặc cơ quan nhà nước yêu cầu dừng không do lỗi của Bên B; nghỉ Tết Nguyên đán {o_27} ngày; sự kiện bất khả kháng.</w:t>
       </w:r>
     </w:p>
     <w:p>
@@ -1817,7 +1817,7 @@
           <w:sz w:val="26"/>
           <w:szCs w:val="26"/>
         </w:rPr>
-        <w:t xml:space="preserve">7.1. Bên B thi công đúng thiết kế ký chốt, tiêu chuẩn kỹ thuật và chủng loại vật tư tại Phụ lục 01; bố trí kỹ sư giám sát công trình: Ông/Bà {o_30} – ĐT: {o_31}</w:t>
+        <w:t xml:space="preserve">7.1. Bên B thi công đúng thiết kế ký chốt, tiêu chuẩn kỹ thuật và chủng loại vật tư tại Phụ lục 01; bố trí kỹ sư giám sát công trình: Ông/Bà {o_28} – ĐT: {o_29}</w:t>
       </w:r>
     </w:p>
     <w:p>
@@ -1859,7 +1859,7 @@
           <w:sz w:val="26"/>
           <w:szCs w:val="26"/>
         </w:rPr>
-        <w:t xml:space="preserve">7.4. Bên B chụp ảnh, ghi nhật ký tiến độ hằng ngày và cập nhật cho Bên A ít nhất {o_32} lần/tuần.</w:t>
+        <w:t xml:space="preserve">7.4. Bên B chụp ảnh, ghi nhật ký tiến độ hằng ngày và cập nhật cho Bên A ít nhất {o_30} lần/tuần.</w:t>
       </w:r>
     </w:p>
     <w:p>
@@ -1891,7 +1891,7 @@
           <w:sz w:val="26"/>
           <w:szCs w:val="26"/>
         </w:rPr>
-        <w:t xml:space="preserve">8.1. Bên A yêu cầu thay đổi so với thiết kế đã ký chốt phải lập "Phiếu yêu cầu thay đổi". Bên B báo giá, ảnh hưởng tiến độ trong vòng {o_33}  ngày; hai bên ký phụ lục trước khi thi công.</w:t>
+        <w:t xml:space="preserve">8.1. Bên A yêu cầu thay đổi so với thiết kế đã ký chốt phải lập "Phiếu yêu cầu thay đổi". Bên B báo giá, ảnh hưởng tiến độ trong vòng {o_31}  ngày; hai bên ký phụ lục trước khi thi công.</w:t>
       </w:r>
     </w:p>
     <w:p>
@@ -1919,7 +1919,7 @@
           <w:sz w:val="26"/>
           <w:szCs w:val="26"/>
         </w:rPr>
-        <w:t xml:space="preserve">8.3. Phát sinh có giá trị dưới {o_34} đồng/lần có thể được thống nhất bằng tin nhắn kèm báo giá, tổng hợp vào phụ lục khi quyết toán.</w:t>
+        <w:t xml:space="preserve">8.3. Phát sinh có giá trị dưới {o_32} đồng/lần có thể được thống nhất bằng tin nhắn kèm báo giá, tổng hợp vào phụ lục khi quyết toán.</w:t>
       </w:r>
     </w:p>
     <w:p>
@@ -1969,7 +1969,7 @@
           <w:sz w:val="26"/>
           <w:szCs w:val="26"/>
         </w:rPr>
-        <w:t xml:space="preserve"> (ảnh, video các vết nứt, độ nghiêng hiện có). Chủ nhà lân cận không hợp tác thì lập biên bản có xác nhận của tổ dân phố/thôn hoặc lập vi bằng (chi phí do {o_35} chịu).</w:t>
+        <w:t xml:space="preserve"> (ảnh, video các vết nứt, độ nghiêng hiện có). Chủ nhà lân cận không hợp tác thì lập biên bản có xác nhận của tổ dân phố/thôn hoặc lập vi bằng (chi phí do {o_33} chịu).</w:t>
       </w:r>
     </w:p>
     <w:p>
@@ -2201,7 +2201,7 @@
           <w:sz w:val="26"/>
           <w:szCs w:val="26"/>
         </w:rPr>
-        <w:t xml:space="preserve">10.2. Bên A bàn giao mặt bằng sạch (đã phá dỡ nhà cũ, di dời đồ đạc) trước ngày khởi công. Nếu Bên B phá dỡ nhà cũ: chi phí {o_36} đồng, phế liệu thu hồi thuộc về {o_37}</w:t>
+        <w:t xml:space="preserve">10.2. Bên A bàn giao mặt bằng sạch (đã phá dỡ nhà cũ, di dời đồ đạc) trước ngày khởi công. Nếu Bên B phá dỡ nhà cũ: chi phí {o_34} đồng, phế liệu thu hồi thuộc về {o_35}</w:t>
       </w:r>
     </w:p>
     <w:p>
@@ -2542,7 +2542,7 @@
                 <w:sz w:val="24"/>
                 <w:szCs w:val="24"/>
               </w:rPr>
-              <w:t xml:space="preserve">{o_38} năm (mặc định: 05)</w:t>
+              <w:t xml:space="preserve">{o_36} năm (mặc định: 05)</w:t>
             </w:r>
           </w:p>
         </w:tc>
@@ -2643,7 +2643,7 @@
                 <w:sz w:val="24"/>
                 <w:szCs w:val="24"/>
               </w:rPr>
-              <w:t xml:space="preserve">{o_39} tháng (mặc định: 12)</w:t>
+              <w:t xml:space="preserve">{o_37} tháng (mặc định: 12)</w:t>
             </w:r>
           </w:p>
         </w:tc>
@@ -2744,7 +2744,7 @@
                 <w:sz w:val="24"/>
                 <w:szCs w:val="24"/>
               </w:rPr>
-              <w:t xml:space="preserve">{o_40} tháng (mặc định: 24)</w:t>
+              <w:t xml:space="preserve">{o_38} tháng (mặc định: 24)</w:t>
             </w:r>
           </w:p>
         </w:tc>
@@ -2813,7 +2813,7 @@
                 <w:sz w:val="24"/>
                 <w:szCs w:val="24"/>
               </w:rPr>
-              <w:t xml:space="preserve">Thiết bị (vệ sinh, điện, bơm {o_41})</w:t>
+              <w:t xml:space="preserve">Thiết bị (vệ sinh, điện, bơm {o_39})</w:t>
             </w:r>
           </w:p>
         </w:tc>
@@ -3052,7 +3052,7 @@
           <w:sz w:val="26"/>
           <w:szCs w:val="26"/>
         </w:rPr>
-        <w:t xml:space="preserve">11.3. Bên B có mặt kiểm tra trong vòng {o_42}  giờ kể từ khi nhận thông báo, khắc phục trong thời gian hợp lý. Không bảo hành đối với hư hỏng do sử dụng sai, tự ý sửa chữa cải tạo, hao mòn tự nhiên, thiên tai hoặc do vật tư Bên A tự cung cấp.</w:t>
+        <w:t xml:space="preserve">11.3. Bên B có mặt kiểm tra trong vòng {o_40}  giờ kể từ khi nhận thông báo, khắc phục trong thời gian hợp lý. Không bảo hành đối với hư hỏng do sử dụng sai, tự ý sửa chữa cải tạo, hao mòn tự nhiên, thiên tai hoặc do vật tư Bên A tự cung cấp.</w:t>
       </w:r>
     </w:p>
     <w:p>
@@ -3084,7 +3084,7 @@
           <w:sz w:val="26"/>
           <w:szCs w:val="26"/>
         </w:rPr>
-        <w:t xml:space="preserve">12.1. Bên B chậm bàn giao do lỗi của mình bị phạt {o_43} % giá hợp đồng/ngày chậm; tổng mức phạt không quá {o_44} % giá trị phần hợp đồng bị vi phạm.</w:t>
+        <w:t xml:space="preserve">12.1. Bên B chậm bàn giao do lỗi của mình bị phạt {o_41} % giá hợp đồng/ngày chậm; tổng mức phạt không quá {o_42} % giá trị phần hợp đồng bị vi phạm.</w:t>
       </w:r>
     </w:p>
     <w:p>
@@ -3112,7 +3112,7 @@
           <w:sz w:val="26"/>
           <w:szCs w:val="26"/>
         </w:rPr>
-        <w:t xml:space="preserve">12.3. Bên A đơn phương chấm dứt hợp đồng không do lỗi của Bên B: thanh toán giá trị khối lượng đã thực hiện, vật tư đã đặt hàng/đưa về công trình, chi phí thiết kế và bồi thường {o_45} % giá trị phần hợp đồng còn lại.</w:t>
+        <w:t xml:space="preserve">12.3. Bên A đơn phương chấm dứt hợp đồng không do lỗi của Bên B: thanh toán giá trị khối lượng đã thực hiện, vật tư đã đặt hàng/đưa về công trình, chi phí thiết kế và bồi thường {o_43} % giá trị phần hợp đồng còn lại.</w:t>
       </w:r>
     </w:p>
     <w:p>
@@ -3126,7 +3126,7 @@
           <w:sz w:val="26"/>
           <w:szCs w:val="26"/>
         </w:rPr>
-        <w:t xml:space="preserve">12.4. Bên B đơn phương chấm dứt hợp đồng không do lỗi của Bên A hoặc bỏ dở công trình quá {o_46} ngày: hoàn trả phần tiền đã nhận vượt giá trị khối lượng đã thực hiện và bồi thường {o_47} % giá trị phần hợp đồng còn lại.</w:t>
+        <w:t xml:space="preserve">12.4. Bên B đơn phương chấm dứt hợp đồng không do lỗi của Bên A hoặc bỏ dở công trình quá {o_44} ngày: hoàn trả phần tiền đã nhận vượt giá trị khối lượng đã thực hiện và bồi thường {o_45} % giá trị phần hợp đồng còn lại.</w:t>
       </w:r>
     </w:p>
     <w:p>
@@ -3200,7 +3200,7 @@
           <w:sz w:val="26"/>
           <w:szCs w:val="26"/>
         </w:rPr>
-        <w:t xml:space="preserve">13.4. Nếu sự kiện bất khả kháng kéo dài quá {o_48}  ngày liên tục, mỗi bên có quyền chấm dứt hợp đồng bằng văn bản; các bên thanh toán cho nhau phần công việc, hàng hóa đã thực hiện và được nghiệm thu đến thời điểm chấm dứt.</w:t>
+        <w:t xml:space="preserve">13.4. Nếu sự kiện bất khả kháng kéo dài quá {o_46}  ngày liên tục, mỗi bên có quyền chấm dứt hợp đồng bằng văn bản; các bên thanh toán cho nhau phần công việc, hàng hóa đã thực hiện và được nghiệm thu đến thời điểm chấm dứt.</w:t>
       </w:r>
     </w:p>
     <w:p>
@@ -3214,7 +3214,7 @@
           <w:sz w:val="26"/>
           <w:szCs w:val="26"/>
         </w:rPr>
-        <w:t xml:space="preserve">13.5. Khi hoàn cảnh thay đổi cơ bản theo Điều 420 Bộ luật Dân sự (ví dụ: giá vật liệu chính biến động bất thường vượt quá {o_49} % so với thời điểm ký), bên bị ảnh hưởng có quyền đề nghị đàm phán lại phần giá và tiến độ liên quan trong thời hạn hợp lý.</w:t>
+        <w:t xml:space="preserve">13.5. Khi hoàn cảnh thay đổi cơ bản theo Điều 420 Bộ luật Dân sự (ví dụ: giá vật liệu chính biến động bất thường vượt quá {o_47} % so với thời điểm ký), bên bị ảnh hưởng có quyền đề nghị đàm phán lại phần giá và tiến độ liên quan trong thời hạn hợp lý.</w:t>
       </w:r>
     </w:p>
     <w:p>
@@ -3450,7 +3450,7 @@
           <w:sz w:val="26"/>
           <w:szCs w:val="26"/>
         </w:rPr>
-        <w:t xml:space="preserve">15.2. Đại diện liên lạc: Bên A: {o_50} – ĐT: {o_51} – Email: {o_52}; Bên B: {o_53} – ĐT: {o_54} – Email: {o_55}</w:t>
+        <w:t xml:space="preserve">15.2. Đại diện liên lạc: Bên A: {o_48} – ĐT: {o_49} – Email: {o_50}; Bên B: {o_51} – ĐT: {o_52} – Email: {o_53}</w:t>
       </w:r>
     </w:p>
     <w:p>
@@ -3464,7 +3464,7 @@
           <w:sz w:val="26"/>
           <w:szCs w:val="26"/>
         </w:rPr>
-        <w:t xml:space="preserve">15.3. Tin nhắn qua ứng dụng (Zalo, {o_56}) chỉ dùng để trao đổi điều hành, không thay thế văn bản đối với các nội dung về giá, khối lượng phát sinh, tiến độ và chấm dứt hợp đồng.</w:t>
+        <w:t xml:space="preserve">15.3. Tin nhắn qua ứng dụng (Zalo, {o_54}) chỉ dùng để trao đổi điều hành, không thay thế văn bản đối với các nội dung về giá, khối lượng phát sinh, tiến độ và chấm dứt hợp đồng.</w:t>
       </w:r>
     </w:p>
     <w:p>
@@ -3524,7 +3524,7 @@
           <w:sz w:val="26"/>
           <w:szCs w:val="26"/>
         </w:rPr>
-        <w:t xml:space="preserve">16.3. Trong vòng {o_57} ngày kể từ ngày bàn giao, hai bên lập bảng quyết toán (giá hợp đồng ± chênh lệch vật tư ± phát sinh) và thanh toán đợt 8. Hợp đồng được thanh lý sau khi Bên A hoàn trả tiền bảo hành.</w:t>
+        <w:t xml:space="preserve">16.3. Trong vòng {o_55} ngày kể từ ngày bàn giao, hai bên lập bảng quyết toán (giá hợp đồng ± chênh lệch vật tư ± phát sinh) và thanh toán đợt 8. Hợp đồng được thanh lý sau khi Bên A hoàn trả tiền bảo hành.</w:t>
       </w:r>
     </w:p>
     <w:p>
@@ -4241,7 +4241,7 @@
                 <w:sz w:val="24"/>
                 <w:szCs w:val="24"/>
               </w:rPr>
-              <w:t xml:space="preserve">{o_58} (VD: Hòa Phát/Việt Nhật)</w:t>
+              <w:t xml:space="preserve">{o_56} (VD: Hòa Phát/Việt Nhật)</w:t>
             </w:r>
           </w:p>
         </w:tc>
@@ -4273,7 +4273,7 @@
                 <w:sz w:val="24"/>
                 <w:szCs w:val="24"/>
               </w:rPr>
-              <w:t xml:space="preserve">{o_59}</w:t>
+              <w:t xml:space="preserve">{o_57}</w:t>
             </w:r>
           </w:p>
         </w:tc>
@@ -4305,7 +4305,7 @@
                 <w:sz w:val="24"/>
                 <w:szCs w:val="24"/>
               </w:rPr>
-              <w:t xml:space="preserve">{o_60}</w:t>
+              <w:t xml:space="preserve">{o_58}</w:t>
             </w:r>
           </w:p>
         </w:tc>
@@ -4406,71 +4406,71 @@
                 <w:sz w:val="24"/>
                 <w:szCs w:val="24"/>
               </w:rPr>
+              <w:t xml:space="preserve">{o_59}</w:t>
+            </w:r>
+          </w:p>
+        </w:tc>
+        <w:tc>
+          <w:tcPr>
+            <w:tcW w:type="dxa" w:w="2086"/>
+            <w:tcBorders>
+              <w:top w:val="single" w:color="808080" w:sz="4"/>
+              <w:left w:val="single" w:color="808080" w:sz="4"/>
+              <w:bottom w:val="single" w:color="808080" w:sz="4"/>
+              <w:right w:val="single" w:color="808080" w:sz="4"/>
+            </w:tcBorders>
+            <w:tcMar>
+              <w:top w:type="dxa" w:w="60"/>
+              <w:left w:type="dxa" w:w="100"/>
+              <w:bottom w:type="dxa" w:w="60"/>
+              <w:right w:type="dxa" w:w="100"/>
+            </w:tcMar>
+            <w:vAlign w:val="top"/>
+          </w:tcPr>
+          <w:p>
+            <w:pPr>
+              <w:spacing w:after="20" w:before="0" w:line="288"/>
+              <w:jc w:val="left"/>
+            </w:pPr>
+            <w:r>
+              <w:rPr>
+                <w:rFonts w:ascii="Times New Roman" w:cs="Times New Roman" w:eastAsia="Times New Roman" w:hAnsi="Times New Roman"/>
+                <w:sz w:val="24"/>
+                <w:szCs w:val="24"/>
+              </w:rPr>
+              <w:t xml:space="preserve">{o_60}</w:t>
+            </w:r>
+          </w:p>
+        </w:tc>
+        <w:tc>
+          <w:tcPr>
+            <w:tcW w:type="dxa" w:w="2179"/>
+            <w:tcBorders>
+              <w:top w:val="single" w:color="808080" w:sz="4"/>
+              <w:left w:val="single" w:color="808080" w:sz="4"/>
+              <w:bottom w:val="single" w:color="808080" w:sz="4"/>
+              <w:right w:val="single" w:color="808080" w:sz="4"/>
+            </w:tcBorders>
+            <w:tcMar>
+              <w:top w:type="dxa" w:w="60"/>
+              <w:left w:type="dxa" w:w="100"/>
+              <w:bottom w:type="dxa" w:w="60"/>
+              <w:right w:type="dxa" w:w="100"/>
+            </w:tcMar>
+            <w:vAlign w:val="top"/>
+          </w:tcPr>
+          <w:p>
+            <w:pPr>
+              <w:spacing w:after="20" w:before="0" w:line="288"/>
+              <w:jc w:val="left"/>
+            </w:pPr>
+            <w:r>
+              <w:rPr>
+                <w:rFonts w:ascii="Times New Roman" w:cs="Times New Roman" w:eastAsia="Times New Roman" w:hAnsi="Times New Roman"/>
+                <w:sz w:val="24"/>
+                <w:szCs w:val="24"/>
+              </w:rPr>
               <w:t xml:space="preserve">{o_61}</w:t>
-            </w:r>
-          </w:p>
-        </w:tc>
-        <w:tc>
-          <w:tcPr>
-            <w:tcW w:type="dxa" w:w="2086"/>
-            <w:tcBorders>
-              <w:top w:val="single" w:color="808080" w:sz="4"/>
-              <w:left w:val="single" w:color="808080" w:sz="4"/>
-              <w:bottom w:val="single" w:color="808080" w:sz="4"/>
-              <w:right w:val="single" w:color="808080" w:sz="4"/>
-            </w:tcBorders>
-            <w:tcMar>
-              <w:top w:type="dxa" w:w="60"/>
-              <w:left w:type="dxa" w:w="100"/>
-              <w:bottom w:type="dxa" w:w="60"/>
-              <w:right w:type="dxa" w:w="100"/>
-            </w:tcMar>
-            <w:vAlign w:val="top"/>
-          </w:tcPr>
-          <w:p>
-            <w:pPr>
-              <w:spacing w:after="20" w:before="0" w:line="288"/>
-              <w:jc w:val="left"/>
-            </w:pPr>
-            <w:r>
-              <w:rPr>
-                <w:rFonts w:ascii="Times New Roman" w:cs="Times New Roman" w:eastAsia="Times New Roman" w:hAnsi="Times New Roman"/>
-                <w:sz w:val="24"/>
-                <w:szCs w:val="24"/>
-              </w:rPr>
-              <w:t xml:space="preserve">{o_62}</w:t>
-            </w:r>
-          </w:p>
-        </w:tc>
-        <w:tc>
-          <w:tcPr>
-            <w:tcW w:type="dxa" w:w="2179"/>
-            <w:tcBorders>
-              <w:top w:val="single" w:color="808080" w:sz="4"/>
-              <w:left w:val="single" w:color="808080" w:sz="4"/>
-              <w:bottom w:val="single" w:color="808080" w:sz="4"/>
-              <w:right w:val="single" w:color="808080" w:sz="4"/>
-            </w:tcBorders>
-            <w:tcMar>
-              <w:top w:type="dxa" w:w="60"/>
-              <w:left w:type="dxa" w:w="100"/>
-              <w:bottom w:type="dxa" w:w="60"/>
-              <w:right w:type="dxa" w:w="100"/>
-            </w:tcMar>
-            <w:vAlign w:val="top"/>
-          </w:tcPr>
-          <w:p>
-            <w:pPr>
-              <w:spacing w:after="20" w:before="0" w:line="288"/>
-              <w:jc w:val="left"/>
-            </w:pPr>
-            <w:r>
-              <w:rPr>
-                <w:rFonts w:ascii="Times New Roman" w:cs="Times New Roman" w:eastAsia="Times New Roman" w:hAnsi="Times New Roman"/>
-                <w:sz w:val="24"/>
-                <w:szCs w:val="24"/>
-              </w:rPr>
-              <w:t xml:space="preserve">{o_63}</w:t>
             </w:r>
           </w:p>
         </w:tc>
@@ -4571,71 +4571,71 @@
                 <w:sz w:val="24"/>
                 <w:szCs w:val="24"/>
               </w:rPr>
+              <w:t xml:space="preserve">Thương phẩm mác {o_62}</w:t>
+            </w:r>
+          </w:p>
+        </w:tc>
+        <w:tc>
+          <w:tcPr>
+            <w:tcW w:type="dxa" w:w="2086"/>
+            <w:tcBorders>
+              <w:top w:val="single" w:color="808080" w:sz="4"/>
+              <w:left w:val="single" w:color="808080" w:sz="4"/>
+              <w:bottom w:val="single" w:color="808080" w:sz="4"/>
+              <w:right w:val="single" w:color="808080" w:sz="4"/>
+            </w:tcBorders>
+            <w:tcMar>
+              <w:top w:type="dxa" w:w="60"/>
+              <w:left w:type="dxa" w:w="100"/>
+              <w:bottom w:type="dxa" w:w="60"/>
+              <w:right w:type="dxa" w:w="100"/>
+            </w:tcMar>
+            <w:vAlign w:val="top"/>
+          </w:tcPr>
+          <w:p>
+            <w:pPr>
+              <w:spacing w:after="20" w:before="0" w:line="288"/>
+              <w:jc w:val="left"/>
+            </w:pPr>
+            <w:r>
+              <w:rPr>
+                <w:rFonts w:ascii="Times New Roman" w:cs="Times New Roman" w:eastAsia="Times New Roman" w:hAnsi="Times New Roman"/>
+                <w:sz w:val="24"/>
+                <w:szCs w:val="24"/>
+              </w:rPr>
+              <w:t xml:space="preserve">Thương phẩm mác {o_63}</w:t>
+            </w:r>
+          </w:p>
+        </w:tc>
+        <w:tc>
+          <w:tcPr>
+            <w:tcW w:type="dxa" w:w="2179"/>
+            <w:tcBorders>
+              <w:top w:val="single" w:color="808080" w:sz="4"/>
+              <w:left w:val="single" w:color="808080" w:sz="4"/>
+              <w:bottom w:val="single" w:color="808080" w:sz="4"/>
+              <w:right w:val="single" w:color="808080" w:sz="4"/>
+            </w:tcBorders>
+            <w:tcMar>
+              <w:top w:type="dxa" w:w="60"/>
+              <w:left w:type="dxa" w:w="100"/>
+              <w:bottom w:type="dxa" w:w="60"/>
+              <w:right w:type="dxa" w:w="100"/>
+            </w:tcMar>
+            <w:vAlign w:val="top"/>
+          </w:tcPr>
+          <w:p>
+            <w:pPr>
+              <w:spacing w:after="20" w:before="0" w:line="288"/>
+              <w:jc w:val="left"/>
+            </w:pPr>
+            <w:r>
+              <w:rPr>
+                <w:rFonts w:ascii="Times New Roman" w:cs="Times New Roman" w:eastAsia="Times New Roman" w:hAnsi="Times New Roman"/>
+                <w:sz w:val="24"/>
+                <w:szCs w:val="24"/>
+              </w:rPr>
               <w:t xml:space="preserve">Thương phẩm mác {o_64}</w:t>
-            </w:r>
-          </w:p>
-        </w:tc>
-        <w:tc>
-          <w:tcPr>
-            <w:tcW w:type="dxa" w:w="2086"/>
-            <w:tcBorders>
-              <w:top w:val="single" w:color="808080" w:sz="4"/>
-              <w:left w:val="single" w:color="808080" w:sz="4"/>
-              <w:bottom w:val="single" w:color="808080" w:sz="4"/>
-              <w:right w:val="single" w:color="808080" w:sz="4"/>
-            </w:tcBorders>
-            <w:tcMar>
-              <w:top w:type="dxa" w:w="60"/>
-              <w:left w:type="dxa" w:w="100"/>
-              <w:bottom w:type="dxa" w:w="60"/>
-              <w:right w:type="dxa" w:w="100"/>
-            </w:tcMar>
-            <w:vAlign w:val="top"/>
-          </w:tcPr>
-          <w:p>
-            <w:pPr>
-              <w:spacing w:after="20" w:before="0" w:line="288"/>
-              <w:jc w:val="left"/>
-            </w:pPr>
-            <w:r>
-              <w:rPr>
-                <w:rFonts w:ascii="Times New Roman" w:cs="Times New Roman" w:eastAsia="Times New Roman" w:hAnsi="Times New Roman"/>
-                <w:sz w:val="24"/>
-                <w:szCs w:val="24"/>
-              </w:rPr>
-              <w:t xml:space="preserve">Thương phẩm mác {o_65}</w:t>
-            </w:r>
-          </w:p>
-        </w:tc>
-        <w:tc>
-          <w:tcPr>
-            <w:tcW w:type="dxa" w:w="2179"/>
-            <w:tcBorders>
-              <w:top w:val="single" w:color="808080" w:sz="4"/>
-              <w:left w:val="single" w:color="808080" w:sz="4"/>
-              <w:bottom w:val="single" w:color="808080" w:sz="4"/>
-              <w:right w:val="single" w:color="808080" w:sz="4"/>
-            </w:tcBorders>
-            <w:tcMar>
-              <w:top w:type="dxa" w:w="60"/>
-              <w:left w:type="dxa" w:w="100"/>
-              <w:bottom w:type="dxa" w:w="60"/>
-              <w:right w:type="dxa" w:w="100"/>
-            </w:tcMar>
-            <w:vAlign w:val="top"/>
-          </w:tcPr>
-          <w:p>
-            <w:pPr>
-              <w:spacing w:after="20" w:before="0" w:line="288"/>
-              <w:jc w:val="left"/>
-            </w:pPr>
-            <w:r>
-              <w:rPr>
-                <w:rFonts w:ascii="Times New Roman" w:cs="Times New Roman" w:eastAsia="Times New Roman" w:hAnsi="Times New Roman"/>
-                <w:sz w:val="24"/>
-                <w:szCs w:val="24"/>
-              </w:rPr>
-              <w:t xml:space="preserve">Thương phẩm mác {o_66}</w:t>
             </w:r>
           </w:p>
         </w:tc>
@@ -4736,71 +4736,71 @@
                 <w:sz w:val="24"/>
                 <w:szCs w:val="24"/>
               </w:rPr>
+              <w:t xml:space="preserve">{o_65}</w:t>
+            </w:r>
+          </w:p>
+        </w:tc>
+        <w:tc>
+          <w:tcPr>
+            <w:tcW w:type="dxa" w:w="2086"/>
+            <w:tcBorders>
+              <w:top w:val="single" w:color="808080" w:sz="4"/>
+              <w:left w:val="single" w:color="808080" w:sz="4"/>
+              <w:bottom w:val="single" w:color="808080" w:sz="4"/>
+              <w:right w:val="single" w:color="808080" w:sz="4"/>
+            </w:tcBorders>
+            <w:tcMar>
+              <w:top w:type="dxa" w:w="60"/>
+              <w:left w:type="dxa" w:w="100"/>
+              <w:bottom w:type="dxa" w:w="60"/>
+              <w:right w:type="dxa" w:w="100"/>
+            </w:tcMar>
+            <w:vAlign w:val="top"/>
+          </w:tcPr>
+          <w:p>
+            <w:pPr>
+              <w:spacing w:after="20" w:before="0" w:line="288"/>
+              <w:jc w:val="left"/>
+            </w:pPr>
+            <w:r>
+              <w:rPr>
+                <w:rFonts w:ascii="Times New Roman" w:cs="Times New Roman" w:eastAsia="Times New Roman" w:hAnsi="Times New Roman"/>
+                <w:sz w:val="24"/>
+                <w:szCs w:val="24"/>
+              </w:rPr>
+              <w:t xml:space="preserve">{o_66}</w:t>
+            </w:r>
+          </w:p>
+        </w:tc>
+        <w:tc>
+          <w:tcPr>
+            <w:tcW w:type="dxa" w:w="2179"/>
+            <w:tcBorders>
+              <w:top w:val="single" w:color="808080" w:sz="4"/>
+              <w:left w:val="single" w:color="808080" w:sz="4"/>
+              <w:bottom w:val="single" w:color="808080" w:sz="4"/>
+              <w:right w:val="single" w:color="808080" w:sz="4"/>
+            </w:tcBorders>
+            <w:tcMar>
+              <w:top w:type="dxa" w:w="60"/>
+              <w:left w:type="dxa" w:w="100"/>
+              <w:bottom w:type="dxa" w:w="60"/>
+              <w:right w:type="dxa" w:w="100"/>
+            </w:tcMar>
+            <w:vAlign w:val="top"/>
+          </w:tcPr>
+          <w:p>
+            <w:pPr>
+              <w:spacing w:after="20" w:before="0" w:line="288"/>
+              <w:jc w:val="left"/>
+            </w:pPr>
+            <w:r>
+              <w:rPr>
+                <w:rFonts w:ascii="Times New Roman" w:cs="Times New Roman" w:eastAsia="Times New Roman" w:hAnsi="Times New Roman"/>
+                <w:sz w:val="24"/>
+                <w:szCs w:val="24"/>
+              </w:rPr>
               <w:t xml:space="preserve">{o_67}</w:t>
-            </w:r>
-          </w:p>
-        </w:tc>
-        <w:tc>
-          <w:tcPr>
-            <w:tcW w:type="dxa" w:w="2086"/>
-            <w:tcBorders>
-              <w:top w:val="single" w:color="808080" w:sz="4"/>
-              <w:left w:val="single" w:color="808080" w:sz="4"/>
-              <w:bottom w:val="single" w:color="808080" w:sz="4"/>
-              <w:right w:val="single" w:color="808080" w:sz="4"/>
-            </w:tcBorders>
-            <w:tcMar>
-              <w:top w:type="dxa" w:w="60"/>
-              <w:left w:type="dxa" w:w="100"/>
-              <w:bottom w:type="dxa" w:w="60"/>
-              <w:right w:type="dxa" w:w="100"/>
-            </w:tcMar>
-            <w:vAlign w:val="top"/>
-          </w:tcPr>
-          <w:p>
-            <w:pPr>
-              <w:spacing w:after="20" w:before="0" w:line="288"/>
-              <w:jc w:val="left"/>
-            </w:pPr>
-            <w:r>
-              <w:rPr>
-                <w:rFonts w:ascii="Times New Roman" w:cs="Times New Roman" w:eastAsia="Times New Roman" w:hAnsi="Times New Roman"/>
-                <w:sz w:val="24"/>
-                <w:szCs w:val="24"/>
-              </w:rPr>
-              <w:t xml:space="preserve">{o_68}</w:t>
-            </w:r>
-          </w:p>
-        </w:tc>
-        <w:tc>
-          <w:tcPr>
-            <w:tcW w:type="dxa" w:w="2179"/>
-            <w:tcBorders>
-              <w:top w:val="single" w:color="808080" w:sz="4"/>
-              <w:left w:val="single" w:color="808080" w:sz="4"/>
-              <w:bottom w:val="single" w:color="808080" w:sz="4"/>
-              <w:right w:val="single" w:color="808080" w:sz="4"/>
-            </w:tcBorders>
-            <w:tcMar>
-              <w:top w:type="dxa" w:w="60"/>
-              <w:left w:type="dxa" w:w="100"/>
-              <w:bottom w:type="dxa" w:w="60"/>
-              <w:right w:type="dxa" w:w="100"/>
-            </w:tcMar>
-            <w:vAlign w:val="top"/>
-          </w:tcPr>
-          <w:p>
-            <w:pPr>
-              <w:spacing w:after="20" w:before="0" w:line="288"/>
-              <w:jc w:val="left"/>
-            </w:pPr>
-            <w:r>
-              <w:rPr>
-                <w:rFonts w:ascii="Times New Roman" w:cs="Times New Roman" w:eastAsia="Times New Roman" w:hAnsi="Times New Roman"/>
-                <w:sz w:val="24"/>
-                <w:szCs w:val="24"/>
-              </w:rPr>
-              <w:t xml:space="preserve">{o_69}</w:t>
             </w:r>
           </w:p>
         </w:tc>
@@ -4901,71 +4901,71 @@
                 <w:sz w:val="24"/>
                 <w:szCs w:val="24"/>
               </w:rPr>
+              <w:t xml:space="preserve">{o_68}</w:t>
+            </w:r>
+          </w:p>
+        </w:tc>
+        <w:tc>
+          <w:tcPr>
+            <w:tcW w:type="dxa" w:w="2086"/>
+            <w:tcBorders>
+              <w:top w:val="single" w:color="808080" w:sz="4"/>
+              <w:left w:val="single" w:color="808080" w:sz="4"/>
+              <w:bottom w:val="single" w:color="808080" w:sz="4"/>
+              <w:right w:val="single" w:color="808080" w:sz="4"/>
+            </w:tcBorders>
+            <w:tcMar>
+              <w:top w:type="dxa" w:w="60"/>
+              <w:left w:type="dxa" w:w="100"/>
+              <w:bottom w:type="dxa" w:w="60"/>
+              <w:right w:type="dxa" w:w="100"/>
+            </w:tcMar>
+            <w:vAlign w:val="top"/>
+          </w:tcPr>
+          <w:p>
+            <w:pPr>
+              <w:spacing w:after="20" w:before="0" w:line="288"/>
+              <w:jc w:val="left"/>
+            </w:pPr>
+            <w:r>
+              <w:rPr>
+                <w:rFonts w:ascii="Times New Roman" w:cs="Times New Roman" w:eastAsia="Times New Roman" w:hAnsi="Times New Roman"/>
+                <w:sz w:val="24"/>
+                <w:szCs w:val="24"/>
+              </w:rPr>
+              <w:t xml:space="preserve">{o_69}</w:t>
+            </w:r>
+          </w:p>
+        </w:tc>
+        <w:tc>
+          <w:tcPr>
+            <w:tcW w:type="dxa" w:w="2179"/>
+            <w:tcBorders>
+              <w:top w:val="single" w:color="808080" w:sz="4"/>
+              <w:left w:val="single" w:color="808080" w:sz="4"/>
+              <w:bottom w:val="single" w:color="808080" w:sz="4"/>
+              <w:right w:val="single" w:color="808080" w:sz="4"/>
+            </w:tcBorders>
+            <w:tcMar>
+              <w:top w:type="dxa" w:w="60"/>
+              <w:left w:type="dxa" w:w="100"/>
+              <w:bottom w:type="dxa" w:w="60"/>
+              <w:right w:type="dxa" w:w="100"/>
+            </w:tcMar>
+            <w:vAlign w:val="top"/>
+          </w:tcPr>
+          <w:p>
+            <w:pPr>
+              <w:spacing w:after="20" w:before="0" w:line="288"/>
+              <w:jc w:val="left"/>
+            </w:pPr>
+            <w:r>
+              <w:rPr>
+                <w:rFonts w:ascii="Times New Roman" w:cs="Times New Roman" w:eastAsia="Times New Roman" w:hAnsi="Times New Roman"/>
+                <w:sz w:val="24"/>
+                <w:szCs w:val="24"/>
+              </w:rPr>
               <w:t xml:space="preserve">{o_70}</w:t>
-            </w:r>
-          </w:p>
-        </w:tc>
-        <w:tc>
-          <w:tcPr>
-            <w:tcW w:type="dxa" w:w="2086"/>
-            <w:tcBorders>
-              <w:top w:val="single" w:color="808080" w:sz="4"/>
-              <w:left w:val="single" w:color="808080" w:sz="4"/>
-              <w:bottom w:val="single" w:color="808080" w:sz="4"/>
-              <w:right w:val="single" w:color="808080" w:sz="4"/>
-            </w:tcBorders>
-            <w:tcMar>
-              <w:top w:type="dxa" w:w="60"/>
-              <w:left w:type="dxa" w:w="100"/>
-              <w:bottom w:type="dxa" w:w="60"/>
-              <w:right w:type="dxa" w:w="100"/>
-            </w:tcMar>
-            <w:vAlign w:val="top"/>
-          </w:tcPr>
-          <w:p>
-            <w:pPr>
-              <w:spacing w:after="20" w:before="0" w:line="288"/>
-              <w:jc w:val="left"/>
-            </w:pPr>
-            <w:r>
-              <w:rPr>
-                <w:rFonts w:ascii="Times New Roman" w:cs="Times New Roman" w:eastAsia="Times New Roman" w:hAnsi="Times New Roman"/>
-                <w:sz w:val="24"/>
-                <w:szCs w:val="24"/>
-              </w:rPr>
-              <w:t xml:space="preserve">{o_71}</w:t>
-            </w:r>
-          </w:p>
-        </w:tc>
-        <w:tc>
-          <w:tcPr>
-            <w:tcW w:type="dxa" w:w="2179"/>
-            <w:tcBorders>
-              <w:top w:val="single" w:color="808080" w:sz="4"/>
-              <w:left w:val="single" w:color="808080" w:sz="4"/>
-              <w:bottom w:val="single" w:color="808080" w:sz="4"/>
-              <w:right w:val="single" w:color="808080" w:sz="4"/>
-            </w:tcBorders>
-            <w:tcMar>
-              <w:top w:type="dxa" w:w="60"/>
-              <w:left w:type="dxa" w:w="100"/>
-              <w:bottom w:type="dxa" w:w="60"/>
-              <w:right w:type="dxa" w:w="100"/>
-            </w:tcMar>
-            <w:vAlign w:val="top"/>
-          </w:tcPr>
-          <w:p>
-            <w:pPr>
-              <w:spacing w:after="20" w:before="0" w:line="288"/>
-              <w:jc w:val="left"/>
-            </w:pPr>
-            <w:r>
-              <w:rPr>
-                <w:rFonts w:ascii="Times New Roman" w:cs="Times New Roman" w:eastAsia="Times New Roman" w:hAnsi="Times New Roman"/>
-                <w:sz w:val="24"/>
-                <w:szCs w:val="24"/>
-              </w:rPr>
-              <w:t xml:space="preserve">{o_72}</w:t>
             </w:r>
           </w:p>
         </w:tc>
@@ -5066,71 +5066,71 @@
                 <w:sz w:val="24"/>
                 <w:szCs w:val="24"/>
               </w:rPr>
+              <w:t xml:space="preserve">{o_71}</w:t>
+            </w:r>
+          </w:p>
+        </w:tc>
+        <w:tc>
+          <w:tcPr>
+            <w:tcW w:type="dxa" w:w="2086"/>
+            <w:tcBorders>
+              <w:top w:val="single" w:color="808080" w:sz="4"/>
+              <w:left w:val="single" w:color="808080" w:sz="4"/>
+              <w:bottom w:val="single" w:color="808080" w:sz="4"/>
+              <w:right w:val="single" w:color="808080" w:sz="4"/>
+            </w:tcBorders>
+            <w:tcMar>
+              <w:top w:type="dxa" w:w="60"/>
+              <w:left w:type="dxa" w:w="100"/>
+              <w:bottom w:type="dxa" w:w="60"/>
+              <w:right w:type="dxa" w:w="100"/>
+            </w:tcMar>
+            <w:vAlign w:val="top"/>
+          </w:tcPr>
+          <w:p>
+            <w:pPr>
+              <w:spacing w:after="20" w:before="0" w:line="288"/>
+              <w:jc w:val="left"/>
+            </w:pPr>
+            <w:r>
+              <w:rPr>
+                <w:rFonts w:ascii="Times New Roman" w:cs="Times New Roman" w:eastAsia="Times New Roman" w:hAnsi="Times New Roman"/>
+                <w:sz w:val="24"/>
+                <w:szCs w:val="24"/>
+              </w:rPr>
+              <w:t xml:space="preserve">{o_72}</w:t>
+            </w:r>
+          </w:p>
+        </w:tc>
+        <w:tc>
+          <w:tcPr>
+            <w:tcW w:type="dxa" w:w="2179"/>
+            <w:tcBorders>
+              <w:top w:val="single" w:color="808080" w:sz="4"/>
+              <w:left w:val="single" w:color="808080" w:sz="4"/>
+              <w:bottom w:val="single" w:color="808080" w:sz="4"/>
+              <w:right w:val="single" w:color="808080" w:sz="4"/>
+            </w:tcBorders>
+            <w:tcMar>
+              <w:top w:type="dxa" w:w="60"/>
+              <w:left w:type="dxa" w:w="100"/>
+              <w:bottom w:type="dxa" w:w="60"/>
+              <w:right w:type="dxa" w:w="100"/>
+            </w:tcMar>
+            <w:vAlign w:val="top"/>
+          </w:tcPr>
+          <w:p>
+            <w:pPr>
+              <w:spacing w:after="20" w:before="0" w:line="288"/>
+              <w:jc w:val="left"/>
+            </w:pPr>
+            <w:r>
+              <w:rPr>
+                <w:rFonts w:ascii="Times New Roman" w:cs="Times New Roman" w:eastAsia="Times New Roman" w:hAnsi="Times New Roman"/>
+                <w:sz w:val="24"/>
+                <w:szCs w:val="24"/>
+              </w:rPr>
               <w:t xml:space="preserve">{o_73}</w:t>
-            </w:r>
-          </w:p>
-        </w:tc>
-        <w:tc>
-          <w:tcPr>
-            <w:tcW w:type="dxa" w:w="2086"/>
-            <w:tcBorders>
-              <w:top w:val="single" w:color="808080" w:sz="4"/>
-              <w:left w:val="single" w:color="808080" w:sz="4"/>
-              <w:bottom w:val="single" w:color="808080" w:sz="4"/>
-              <w:right w:val="single" w:color="808080" w:sz="4"/>
-            </w:tcBorders>
-            <w:tcMar>
-              <w:top w:type="dxa" w:w="60"/>
-              <w:left w:type="dxa" w:w="100"/>
-              <w:bottom w:type="dxa" w:w="60"/>
-              <w:right w:type="dxa" w:w="100"/>
-            </w:tcMar>
-            <w:vAlign w:val="top"/>
-          </w:tcPr>
-          <w:p>
-            <w:pPr>
-              <w:spacing w:after="20" w:before="0" w:line="288"/>
-              <w:jc w:val="left"/>
-            </w:pPr>
-            <w:r>
-              <w:rPr>
-                <w:rFonts w:ascii="Times New Roman" w:cs="Times New Roman" w:eastAsia="Times New Roman" w:hAnsi="Times New Roman"/>
-                <w:sz w:val="24"/>
-                <w:szCs w:val="24"/>
-              </w:rPr>
-              <w:t xml:space="preserve">{o_74}</w:t>
-            </w:r>
-          </w:p>
-        </w:tc>
-        <w:tc>
-          <w:tcPr>
-            <w:tcW w:type="dxa" w:w="2179"/>
-            <w:tcBorders>
-              <w:top w:val="single" w:color="808080" w:sz="4"/>
-              <w:left w:val="single" w:color="808080" w:sz="4"/>
-              <w:bottom w:val="single" w:color="808080" w:sz="4"/>
-              <w:right w:val="single" w:color="808080" w:sz="4"/>
-            </w:tcBorders>
-            <w:tcMar>
-              <w:top w:type="dxa" w:w="60"/>
-              <w:left w:type="dxa" w:w="100"/>
-              <w:bottom w:type="dxa" w:w="60"/>
-              <w:right w:type="dxa" w:w="100"/>
-            </w:tcMar>
-            <w:vAlign w:val="top"/>
-          </w:tcPr>
-          <w:p>
-            <w:pPr>
-              <w:spacing w:after="20" w:before="0" w:line="288"/>
-              <w:jc w:val="left"/>
-            </w:pPr>
-            <w:r>
-              <w:rPr>
-                <w:rFonts w:ascii="Times New Roman" w:cs="Times New Roman" w:eastAsia="Times New Roman" w:hAnsi="Times New Roman"/>
-                <w:sz w:val="24"/>
-                <w:szCs w:val="24"/>
-              </w:rPr>
-              <w:t xml:space="preserve">{o_75}</w:t>
             </w:r>
           </w:p>
         </w:tc>
@@ -5406,71 +5406,71 @@
                 <w:sz w:val="24"/>
                 <w:szCs w:val="24"/>
               </w:rPr>
+              <w:t xml:space="preserve">{o_74} đ/m²</w:t>
+            </w:r>
+          </w:p>
+        </w:tc>
+        <w:tc>
+          <w:tcPr>
+            <w:tcW w:type="dxa" w:w="2086"/>
+            <w:tcBorders>
+              <w:top w:val="single" w:color="808080" w:sz="4"/>
+              <w:left w:val="single" w:color="808080" w:sz="4"/>
+              <w:bottom w:val="single" w:color="808080" w:sz="4"/>
+              <w:right w:val="single" w:color="808080" w:sz="4"/>
+            </w:tcBorders>
+            <w:tcMar>
+              <w:top w:type="dxa" w:w="60"/>
+              <w:left w:type="dxa" w:w="100"/>
+              <w:bottom w:type="dxa" w:w="60"/>
+              <w:right w:type="dxa" w:w="100"/>
+            </w:tcMar>
+            <w:vAlign w:val="top"/>
+          </w:tcPr>
+          <w:p>
+            <w:pPr>
+              <w:spacing w:after="20" w:before="0" w:line="288"/>
+              <w:jc w:val="left"/>
+            </w:pPr>
+            <w:r>
+              <w:rPr>
+                <w:rFonts w:ascii="Times New Roman" w:cs="Times New Roman" w:eastAsia="Times New Roman" w:hAnsi="Times New Roman"/>
+                <w:sz w:val="24"/>
+                <w:szCs w:val="24"/>
+              </w:rPr>
+              <w:t xml:space="preserve">{o_75} đ/m²</w:t>
+            </w:r>
+          </w:p>
+        </w:tc>
+        <w:tc>
+          <w:tcPr>
+            <w:tcW w:type="dxa" w:w="2179"/>
+            <w:tcBorders>
+              <w:top w:val="single" w:color="808080" w:sz="4"/>
+              <w:left w:val="single" w:color="808080" w:sz="4"/>
+              <w:bottom w:val="single" w:color="808080" w:sz="4"/>
+              <w:right w:val="single" w:color="808080" w:sz="4"/>
+            </w:tcBorders>
+            <w:tcMar>
+              <w:top w:type="dxa" w:w="60"/>
+              <w:left w:type="dxa" w:w="100"/>
+              <w:bottom w:type="dxa" w:w="60"/>
+              <w:right w:type="dxa" w:w="100"/>
+            </w:tcMar>
+            <w:vAlign w:val="top"/>
+          </w:tcPr>
+          <w:p>
+            <w:pPr>
+              <w:spacing w:after="20" w:before="0" w:line="288"/>
+              <w:jc w:val="left"/>
+            </w:pPr>
+            <w:r>
+              <w:rPr>
+                <w:rFonts w:ascii="Times New Roman" w:cs="Times New Roman" w:eastAsia="Times New Roman" w:hAnsi="Times New Roman"/>
+                <w:sz w:val="24"/>
+                <w:szCs w:val="24"/>
+              </w:rPr>
               <w:t xml:space="preserve">{o_76} đ/m²</w:t>
-            </w:r>
-          </w:p>
-        </w:tc>
-        <w:tc>
-          <w:tcPr>
-            <w:tcW w:type="dxa" w:w="2086"/>
-            <w:tcBorders>
-              <w:top w:val="single" w:color="808080" w:sz="4"/>
-              <w:left w:val="single" w:color="808080" w:sz="4"/>
-              <w:bottom w:val="single" w:color="808080" w:sz="4"/>
-              <w:right w:val="single" w:color="808080" w:sz="4"/>
-            </w:tcBorders>
-            <w:tcMar>
-              <w:top w:type="dxa" w:w="60"/>
-              <w:left w:type="dxa" w:w="100"/>
-              <w:bottom w:type="dxa" w:w="60"/>
-              <w:right w:type="dxa" w:w="100"/>
-            </w:tcMar>
-            <w:vAlign w:val="top"/>
-          </w:tcPr>
-          <w:p>
-            <w:pPr>
-              <w:spacing w:after="20" w:before="0" w:line="288"/>
-              <w:jc w:val="left"/>
-            </w:pPr>
-            <w:r>
-              <w:rPr>
-                <w:rFonts w:ascii="Times New Roman" w:cs="Times New Roman" w:eastAsia="Times New Roman" w:hAnsi="Times New Roman"/>
-                <w:sz w:val="24"/>
-                <w:szCs w:val="24"/>
-              </w:rPr>
-              <w:t xml:space="preserve">{o_77} đ/m²</w:t>
-            </w:r>
-          </w:p>
-        </w:tc>
-        <w:tc>
-          <w:tcPr>
-            <w:tcW w:type="dxa" w:w="2179"/>
-            <w:tcBorders>
-              <w:top w:val="single" w:color="808080" w:sz="4"/>
-              <w:left w:val="single" w:color="808080" w:sz="4"/>
-              <w:bottom w:val="single" w:color="808080" w:sz="4"/>
-              <w:right w:val="single" w:color="808080" w:sz="4"/>
-            </w:tcBorders>
-            <w:tcMar>
-              <w:top w:type="dxa" w:w="60"/>
-              <w:left w:type="dxa" w:w="100"/>
-              <w:bottom w:type="dxa" w:w="60"/>
-              <w:right w:type="dxa" w:w="100"/>
-            </w:tcMar>
-            <w:vAlign w:val="top"/>
-          </w:tcPr>
-          <w:p>
-            <w:pPr>
-              <w:spacing w:after="20" w:before="0" w:line="288"/>
-              <w:jc w:val="left"/>
-            </w:pPr>
-            <w:r>
-              <w:rPr>
-                <w:rFonts w:ascii="Times New Roman" w:cs="Times New Roman" w:eastAsia="Times New Roman" w:hAnsi="Times New Roman"/>
-                <w:sz w:val="24"/>
-                <w:szCs w:val="24"/>
-              </w:rPr>
-              <w:t xml:space="preserve">{o_78} đ/m²</w:t>
             </w:r>
           </w:p>
         </w:tc>
@@ -5571,71 +5571,71 @@
                 <w:sz w:val="24"/>
                 <w:szCs w:val="24"/>
               </w:rPr>
+              <w:t xml:space="preserve">{o_77} đ/m²</w:t>
+            </w:r>
+          </w:p>
+        </w:tc>
+        <w:tc>
+          <w:tcPr>
+            <w:tcW w:type="dxa" w:w="2086"/>
+            <w:tcBorders>
+              <w:top w:val="single" w:color="808080" w:sz="4"/>
+              <w:left w:val="single" w:color="808080" w:sz="4"/>
+              <w:bottom w:val="single" w:color="808080" w:sz="4"/>
+              <w:right w:val="single" w:color="808080" w:sz="4"/>
+            </w:tcBorders>
+            <w:tcMar>
+              <w:top w:type="dxa" w:w="60"/>
+              <w:left w:type="dxa" w:w="100"/>
+              <w:bottom w:type="dxa" w:w="60"/>
+              <w:right w:type="dxa" w:w="100"/>
+            </w:tcMar>
+            <w:vAlign w:val="top"/>
+          </w:tcPr>
+          <w:p>
+            <w:pPr>
+              <w:spacing w:after="20" w:before="0" w:line="288"/>
+              <w:jc w:val="left"/>
+            </w:pPr>
+            <w:r>
+              <w:rPr>
+                <w:rFonts w:ascii="Times New Roman" w:cs="Times New Roman" w:eastAsia="Times New Roman" w:hAnsi="Times New Roman"/>
+                <w:sz w:val="24"/>
+                <w:szCs w:val="24"/>
+              </w:rPr>
+              <w:t xml:space="preserve">{o_78} đ/m²</w:t>
+            </w:r>
+          </w:p>
+        </w:tc>
+        <w:tc>
+          <w:tcPr>
+            <w:tcW w:type="dxa" w:w="2179"/>
+            <w:tcBorders>
+              <w:top w:val="single" w:color="808080" w:sz="4"/>
+              <w:left w:val="single" w:color="808080" w:sz="4"/>
+              <w:bottom w:val="single" w:color="808080" w:sz="4"/>
+              <w:right w:val="single" w:color="808080" w:sz="4"/>
+            </w:tcBorders>
+            <w:tcMar>
+              <w:top w:type="dxa" w:w="60"/>
+              <w:left w:type="dxa" w:w="100"/>
+              <w:bottom w:type="dxa" w:w="60"/>
+              <w:right w:type="dxa" w:w="100"/>
+            </w:tcMar>
+            <w:vAlign w:val="top"/>
+          </w:tcPr>
+          <w:p>
+            <w:pPr>
+              <w:spacing w:after="20" w:before="0" w:line="288"/>
+              <w:jc w:val="left"/>
+            </w:pPr>
+            <w:r>
+              <w:rPr>
+                <w:rFonts w:ascii="Times New Roman" w:cs="Times New Roman" w:eastAsia="Times New Roman" w:hAnsi="Times New Roman"/>
+                <w:sz w:val="24"/>
+                <w:szCs w:val="24"/>
+              </w:rPr>
               <w:t xml:space="preserve">{o_79} đ/m²</w:t>
-            </w:r>
-          </w:p>
-        </w:tc>
-        <w:tc>
-          <w:tcPr>
-            <w:tcW w:type="dxa" w:w="2086"/>
-            <w:tcBorders>
-              <w:top w:val="single" w:color="808080" w:sz="4"/>
-              <w:left w:val="single" w:color="808080" w:sz="4"/>
-              <w:bottom w:val="single" w:color="808080" w:sz="4"/>
-              <w:right w:val="single" w:color="808080" w:sz="4"/>
-            </w:tcBorders>
-            <w:tcMar>
-              <w:top w:type="dxa" w:w="60"/>
-              <w:left w:type="dxa" w:w="100"/>
-              <w:bottom w:type="dxa" w:w="60"/>
-              <w:right w:type="dxa" w:w="100"/>
-            </w:tcMar>
-            <w:vAlign w:val="top"/>
-          </w:tcPr>
-          <w:p>
-            <w:pPr>
-              <w:spacing w:after="20" w:before="0" w:line="288"/>
-              <w:jc w:val="left"/>
-            </w:pPr>
-            <w:r>
-              <w:rPr>
-                <w:rFonts w:ascii="Times New Roman" w:cs="Times New Roman" w:eastAsia="Times New Roman" w:hAnsi="Times New Roman"/>
-                <w:sz w:val="24"/>
-                <w:szCs w:val="24"/>
-              </w:rPr>
-              <w:t xml:space="preserve">{o_80} đ/m²</w:t>
-            </w:r>
-          </w:p>
-        </w:tc>
-        <w:tc>
-          <w:tcPr>
-            <w:tcW w:type="dxa" w:w="2179"/>
-            <w:tcBorders>
-              <w:top w:val="single" w:color="808080" w:sz="4"/>
-              <w:left w:val="single" w:color="808080" w:sz="4"/>
-              <w:bottom w:val="single" w:color="808080" w:sz="4"/>
-              <w:right w:val="single" w:color="808080" w:sz="4"/>
-            </w:tcBorders>
-            <w:tcMar>
-              <w:top w:type="dxa" w:w="60"/>
-              <w:left w:type="dxa" w:w="100"/>
-              <w:bottom w:type="dxa" w:w="60"/>
-              <w:right w:type="dxa" w:w="100"/>
-            </w:tcMar>
-            <w:vAlign w:val="top"/>
-          </w:tcPr>
-          <w:p>
-            <w:pPr>
-              <w:spacing w:after="20" w:before="0" w:line="288"/>
-              <w:jc w:val="left"/>
-            </w:pPr>
-            <w:r>
-              <w:rPr>
-                <w:rFonts w:ascii="Times New Roman" w:cs="Times New Roman" w:eastAsia="Times New Roman" w:hAnsi="Times New Roman"/>
-                <w:sz w:val="24"/>
-                <w:szCs w:val="24"/>
-              </w:rPr>
-              <w:t xml:space="preserve">{o_81} đ/m²</w:t>
             </w:r>
           </w:p>
         </w:tc>
@@ -5736,71 +5736,71 @@
                 <w:sz w:val="24"/>
                 <w:szCs w:val="24"/>
               </w:rPr>
+              <w:t xml:space="preserve">{o_80}</w:t>
+            </w:r>
+          </w:p>
+        </w:tc>
+        <w:tc>
+          <w:tcPr>
+            <w:tcW w:type="dxa" w:w="2086"/>
+            <w:tcBorders>
+              <w:top w:val="single" w:color="808080" w:sz="4"/>
+              <w:left w:val="single" w:color="808080" w:sz="4"/>
+              <w:bottom w:val="single" w:color="808080" w:sz="4"/>
+              <w:right w:val="single" w:color="808080" w:sz="4"/>
+            </w:tcBorders>
+            <w:tcMar>
+              <w:top w:type="dxa" w:w="60"/>
+              <w:left w:type="dxa" w:w="100"/>
+              <w:bottom w:type="dxa" w:w="60"/>
+              <w:right w:type="dxa" w:w="100"/>
+            </w:tcMar>
+            <w:vAlign w:val="top"/>
+          </w:tcPr>
+          <w:p>
+            <w:pPr>
+              <w:spacing w:after="20" w:before="0" w:line="288"/>
+              <w:jc w:val="left"/>
+            </w:pPr>
+            <w:r>
+              <w:rPr>
+                <w:rFonts w:ascii="Times New Roman" w:cs="Times New Roman" w:eastAsia="Times New Roman" w:hAnsi="Times New Roman"/>
+                <w:sz w:val="24"/>
+                <w:szCs w:val="24"/>
+              </w:rPr>
+              <w:t xml:space="preserve">{o_81}</w:t>
+            </w:r>
+          </w:p>
+        </w:tc>
+        <w:tc>
+          <w:tcPr>
+            <w:tcW w:type="dxa" w:w="2179"/>
+            <w:tcBorders>
+              <w:top w:val="single" w:color="808080" w:sz="4"/>
+              <w:left w:val="single" w:color="808080" w:sz="4"/>
+              <w:bottom w:val="single" w:color="808080" w:sz="4"/>
+              <w:right w:val="single" w:color="808080" w:sz="4"/>
+            </w:tcBorders>
+            <w:tcMar>
+              <w:top w:type="dxa" w:w="60"/>
+              <w:left w:type="dxa" w:w="100"/>
+              <w:bottom w:type="dxa" w:w="60"/>
+              <w:right w:type="dxa" w:w="100"/>
+            </w:tcMar>
+            <w:vAlign w:val="top"/>
+          </w:tcPr>
+          <w:p>
+            <w:pPr>
+              <w:spacing w:after="20" w:before="0" w:line="288"/>
+              <w:jc w:val="left"/>
+            </w:pPr>
+            <w:r>
+              <w:rPr>
+                <w:rFonts w:ascii="Times New Roman" w:cs="Times New Roman" w:eastAsia="Times New Roman" w:hAnsi="Times New Roman"/>
+                <w:sz w:val="24"/>
+                <w:szCs w:val="24"/>
+              </w:rPr>
               <w:t xml:space="preserve">{o_82}</w:t>
-            </w:r>
-          </w:p>
-        </w:tc>
-        <w:tc>
-          <w:tcPr>
-            <w:tcW w:type="dxa" w:w="2086"/>
-            <w:tcBorders>
-              <w:top w:val="single" w:color="808080" w:sz="4"/>
-              <w:left w:val="single" w:color="808080" w:sz="4"/>
-              <w:bottom w:val="single" w:color="808080" w:sz="4"/>
-              <w:right w:val="single" w:color="808080" w:sz="4"/>
-            </w:tcBorders>
-            <w:tcMar>
-              <w:top w:type="dxa" w:w="60"/>
-              <w:left w:type="dxa" w:w="100"/>
-              <w:bottom w:type="dxa" w:w="60"/>
-              <w:right w:type="dxa" w:w="100"/>
-            </w:tcMar>
-            <w:vAlign w:val="top"/>
-          </w:tcPr>
-          <w:p>
-            <w:pPr>
-              <w:spacing w:after="20" w:before="0" w:line="288"/>
-              <w:jc w:val="left"/>
-            </w:pPr>
-            <w:r>
-              <w:rPr>
-                <w:rFonts w:ascii="Times New Roman" w:cs="Times New Roman" w:eastAsia="Times New Roman" w:hAnsi="Times New Roman"/>
-                <w:sz w:val="24"/>
-                <w:szCs w:val="24"/>
-              </w:rPr>
-              <w:t xml:space="preserve">{o_83}</w:t>
-            </w:r>
-          </w:p>
-        </w:tc>
-        <w:tc>
-          <w:tcPr>
-            <w:tcW w:type="dxa" w:w="2179"/>
-            <w:tcBorders>
-              <w:top w:val="single" w:color="808080" w:sz="4"/>
-              <w:left w:val="single" w:color="808080" w:sz="4"/>
-              <w:bottom w:val="single" w:color="808080" w:sz="4"/>
-              <w:right w:val="single" w:color="808080" w:sz="4"/>
-            </w:tcBorders>
-            <w:tcMar>
-              <w:top w:type="dxa" w:w="60"/>
-              <w:left w:type="dxa" w:w="100"/>
-              <w:bottom w:type="dxa" w:w="60"/>
-              <w:right w:type="dxa" w:w="100"/>
-            </w:tcMar>
-            <w:vAlign w:val="top"/>
-          </w:tcPr>
-          <w:p>
-            <w:pPr>
-              <w:spacing w:after="20" w:before="0" w:line="288"/>
-              <w:jc w:val="left"/>
-            </w:pPr>
-            <w:r>
-              <w:rPr>
-                <w:rFonts w:ascii="Times New Roman" w:cs="Times New Roman" w:eastAsia="Times New Roman" w:hAnsi="Times New Roman"/>
-                <w:sz w:val="24"/>
-                <w:szCs w:val="24"/>
-              </w:rPr>
-              <w:t xml:space="preserve">{o_84}</w:t>
             </w:r>
           </w:p>
         </w:tc>
@@ -5901,71 +5901,71 @@
                 <w:sz w:val="24"/>
                 <w:szCs w:val="24"/>
               </w:rPr>
+              <w:t xml:space="preserve">{o_83} đ/m²</w:t>
+            </w:r>
+          </w:p>
+        </w:tc>
+        <w:tc>
+          <w:tcPr>
+            <w:tcW w:type="dxa" w:w="2086"/>
+            <w:tcBorders>
+              <w:top w:val="single" w:color="808080" w:sz="4"/>
+              <w:left w:val="single" w:color="808080" w:sz="4"/>
+              <w:bottom w:val="single" w:color="808080" w:sz="4"/>
+              <w:right w:val="single" w:color="808080" w:sz="4"/>
+            </w:tcBorders>
+            <w:tcMar>
+              <w:top w:type="dxa" w:w="60"/>
+              <w:left w:type="dxa" w:w="100"/>
+              <w:bottom w:type="dxa" w:w="60"/>
+              <w:right w:type="dxa" w:w="100"/>
+            </w:tcMar>
+            <w:vAlign w:val="top"/>
+          </w:tcPr>
+          <w:p>
+            <w:pPr>
+              <w:spacing w:after="20" w:before="0" w:line="288"/>
+              <w:jc w:val="left"/>
+            </w:pPr>
+            <w:r>
+              <w:rPr>
+                <w:rFonts w:ascii="Times New Roman" w:cs="Times New Roman" w:eastAsia="Times New Roman" w:hAnsi="Times New Roman"/>
+                <w:sz w:val="24"/>
+                <w:szCs w:val="24"/>
+              </w:rPr>
+              <w:t xml:space="preserve">{o_84} đ/m²</w:t>
+            </w:r>
+          </w:p>
+        </w:tc>
+        <w:tc>
+          <w:tcPr>
+            <w:tcW w:type="dxa" w:w="2179"/>
+            <w:tcBorders>
+              <w:top w:val="single" w:color="808080" w:sz="4"/>
+              <w:left w:val="single" w:color="808080" w:sz="4"/>
+              <w:bottom w:val="single" w:color="808080" w:sz="4"/>
+              <w:right w:val="single" w:color="808080" w:sz="4"/>
+            </w:tcBorders>
+            <w:tcMar>
+              <w:top w:type="dxa" w:w="60"/>
+              <w:left w:type="dxa" w:w="100"/>
+              <w:bottom w:type="dxa" w:w="60"/>
+              <w:right w:type="dxa" w:w="100"/>
+            </w:tcMar>
+            <w:vAlign w:val="top"/>
+          </w:tcPr>
+          <w:p>
+            <w:pPr>
+              <w:spacing w:after="20" w:before="0" w:line="288"/>
+              <w:jc w:val="left"/>
+            </w:pPr>
+            <w:r>
+              <w:rPr>
+                <w:rFonts w:ascii="Times New Roman" w:cs="Times New Roman" w:eastAsia="Times New Roman" w:hAnsi="Times New Roman"/>
+                <w:sz w:val="24"/>
+                <w:szCs w:val="24"/>
+              </w:rPr>
               <w:t xml:space="preserve">{o_85} đ/m²</w:t>
-            </w:r>
-          </w:p>
-        </w:tc>
-        <w:tc>
-          <w:tcPr>
-            <w:tcW w:type="dxa" w:w="2086"/>
-            <w:tcBorders>
-              <w:top w:val="single" w:color="808080" w:sz="4"/>
-              <w:left w:val="single" w:color="808080" w:sz="4"/>
-              <w:bottom w:val="single" w:color="808080" w:sz="4"/>
-              <w:right w:val="single" w:color="808080" w:sz="4"/>
-            </w:tcBorders>
-            <w:tcMar>
-              <w:top w:type="dxa" w:w="60"/>
-              <w:left w:type="dxa" w:w="100"/>
-              <w:bottom w:type="dxa" w:w="60"/>
-              <w:right w:type="dxa" w:w="100"/>
-            </w:tcMar>
-            <w:vAlign w:val="top"/>
-          </w:tcPr>
-          <w:p>
-            <w:pPr>
-              <w:spacing w:after="20" w:before="0" w:line="288"/>
-              <w:jc w:val="left"/>
-            </w:pPr>
-            <w:r>
-              <w:rPr>
-                <w:rFonts w:ascii="Times New Roman" w:cs="Times New Roman" w:eastAsia="Times New Roman" w:hAnsi="Times New Roman"/>
-                <w:sz w:val="24"/>
-                <w:szCs w:val="24"/>
-              </w:rPr>
-              <w:t xml:space="preserve">{o_86} đ/m²</w:t>
-            </w:r>
-          </w:p>
-        </w:tc>
-        <w:tc>
-          <w:tcPr>
-            <w:tcW w:type="dxa" w:w="2179"/>
-            <w:tcBorders>
-              <w:top w:val="single" w:color="808080" w:sz="4"/>
-              <w:left w:val="single" w:color="808080" w:sz="4"/>
-              <w:bottom w:val="single" w:color="808080" w:sz="4"/>
-              <w:right w:val="single" w:color="808080" w:sz="4"/>
-            </w:tcBorders>
-            <w:tcMar>
-              <w:top w:type="dxa" w:w="60"/>
-              <w:left w:type="dxa" w:w="100"/>
-              <w:bottom w:type="dxa" w:w="60"/>
-              <w:right w:type="dxa" w:w="100"/>
-            </w:tcMar>
-            <w:vAlign w:val="top"/>
-          </w:tcPr>
-          <w:p>
-            <w:pPr>
-              <w:spacing w:after="20" w:before="0" w:line="288"/>
-              <w:jc w:val="left"/>
-            </w:pPr>
-            <w:r>
-              <w:rPr>
-                <w:rFonts w:ascii="Times New Roman" w:cs="Times New Roman" w:eastAsia="Times New Roman" w:hAnsi="Times New Roman"/>
-                <w:sz w:val="24"/>
-                <w:szCs w:val="24"/>
-              </w:rPr>
-              <w:t xml:space="preserve">{o_87} đ/m²</w:t>
             </w:r>
           </w:p>
         </w:tc>
@@ -6066,71 +6066,71 @@
                 <w:sz w:val="24"/>
                 <w:szCs w:val="24"/>
               </w:rPr>
+              <w:t xml:space="preserve">{o_86} đ/bộ</w:t>
+            </w:r>
+          </w:p>
+        </w:tc>
+        <w:tc>
+          <w:tcPr>
+            <w:tcW w:type="dxa" w:w="2086"/>
+            <w:tcBorders>
+              <w:top w:val="single" w:color="808080" w:sz="4"/>
+              <w:left w:val="single" w:color="808080" w:sz="4"/>
+              <w:bottom w:val="single" w:color="808080" w:sz="4"/>
+              <w:right w:val="single" w:color="808080" w:sz="4"/>
+            </w:tcBorders>
+            <w:tcMar>
+              <w:top w:type="dxa" w:w="60"/>
+              <w:left w:type="dxa" w:w="100"/>
+              <w:bottom w:type="dxa" w:w="60"/>
+              <w:right w:type="dxa" w:w="100"/>
+            </w:tcMar>
+            <w:vAlign w:val="top"/>
+          </w:tcPr>
+          <w:p>
+            <w:pPr>
+              <w:spacing w:after="20" w:before="0" w:line="288"/>
+              <w:jc w:val="left"/>
+            </w:pPr>
+            <w:r>
+              <w:rPr>
+                <w:rFonts w:ascii="Times New Roman" w:cs="Times New Roman" w:eastAsia="Times New Roman" w:hAnsi="Times New Roman"/>
+                <w:sz w:val="24"/>
+                <w:szCs w:val="24"/>
+              </w:rPr>
+              <w:t xml:space="preserve">{o_87} đ/bộ</w:t>
+            </w:r>
+          </w:p>
+        </w:tc>
+        <w:tc>
+          <w:tcPr>
+            <w:tcW w:type="dxa" w:w="2179"/>
+            <w:tcBorders>
+              <w:top w:val="single" w:color="808080" w:sz="4"/>
+              <w:left w:val="single" w:color="808080" w:sz="4"/>
+              <w:bottom w:val="single" w:color="808080" w:sz="4"/>
+              <w:right w:val="single" w:color="808080" w:sz="4"/>
+            </w:tcBorders>
+            <w:tcMar>
+              <w:top w:type="dxa" w:w="60"/>
+              <w:left w:type="dxa" w:w="100"/>
+              <w:bottom w:type="dxa" w:w="60"/>
+              <w:right w:type="dxa" w:w="100"/>
+            </w:tcMar>
+            <w:vAlign w:val="top"/>
+          </w:tcPr>
+          <w:p>
+            <w:pPr>
+              <w:spacing w:after="20" w:before="0" w:line="288"/>
+              <w:jc w:val="left"/>
+            </w:pPr>
+            <w:r>
+              <w:rPr>
+                <w:rFonts w:ascii="Times New Roman" w:cs="Times New Roman" w:eastAsia="Times New Roman" w:hAnsi="Times New Roman"/>
+                <w:sz w:val="24"/>
+                <w:szCs w:val="24"/>
+              </w:rPr>
               <w:t xml:space="preserve">{o_88} đ/bộ</w:t>
-            </w:r>
-          </w:p>
-        </w:tc>
-        <w:tc>
-          <w:tcPr>
-            <w:tcW w:type="dxa" w:w="2086"/>
-            <w:tcBorders>
-              <w:top w:val="single" w:color="808080" w:sz="4"/>
-              <w:left w:val="single" w:color="808080" w:sz="4"/>
-              <w:bottom w:val="single" w:color="808080" w:sz="4"/>
-              <w:right w:val="single" w:color="808080" w:sz="4"/>
-            </w:tcBorders>
-            <w:tcMar>
-              <w:top w:type="dxa" w:w="60"/>
-              <w:left w:type="dxa" w:w="100"/>
-              <w:bottom w:type="dxa" w:w="60"/>
-              <w:right w:type="dxa" w:w="100"/>
-            </w:tcMar>
-            <w:vAlign w:val="top"/>
-          </w:tcPr>
-          <w:p>
-            <w:pPr>
-              <w:spacing w:after="20" w:before="0" w:line="288"/>
-              <w:jc w:val="left"/>
-            </w:pPr>
-            <w:r>
-              <w:rPr>
-                <w:rFonts w:ascii="Times New Roman" w:cs="Times New Roman" w:eastAsia="Times New Roman" w:hAnsi="Times New Roman"/>
-                <w:sz w:val="24"/>
-                <w:szCs w:val="24"/>
-              </w:rPr>
-              <w:t xml:space="preserve">{o_89} đ/bộ</w:t>
-            </w:r>
-          </w:p>
-        </w:tc>
-        <w:tc>
-          <w:tcPr>
-            <w:tcW w:type="dxa" w:w="2179"/>
-            <w:tcBorders>
-              <w:top w:val="single" w:color="808080" w:sz="4"/>
-              <w:left w:val="single" w:color="808080" w:sz="4"/>
-              <w:bottom w:val="single" w:color="808080" w:sz="4"/>
-              <w:right w:val="single" w:color="808080" w:sz="4"/>
-            </w:tcBorders>
-            <w:tcMar>
-              <w:top w:type="dxa" w:w="60"/>
-              <w:left w:type="dxa" w:w="100"/>
-              <w:bottom w:type="dxa" w:w="60"/>
-              <w:right w:type="dxa" w:w="100"/>
-            </w:tcMar>
-            <w:vAlign w:val="top"/>
-          </w:tcPr>
-          <w:p>
-            <w:pPr>
-              <w:spacing w:after="20" w:before="0" w:line="288"/>
-              <w:jc w:val="left"/>
-            </w:pPr>
-            <w:r>
-              <w:rPr>
-                <w:rFonts w:ascii="Times New Roman" w:cs="Times New Roman" w:eastAsia="Times New Roman" w:hAnsi="Times New Roman"/>
-                <w:sz w:val="24"/>
-                <w:szCs w:val="24"/>
-              </w:rPr>
-              <w:t xml:space="preserve">{o_90} đ/bộ</w:t>
             </w:r>
           </w:p>
         </w:tc>
@@ -6231,71 +6231,71 @@
                 <w:sz w:val="24"/>
                 <w:szCs w:val="24"/>
               </w:rPr>
+              <w:t xml:space="preserve">{o_89} đ/m²</w:t>
+            </w:r>
+          </w:p>
+        </w:tc>
+        <w:tc>
+          <w:tcPr>
+            <w:tcW w:type="dxa" w:w="2086"/>
+            <w:tcBorders>
+              <w:top w:val="single" w:color="808080" w:sz="4"/>
+              <w:left w:val="single" w:color="808080" w:sz="4"/>
+              <w:bottom w:val="single" w:color="808080" w:sz="4"/>
+              <w:right w:val="single" w:color="808080" w:sz="4"/>
+            </w:tcBorders>
+            <w:tcMar>
+              <w:top w:type="dxa" w:w="60"/>
+              <w:left w:type="dxa" w:w="100"/>
+              <w:bottom w:type="dxa" w:w="60"/>
+              <w:right w:type="dxa" w:w="100"/>
+            </w:tcMar>
+            <w:vAlign w:val="top"/>
+          </w:tcPr>
+          <w:p>
+            <w:pPr>
+              <w:spacing w:after="20" w:before="0" w:line="288"/>
+              <w:jc w:val="left"/>
+            </w:pPr>
+            <w:r>
+              <w:rPr>
+                <w:rFonts w:ascii="Times New Roman" w:cs="Times New Roman" w:eastAsia="Times New Roman" w:hAnsi="Times New Roman"/>
+                <w:sz w:val="24"/>
+                <w:szCs w:val="24"/>
+              </w:rPr>
+              <w:t xml:space="preserve">{o_90} đ/m²</w:t>
+            </w:r>
+          </w:p>
+        </w:tc>
+        <w:tc>
+          <w:tcPr>
+            <w:tcW w:type="dxa" w:w="2179"/>
+            <w:tcBorders>
+              <w:top w:val="single" w:color="808080" w:sz="4"/>
+              <w:left w:val="single" w:color="808080" w:sz="4"/>
+              <w:bottom w:val="single" w:color="808080" w:sz="4"/>
+              <w:right w:val="single" w:color="808080" w:sz="4"/>
+            </w:tcBorders>
+            <w:tcMar>
+              <w:top w:type="dxa" w:w="60"/>
+              <w:left w:type="dxa" w:w="100"/>
+              <w:bottom w:type="dxa" w:w="60"/>
+              <w:right w:type="dxa" w:w="100"/>
+            </w:tcMar>
+            <w:vAlign w:val="top"/>
+          </w:tcPr>
+          <w:p>
+            <w:pPr>
+              <w:spacing w:after="20" w:before="0" w:line="288"/>
+              <w:jc w:val="left"/>
+            </w:pPr>
+            <w:r>
+              <w:rPr>
+                <w:rFonts w:ascii="Times New Roman" w:cs="Times New Roman" w:eastAsia="Times New Roman" w:hAnsi="Times New Roman"/>
+                <w:sz w:val="24"/>
+                <w:szCs w:val="24"/>
+              </w:rPr>
               <w:t xml:space="preserve">{o_91} đ/m²</w:t>
-            </w:r>
-          </w:p>
-        </w:tc>
-        <w:tc>
-          <w:tcPr>
-            <w:tcW w:type="dxa" w:w="2086"/>
-            <w:tcBorders>
-              <w:top w:val="single" w:color="808080" w:sz="4"/>
-              <w:left w:val="single" w:color="808080" w:sz="4"/>
-              <w:bottom w:val="single" w:color="808080" w:sz="4"/>
-              <w:right w:val="single" w:color="808080" w:sz="4"/>
-            </w:tcBorders>
-            <w:tcMar>
-              <w:top w:type="dxa" w:w="60"/>
-              <w:left w:type="dxa" w:w="100"/>
-              <w:bottom w:type="dxa" w:w="60"/>
-              <w:right w:type="dxa" w:w="100"/>
-            </w:tcMar>
-            <w:vAlign w:val="top"/>
-          </w:tcPr>
-          <w:p>
-            <w:pPr>
-              <w:spacing w:after="20" w:before="0" w:line="288"/>
-              <w:jc w:val="left"/>
-            </w:pPr>
-            <w:r>
-              <w:rPr>
-                <w:rFonts w:ascii="Times New Roman" w:cs="Times New Roman" w:eastAsia="Times New Roman" w:hAnsi="Times New Roman"/>
-                <w:sz w:val="24"/>
-                <w:szCs w:val="24"/>
-              </w:rPr>
-              <w:t xml:space="preserve">{o_92} đ/m²</w:t>
-            </w:r>
-          </w:p>
-        </w:tc>
-        <w:tc>
-          <w:tcPr>
-            <w:tcW w:type="dxa" w:w="2179"/>
-            <w:tcBorders>
-              <w:top w:val="single" w:color="808080" w:sz="4"/>
-              <w:left w:val="single" w:color="808080" w:sz="4"/>
-              <w:bottom w:val="single" w:color="808080" w:sz="4"/>
-              <w:right w:val="single" w:color="808080" w:sz="4"/>
-            </w:tcBorders>
-            <w:tcMar>
-              <w:top w:type="dxa" w:w="60"/>
-              <w:left w:type="dxa" w:w="100"/>
-              <w:bottom w:type="dxa" w:w="60"/>
-              <w:right w:type="dxa" w:w="100"/>
-            </w:tcMar>
-            <w:vAlign w:val="top"/>
-          </w:tcPr>
-          <w:p>
-            <w:pPr>
-              <w:spacing w:after="20" w:before="0" w:line="288"/>
-              <w:jc w:val="left"/>
-            </w:pPr>
-            <w:r>
-              <w:rPr>
-                <w:rFonts w:ascii="Times New Roman" w:cs="Times New Roman" w:eastAsia="Times New Roman" w:hAnsi="Times New Roman"/>
-                <w:sz w:val="24"/>
-                <w:szCs w:val="24"/>
-              </w:rPr>
-              <w:t xml:space="preserve">{o_93} đ/m²</w:t>
             </w:r>
           </w:p>
         </w:tc>
@@ -6396,71 +6396,71 @@
                 <w:sz w:val="24"/>
                 <w:szCs w:val="24"/>
               </w:rPr>
+              <w:t xml:space="preserve">{o_92} đ/bộ</w:t>
+            </w:r>
+          </w:p>
+        </w:tc>
+        <w:tc>
+          <w:tcPr>
+            <w:tcW w:type="dxa" w:w="2086"/>
+            <w:tcBorders>
+              <w:top w:val="single" w:color="808080" w:sz="4"/>
+              <w:left w:val="single" w:color="808080" w:sz="4"/>
+              <w:bottom w:val="single" w:color="808080" w:sz="4"/>
+              <w:right w:val="single" w:color="808080" w:sz="4"/>
+            </w:tcBorders>
+            <w:tcMar>
+              <w:top w:type="dxa" w:w="60"/>
+              <w:left w:type="dxa" w:w="100"/>
+              <w:bottom w:type="dxa" w:w="60"/>
+              <w:right w:type="dxa" w:w="100"/>
+            </w:tcMar>
+            <w:vAlign w:val="top"/>
+          </w:tcPr>
+          <w:p>
+            <w:pPr>
+              <w:spacing w:after="20" w:before="0" w:line="288"/>
+              <w:jc w:val="left"/>
+            </w:pPr>
+            <w:r>
+              <w:rPr>
+                <w:rFonts w:ascii="Times New Roman" w:cs="Times New Roman" w:eastAsia="Times New Roman" w:hAnsi="Times New Roman"/>
+                <w:sz w:val="24"/>
+                <w:szCs w:val="24"/>
+              </w:rPr>
+              <w:t xml:space="preserve">{o_93} đ/bộ</w:t>
+            </w:r>
+          </w:p>
+        </w:tc>
+        <w:tc>
+          <w:tcPr>
+            <w:tcW w:type="dxa" w:w="2179"/>
+            <w:tcBorders>
+              <w:top w:val="single" w:color="808080" w:sz="4"/>
+              <w:left w:val="single" w:color="808080" w:sz="4"/>
+              <w:bottom w:val="single" w:color="808080" w:sz="4"/>
+              <w:right w:val="single" w:color="808080" w:sz="4"/>
+            </w:tcBorders>
+            <w:tcMar>
+              <w:top w:type="dxa" w:w="60"/>
+              <w:left w:type="dxa" w:w="100"/>
+              <w:bottom w:type="dxa" w:w="60"/>
+              <w:right w:type="dxa" w:w="100"/>
+            </w:tcMar>
+            <w:vAlign w:val="top"/>
+          </w:tcPr>
+          <w:p>
+            <w:pPr>
+              <w:spacing w:after="20" w:before="0" w:line="288"/>
+              <w:jc w:val="left"/>
+            </w:pPr>
+            <w:r>
+              <w:rPr>
+                <w:rFonts w:ascii="Times New Roman" w:cs="Times New Roman" w:eastAsia="Times New Roman" w:hAnsi="Times New Roman"/>
+                <w:sz w:val="24"/>
+                <w:szCs w:val="24"/>
+              </w:rPr>
               <w:t xml:space="preserve">{o_94} đ/bộ</w:t>
-            </w:r>
-          </w:p>
-        </w:tc>
-        <w:tc>
-          <w:tcPr>
-            <w:tcW w:type="dxa" w:w="2086"/>
-            <w:tcBorders>
-              <w:top w:val="single" w:color="808080" w:sz="4"/>
-              <w:left w:val="single" w:color="808080" w:sz="4"/>
-              <w:bottom w:val="single" w:color="808080" w:sz="4"/>
-              <w:right w:val="single" w:color="808080" w:sz="4"/>
-            </w:tcBorders>
-            <w:tcMar>
-              <w:top w:type="dxa" w:w="60"/>
-              <w:left w:type="dxa" w:w="100"/>
-              <w:bottom w:type="dxa" w:w="60"/>
-              <w:right w:type="dxa" w:w="100"/>
-            </w:tcMar>
-            <w:vAlign w:val="top"/>
-          </w:tcPr>
-          <w:p>
-            <w:pPr>
-              <w:spacing w:after="20" w:before="0" w:line="288"/>
-              <w:jc w:val="left"/>
-            </w:pPr>
-            <w:r>
-              <w:rPr>
-                <w:rFonts w:ascii="Times New Roman" w:cs="Times New Roman" w:eastAsia="Times New Roman" w:hAnsi="Times New Roman"/>
-                <w:sz w:val="24"/>
-                <w:szCs w:val="24"/>
-              </w:rPr>
-              <w:t xml:space="preserve">{o_95} đ/bộ</w:t>
-            </w:r>
-          </w:p>
-        </w:tc>
-        <w:tc>
-          <w:tcPr>
-            <w:tcW w:type="dxa" w:w="2179"/>
-            <w:tcBorders>
-              <w:top w:val="single" w:color="808080" w:sz="4"/>
-              <w:left w:val="single" w:color="808080" w:sz="4"/>
-              <w:bottom w:val="single" w:color="808080" w:sz="4"/>
-              <w:right w:val="single" w:color="808080" w:sz="4"/>
-            </w:tcBorders>
-            <w:tcMar>
-              <w:top w:type="dxa" w:w="60"/>
-              <w:left w:type="dxa" w:w="100"/>
-              <w:bottom w:type="dxa" w:w="60"/>
-              <w:right w:type="dxa" w:w="100"/>
-            </w:tcMar>
-            <w:vAlign w:val="top"/>
-          </w:tcPr>
-          <w:p>
-            <w:pPr>
-              <w:spacing w:after="20" w:before="0" w:line="288"/>
-              <w:jc w:val="left"/>
-            </w:pPr>
-            <w:r>
-              <w:rPr>
-                <w:rFonts w:ascii="Times New Roman" w:cs="Times New Roman" w:eastAsia="Times New Roman" w:hAnsi="Times New Roman"/>
-                <w:sz w:val="24"/>
-                <w:szCs w:val="24"/>
-              </w:rPr>
-              <w:t xml:space="preserve">{o_96} đ/bộ</w:t>
             </w:r>
           </w:p>
         </w:tc>
@@ -6561,71 +6561,71 @@
                 <w:sz w:val="24"/>
                 <w:szCs w:val="24"/>
               </w:rPr>
+              <w:t xml:space="preserve">{o_95}</w:t>
+            </w:r>
+          </w:p>
+        </w:tc>
+        <w:tc>
+          <w:tcPr>
+            <w:tcW w:type="dxa" w:w="2086"/>
+            <w:tcBorders>
+              <w:top w:val="single" w:color="808080" w:sz="4"/>
+              <w:left w:val="single" w:color="808080" w:sz="4"/>
+              <w:bottom w:val="single" w:color="808080" w:sz="4"/>
+              <w:right w:val="single" w:color="808080" w:sz="4"/>
+            </w:tcBorders>
+            <w:tcMar>
+              <w:top w:type="dxa" w:w="60"/>
+              <w:left w:type="dxa" w:w="100"/>
+              <w:bottom w:type="dxa" w:w="60"/>
+              <w:right w:type="dxa" w:w="100"/>
+            </w:tcMar>
+            <w:vAlign w:val="top"/>
+          </w:tcPr>
+          <w:p>
+            <w:pPr>
+              <w:spacing w:after="20" w:before="0" w:line="288"/>
+              <w:jc w:val="left"/>
+            </w:pPr>
+            <w:r>
+              <w:rPr>
+                <w:rFonts w:ascii="Times New Roman" w:cs="Times New Roman" w:eastAsia="Times New Roman" w:hAnsi="Times New Roman"/>
+                <w:sz w:val="24"/>
+                <w:szCs w:val="24"/>
+              </w:rPr>
+              <w:t xml:space="preserve">{o_96}</w:t>
+            </w:r>
+          </w:p>
+        </w:tc>
+        <w:tc>
+          <w:tcPr>
+            <w:tcW w:type="dxa" w:w="2179"/>
+            <w:tcBorders>
+              <w:top w:val="single" w:color="808080" w:sz="4"/>
+              <w:left w:val="single" w:color="808080" w:sz="4"/>
+              <w:bottom w:val="single" w:color="808080" w:sz="4"/>
+              <w:right w:val="single" w:color="808080" w:sz="4"/>
+            </w:tcBorders>
+            <w:tcMar>
+              <w:top w:type="dxa" w:w="60"/>
+              <w:left w:type="dxa" w:w="100"/>
+              <w:bottom w:type="dxa" w:w="60"/>
+              <w:right w:type="dxa" w:w="100"/>
+            </w:tcMar>
+            <w:vAlign w:val="top"/>
+          </w:tcPr>
+          <w:p>
+            <w:pPr>
+              <w:spacing w:after="20" w:before="0" w:line="288"/>
+              <w:jc w:val="left"/>
+            </w:pPr>
+            <w:r>
+              <w:rPr>
+                <w:rFonts w:ascii="Times New Roman" w:cs="Times New Roman" w:eastAsia="Times New Roman" w:hAnsi="Times New Roman"/>
+                <w:sz w:val="24"/>
+                <w:szCs w:val="24"/>
+              </w:rPr>
               <w:t xml:space="preserve">{o_97}</w:t>
-            </w:r>
-          </w:p>
-        </w:tc>
-        <w:tc>
-          <w:tcPr>
-            <w:tcW w:type="dxa" w:w="2086"/>
-            <w:tcBorders>
-              <w:top w:val="single" w:color="808080" w:sz="4"/>
-              <w:left w:val="single" w:color="808080" w:sz="4"/>
-              <w:bottom w:val="single" w:color="808080" w:sz="4"/>
-              <w:right w:val="single" w:color="808080" w:sz="4"/>
-            </w:tcBorders>
-            <w:tcMar>
-              <w:top w:type="dxa" w:w="60"/>
-              <w:left w:type="dxa" w:w="100"/>
-              <w:bottom w:type="dxa" w:w="60"/>
-              <w:right w:type="dxa" w:w="100"/>
-            </w:tcMar>
-            <w:vAlign w:val="top"/>
-          </w:tcPr>
-          <w:p>
-            <w:pPr>
-              <w:spacing w:after="20" w:before="0" w:line="288"/>
-              <w:jc w:val="left"/>
-            </w:pPr>
-            <w:r>
-              <w:rPr>
-                <w:rFonts w:ascii="Times New Roman" w:cs="Times New Roman" w:eastAsia="Times New Roman" w:hAnsi="Times New Roman"/>
-                <w:sz w:val="24"/>
-                <w:szCs w:val="24"/>
-              </w:rPr>
-              <w:t xml:space="preserve">{o_98}</w:t>
-            </w:r>
-          </w:p>
-        </w:tc>
-        <w:tc>
-          <w:tcPr>
-            <w:tcW w:type="dxa" w:w="2179"/>
-            <w:tcBorders>
-              <w:top w:val="single" w:color="808080" w:sz="4"/>
-              <w:left w:val="single" w:color="808080" w:sz="4"/>
-              <w:bottom w:val="single" w:color="808080" w:sz="4"/>
-              <w:right w:val="single" w:color="808080" w:sz="4"/>
-            </w:tcBorders>
-            <w:tcMar>
-              <w:top w:type="dxa" w:w="60"/>
-              <w:left w:type="dxa" w:w="100"/>
-              <w:bottom w:type="dxa" w:w="60"/>
-              <w:right w:type="dxa" w:w="100"/>
-            </w:tcMar>
-            <w:vAlign w:val="top"/>
-          </w:tcPr>
-          <w:p>
-            <w:pPr>
-              <w:spacing w:after="20" w:before="0" w:line="288"/>
-              <w:jc w:val="left"/>
-            </w:pPr>
-            <w:r>
-              <w:rPr>
-                <w:rFonts w:ascii="Times New Roman" w:cs="Times New Roman" w:eastAsia="Times New Roman" w:hAnsi="Times New Roman"/>
-                <w:sz w:val="24"/>
-                <w:szCs w:val="24"/>
-              </w:rPr>
-              <w:t xml:space="preserve">{o_99}</w:t>
             </w:r>
           </w:p>
         </w:tc>
@@ -6726,71 +6726,71 @@
                 <w:sz w:val="24"/>
                 <w:szCs w:val="24"/>
               </w:rPr>
+              <w:t xml:space="preserve">{o_98} đ/m²</w:t>
+            </w:r>
+          </w:p>
+        </w:tc>
+        <w:tc>
+          <w:tcPr>
+            <w:tcW w:type="dxa" w:w="2086"/>
+            <w:tcBorders>
+              <w:top w:val="single" w:color="808080" w:sz="4"/>
+              <w:left w:val="single" w:color="808080" w:sz="4"/>
+              <w:bottom w:val="single" w:color="808080" w:sz="4"/>
+              <w:right w:val="single" w:color="808080" w:sz="4"/>
+            </w:tcBorders>
+            <w:tcMar>
+              <w:top w:type="dxa" w:w="60"/>
+              <w:left w:type="dxa" w:w="100"/>
+              <w:bottom w:type="dxa" w:w="60"/>
+              <w:right w:type="dxa" w:w="100"/>
+            </w:tcMar>
+            <w:vAlign w:val="top"/>
+          </w:tcPr>
+          <w:p>
+            <w:pPr>
+              <w:spacing w:after="20" w:before="0" w:line="288"/>
+              <w:jc w:val="left"/>
+            </w:pPr>
+            <w:r>
+              <w:rPr>
+                <w:rFonts w:ascii="Times New Roman" w:cs="Times New Roman" w:eastAsia="Times New Roman" w:hAnsi="Times New Roman"/>
+                <w:sz w:val="24"/>
+                <w:szCs w:val="24"/>
+              </w:rPr>
+              <w:t xml:space="preserve">{o_99} đ/m²</w:t>
+            </w:r>
+          </w:p>
+        </w:tc>
+        <w:tc>
+          <w:tcPr>
+            <w:tcW w:type="dxa" w:w="2179"/>
+            <w:tcBorders>
+              <w:top w:val="single" w:color="808080" w:sz="4"/>
+              <w:left w:val="single" w:color="808080" w:sz="4"/>
+              <w:bottom w:val="single" w:color="808080" w:sz="4"/>
+              <w:right w:val="single" w:color="808080" w:sz="4"/>
+            </w:tcBorders>
+            <w:tcMar>
+              <w:top w:type="dxa" w:w="60"/>
+              <w:left w:type="dxa" w:w="100"/>
+              <w:bottom w:type="dxa" w:w="60"/>
+              <w:right w:type="dxa" w:w="100"/>
+            </w:tcMar>
+            <w:vAlign w:val="top"/>
+          </w:tcPr>
+          <w:p>
+            <w:pPr>
+              <w:spacing w:after="20" w:before="0" w:line="288"/>
+              <w:jc w:val="left"/>
+            </w:pPr>
+            <w:r>
+              <w:rPr>
+                <w:rFonts w:ascii="Times New Roman" w:cs="Times New Roman" w:eastAsia="Times New Roman" w:hAnsi="Times New Roman"/>
+                <w:sz w:val="24"/>
+                <w:szCs w:val="24"/>
+              </w:rPr>
               <w:t xml:space="preserve">{o_100} đ/m²</w:t>
-            </w:r>
-          </w:p>
-        </w:tc>
-        <w:tc>
-          <w:tcPr>
-            <w:tcW w:type="dxa" w:w="2086"/>
-            <w:tcBorders>
-              <w:top w:val="single" w:color="808080" w:sz="4"/>
-              <w:left w:val="single" w:color="808080" w:sz="4"/>
-              <w:bottom w:val="single" w:color="808080" w:sz="4"/>
-              <w:right w:val="single" w:color="808080" w:sz="4"/>
-            </w:tcBorders>
-            <w:tcMar>
-              <w:top w:type="dxa" w:w="60"/>
-              <w:left w:type="dxa" w:w="100"/>
-              <w:bottom w:type="dxa" w:w="60"/>
-              <w:right w:type="dxa" w:w="100"/>
-            </w:tcMar>
-            <w:vAlign w:val="top"/>
-          </w:tcPr>
-          <w:p>
-            <w:pPr>
-              <w:spacing w:after="20" w:before="0" w:line="288"/>
-              <w:jc w:val="left"/>
-            </w:pPr>
-            <w:r>
-              <w:rPr>
-                <w:rFonts w:ascii="Times New Roman" w:cs="Times New Roman" w:eastAsia="Times New Roman" w:hAnsi="Times New Roman"/>
-                <w:sz w:val="24"/>
-                <w:szCs w:val="24"/>
-              </w:rPr>
-              <w:t xml:space="preserve">{o_101} đ/m²</w:t>
-            </w:r>
-          </w:p>
-        </w:tc>
-        <w:tc>
-          <w:tcPr>
-            <w:tcW w:type="dxa" w:w="2179"/>
-            <w:tcBorders>
-              <w:top w:val="single" w:color="808080" w:sz="4"/>
-              <w:left w:val="single" w:color="808080" w:sz="4"/>
-              <w:bottom w:val="single" w:color="808080" w:sz="4"/>
-              <w:right w:val="single" w:color="808080" w:sz="4"/>
-            </w:tcBorders>
-            <w:tcMar>
-              <w:top w:type="dxa" w:w="60"/>
-              <w:left w:type="dxa" w:w="100"/>
-              <w:bottom w:type="dxa" w:w="60"/>
-              <w:right w:type="dxa" w:w="100"/>
-            </w:tcMar>
-            <w:vAlign w:val="top"/>
-          </w:tcPr>
-          <w:p>
-            <w:pPr>
-              <w:spacing w:after="20" w:before="0" w:line="288"/>
-              <w:jc w:val="left"/>
-            </w:pPr>
-            <w:r>
-              <w:rPr>
-                <w:rFonts w:ascii="Times New Roman" w:cs="Times New Roman" w:eastAsia="Times New Roman" w:hAnsi="Times New Roman"/>
-                <w:sz w:val="24"/>
-                <w:szCs w:val="24"/>
-              </w:rPr>
-              <w:t xml:space="preserve">{o_102} đ/m²</w:t>
             </w:r>
           </w:p>
         </w:tc>
@@ -6891,71 +6891,71 @@
                 <w:sz w:val="24"/>
                 <w:szCs w:val="24"/>
               </w:rPr>
+              <w:t xml:space="preserve">{o_101} đ/md</w:t>
+            </w:r>
+          </w:p>
+        </w:tc>
+        <w:tc>
+          <w:tcPr>
+            <w:tcW w:type="dxa" w:w="2086"/>
+            <w:tcBorders>
+              <w:top w:val="single" w:color="808080" w:sz="4"/>
+              <w:left w:val="single" w:color="808080" w:sz="4"/>
+              <w:bottom w:val="single" w:color="808080" w:sz="4"/>
+              <w:right w:val="single" w:color="808080" w:sz="4"/>
+            </w:tcBorders>
+            <w:tcMar>
+              <w:top w:type="dxa" w:w="60"/>
+              <w:left w:type="dxa" w:w="100"/>
+              <w:bottom w:type="dxa" w:w="60"/>
+              <w:right w:type="dxa" w:w="100"/>
+            </w:tcMar>
+            <w:vAlign w:val="top"/>
+          </w:tcPr>
+          <w:p>
+            <w:pPr>
+              <w:spacing w:after="20" w:before="0" w:line="288"/>
+              <w:jc w:val="left"/>
+            </w:pPr>
+            <w:r>
+              <w:rPr>
+                <w:rFonts w:ascii="Times New Roman" w:cs="Times New Roman" w:eastAsia="Times New Roman" w:hAnsi="Times New Roman"/>
+                <w:sz w:val="24"/>
+                <w:szCs w:val="24"/>
+              </w:rPr>
+              <w:t xml:space="preserve">{o_102} đ/md</w:t>
+            </w:r>
+          </w:p>
+        </w:tc>
+        <w:tc>
+          <w:tcPr>
+            <w:tcW w:type="dxa" w:w="2179"/>
+            <w:tcBorders>
+              <w:top w:val="single" w:color="808080" w:sz="4"/>
+              <w:left w:val="single" w:color="808080" w:sz="4"/>
+              <w:bottom w:val="single" w:color="808080" w:sz="4"/>
+              <w:right w:val="single" w:color="808080" w:sz="4"/>
+            </w:tcBorders>
+            <w:tcMar>
+              <w:top w:type="dxa" w:w="60"/>
+              <w:left w:type="dxa" w:w="100"/>
+              <w:bottom w:type="dxa" w:w="60"/>
+              <w:right w:type="dxa" w:w="100"/>
+            </w:tcMar>
+            <w:vAlign w:val="top"/>
+          </w:tcPr>
+          <w:p>
+            <w:pPr>
+              <w:spacing w:after="20" w:before="0" w:line="288"/>
+              <w:jc w:val="left"/>
+            </w:pPr>
+            <w:r>
+              <w:rPr>
+                <w:rFonts w:ascii="Times New Roman" w:cs="Times New Roman" w:eastAsia="Times New Roman" w:hAnsi="Times New Roman"/>
+                <w:sz w:val="24"/>
+                <w:szCs w:val="24"/>
+              </w:rPr>
               <w:t xml:space="preserve">{o_103} đ/md</w:t>
-            </w:r>
-          </w:p>
-        </w:tc>
-        <w:tc>
-          <w:tcPr>
-            <w:tcW w:type="dxa" w:w="2086"/>
-            <w:tcBorders>
-              <w:top w:val="single" w:color="808080" w:sz="4"/>
-              <w:left w:val="single" w:color="808080" w:sz="4"/>
-              <w:bottom w:val="single" w:color="808080" w:sz="4"/>
-              <w:right w:val="single" w:color="808080" w:sz="4"/>
-            </w:tcBorders>
-            <w:tcMar>
-              <w:top w:type="dxa" w:w="60"/>
-              <w:left w:type="dxa" w:w="100"/>
-              <w:bottom w:type="dxa" w:w="60"/>
-              <w:right w:type="dxa" w:w="100"/>
-            </w:tcMar>
-            <w:vAlign w:val="top"/>
-          </w:tcPr>
-          <w:p>
-            <w:pPr>
-              <w:spacing w:after="20" w:before="0" w:line="288"/>
-              <w:jc w:val="left"/>
-            </w:pPr>
-            <w:r>
-              <w:rPr>
-                <w:rFonts w:ascii="Times New Roman" w:cs="Times New Roman" w:eastAsia="Times New Roman" w:hAnsi="Times New Roman"/>
-                <w:sz w:val="24"/>
-                <w:szCs w:val="24"/>
-              </w:rPr>
-              <w:t xml:space="preserve">{o_104} đ/md</w:t>
-            </w:r>
-          </w:p>
-        </w:tc>
-        <w:tc>
-          <w:tcPr>
-            <w:tcW w:type="dxa" w:w="2179"/>
-            <w:tcBorders>
-              <w:top w:val="single" w:color="808080" w:sz="4"/>
-              <w:left w:val="single" w:color="808080" w:sz="4"/>
-              <w:bottom w:val="single" w:color="808080" w:sz="4"/>
-              <w:right w:val="single" w:color="808080" w:sz="4"/>
-            </w:tcBorders>
-            <w:tcMar>
-              <w:top w:type="dxa" w:w="60"/>
-              <w:left w:type="dxa" w:w="100"/>
-              <w:bottom w:type="dxa" w:w="60"/>
-              <w:right w:type="dxa" w:w="100"/>
-            </w:tcMar>
-            <w:vAlign w:val="top"/>
-          </w:tcPr>
-          <w:p>
-            <w:pPr>
-              <w:spacing w:after="20" w:before="0" w:line="288"/>
-              <w:jc w:val="left"/>
-            </w:pPr>
-            <w:r>
-              <w:rPr>
-                <w:rFonts w:ascii="Times New Roman" w:cs="Times New Roman" w:eastAsia="Times New Roman" w:hAnsi="Times New Roman"/>
-                <w:sz w:val="24"/>
-                <w:szCs w:val="24"/>
-              </w:rPr>
-              <w:t xml:space="preserve">{o_105} đ/md</w:t>
             </w:r>
           </w:p>
         </w:tc>
@@ -7058,71 +7058,71 @@
                 <w:sz w:val="24"/>
                 <w:szCs w:val="24"/>
               </w:rPr>
+              <w:t xml:space="preserve">{o_104} đ</w:t>
+            </w:r>
+          </w:p>
+        </w:tc>
+        <w:tc>
+          <w:tcPr>
+            <w:tcW w:type="dxa" w:w="2086"/>
+            <w:tcBorders>
+              <w:top w:val="single" w:color="808080" w:sz="4"/>
+              <w:left w:val="single" w:color="808080" w:sz="4"/>
+              <w:bottom w:val="single" w:color="808080" w:sz="4"/>
+              <w:right w:val="single" w:color="808080" w:sz="4"/>
+            </w:tcBorders>
+            <w:tcMar>
+              <w:top w:type="dxa" w:w="60"/>
+              <w:left w:type="dxa" w:w="100"/>
+              <w:bottom w:type="dxa" w:w="60"/>
+              <w:right w:type="dxa" w:w="100"/>
+            </w:tcMar>
+            <w:vAlign w:val="top"/>
+          </w:tcPr>
+          <w:p>
+            <w:pPr>
+              <w:spacing w:after="20" w:before="0" w:line="288"/>
+              <w:jc w:val="left"/>
+            </w:pPr>
+            <w:r>
+              <w:rPr>
+                <w:rFonts w:ascii="Times New Roman" w:cs="Times New Roman" w:eastAsia="Times New Roman" w:hAnsi="Times New Roman"/>
+                <w:sz w:val="24"/>
+                <w:szCs w:val="24"/>
+              </w:rPr>
+              <w:t xml:space="preserve">{o_105} đ</w:t>
+            </w:r>
+          </w:p>
+        </w:tc>
+        <w:tc>
+          <w:tcPr>
+            <w:tcW w:type="dxa" w:w="2179"/>
+            <w:tcBorders>
+              <w:top w:val="single" w:color="808080" w:sz="4"/>
+              <w:left w:val="single" w:color="808080" w:sz="4"/>
+              <w:bottom w:val="single" w:color="808080" w:sz="4"/>
+              <w:right w:val="single" w:color="808080" w:sz="4"/>
+            </w:tcBorders>
+            <w:tcMar>
+              <w:top w:type="dxa" w:w="60"/>
+              <w:left w:type="dxa" w:w="100"/>
+              <w:bottom w:type="dxa" w:w="60"/>
+              <w:right w:type="dxa" w:w="100"/>
+            </w:tcMar>
+            <w:vAlign w:val="top"/>
+          </w:tcPr>
+          <w:p>
+            <w:pPr>
+              <w:spacing w:after="20" w:before="0" w:line="288"/>
+              <w:jc w:val="left"/>
+            </w:pPr>
+            <w:r>
+              <w:rPr>
+                <w:rFonts w:ascii="Times New Roman" w:cs="Times New Roman" w:eastAsia="Times New Roman" w:hAnsi="Times New Roman"/>
+                <w:sz w:val="24"/>
+                <w:szCs w:val="24"/>
+              </w:rPr>
               <w:t xml:space="preserve">{o_106} đ</w:t>
-            </w:r>
-          </w:p>
-        </w:tc>
-        <w:tc>
-          <w:tcPr>
-            <w:tcW w:type="dxa" w:w="2086"/>
-            <w:tcBorders>
-              <w:top w:val="single" w:color="808080" w:sz="4"/>
-              <w:left w:val="single" w:color="808080" w:sz="4"/>
-              <w:bottom w:val="single" w:color="808080" w:sz="4"/>
-              <w:right w:val="single" w:color="808080" w:sz="4"/>
-            </w:tcBorders>
-            <w:tcMar>
-              <w:top w:type="dxa" w:w="60"/>
-              <w:left w:type="dxa" w:w="100"/>
-              <w:bottom w:type="dxa" w:w="60"/>
-              <w:right w:type="dxa" w:w="100"/>
-            </w:tcMar>
-            <w:vAlign w:val="top"/>
-          </w:tcPr>
-          <w:p>
-            <w:pPr>
-              <w:spacing w:after="20" w:before="0" w:line="288"/>
-              <w:jc w:val="left"/>
-            </w:pPr>
-            <w:r>
-              <w:rPr>
-                <w:rFonts w:ascii="Times New Roman" w:cs="Times New Roman" w:eastAsia="Times New Roman" w:hAnsi="Times New Roman"/>
-                <w:sz w:val="24"/>
-                <w:szCs w:val="24"/>
-              </w:rPr>
-              <w:t xml:space="preserve">{o_107} đ</w:t>
-            </w:r>
-          </w:p>
-        </w:tc>
-        <w:tc>
-          <w:tcPr>
-            <w:tcW w:type="dxa" w:w="2179"/>
-            <w:tcBorders>
-              <w:top w:val="single" w:color="808080" w:sz="4"/>
-              <w:left w:val="single" w:color="808080" w:sz="4"/>
-              <w:bottom w:val="single" w:color="808080" w:sz="4"/>
-              <w:right w:val="single" w:color="808080" w:sz="4"/>
-            </w:tcBorders>
-            <w:tcMar>
-              <w:top w:type="dxa" w:w="60"/>
-              <w:left w:type="dxa" w:w="100"/>
-              <w:bottom w:type="dxa" w:w="60"/>
-              <w:right w:type="dxa" w:w="100"/>
-            </w:tcMar>
-            <w:vAlign w:val="top"/>
-          </w:tcPr>
-          <w:p>
-            <w:pPr>
-              <w:spacing w:after="20" w:before="0" w:line="288"/>
-              <w:jc w:val="left"/>
-            </w:pPr>
-            <w:r>
-              <w:rPr>
-                <w:rFonts w:ascii="Times New Roman" w:cs="Times New Roman" w:eastAsia="Times New Roman" w:hAnsi="Times New Roman"/>
-                <w:sz w:val="24"/>
-                <w:szCs w:val="24"/>
-              </w:rPr>
-              <w:t xml:space="preserve">{o_108} đ</w:t>
             </w:r>
           </w:p>
         </w:tc>
@@ -7490,7 +7490,7 @@
                 <w:sz w:val="24"/>
                 <w:szCs w:val="24"/>
               </w:rPr>
-              <w:t xml:space="preserve">{o_109}%</w:t>
+              <w:t xml:space="preserve">{o_107}%</w:t>
             </w:r>
           </w:p>
         </w:tc>
@@ -7756,7 +7756,7 @@
                 <w:sz w:val="24"/>
                 <w:szCs w:val="24"/>
               </w:rPr>
-              <w:t xml:space="preserve">Tầng 2 {o_110} tầng n</w:t>
+              <w:t xml:space="preserve">Tầng 2 {o_108} tầng n</w:t>
             </w:r>
           </w:p>
         </w:tc>
@@ -8315,7 +8315,7 @@
                 <w:sz w:val="24"/>
                 <w:szCs w:val="24"/>
               </w:rPr>
-              <w:t xml:space="preserve">{o_111}%</w:t>
+              <w:t xml:space="preserve">{o_109}%</w:t>
             </w:r>
           </w:p>
         </w:tc>
@@ -8480,7 +8480,7 @@
                 <w:sz w:val="24"/>
                 <w:szCs w:val="24"/>
               </w:rPr>
-              <w:t xml:space="preserve">{o_112}%</w:t>
+              <w:t xml:space="preserve">{o_110}%</w:t>
             </w:r>
           </w:p>
         </w:tc>

--- a/db/seed-assets/contract-templates/NVO/NVO-HD-02_Hop_dong_thiet_ke_thi_cong_tron_goi_nha_o.docx
+++ b/db/seed-assets/contract-templates/NVO/NVO-HD-02_Hop_dong_thiet_ke_thi_cong_tron_goi_nha_o.docx
@@ -368,7 +368,7 @@
           <w:sz w:val="26"/>
           <w:szCs w:val="26"/>
         </w:rPr>
-        <w:t xml:space="preserve">Ông/Bà {doi_tac_ten}</w:t>
+        <w:t xml:space="preserve">Ông/Bà {doi_tac_ho_ten}</w:t>
       </w:r>
     </w:p>
     <w:p>
@@ -383,7 +383,7 @@
           <w:sz w:val="26"/>
           <w:szCs w:val="26"/>
         </w:rPr>
-        <w:t xml:space="preserve">Ông/Bà: {o_4}  Ngày sinh: {o_5}</w:t>
+        <w:t xml:space="preserve">Ngày sinh: {o_4}</w:t>
       </w:r>
     </w:p>
     <w:p>
@@ -398,7 +398,7 @@
           <w:sz w:val="26"/>
           <w:szCs w:val="26"/>
         </w:rPr>
-        <w:t xml:space="preserve">Số định danh cá nhân/CCCD: {o_6} cấp ngày {o_7} tại {o_8}</w:t>
+        <w:t xml:space="preserve">Số định danh cá nhân/CCCD: {o_5} cấp ngày {o_6} tại {o_7}</w:t>
       </w:r>
     </w:p>
     <w:p>
@@ -552,7 +552,7 @@
           <w:sz w:val="26"/>
           <w:szCs w:val="26"/>
         </w:rPr>
-        <w:t xml:space="preserve">(Hoặc người được ủy quyền: {o_9} – Chức vụ: {o_10} – theo Giấy ủy quyền số {o_11} ngày {o_12})</w:t>
+        <w:t xml:space="preserve">(Hoặc người được ủy quyền: {o_8} – Chức vụ: {o_9} – theo Giấy ủy quyền số {o_10} ngày {o_11})</w:t>
       </w:r>
     </w:p>
     <w:p>
@@ -687,7 +687,7 @@
           <w:sz w:val="26"/>
           <w:szCs w:val="26"/>
         </w:rPr>
-        <w:t xml:space="preserve">2.3. Phần hoàn thiện gồm: ốp lát, sơn bả, trần thạch cao, cửa, thiết bị vệ sinh, thiết bị điện, lan can cầu thang, đá ốp, {o_13} theo Phụ lục 01.</w:t>
+        <w:t xml:space="preserve">2.3. Phần hoàn thiện gồm: ốp lát, sơn bả, trần thạch cao, cửa, thiết bị vệ sinh, thiết bị điện, lan can cầu thang, đá ốp, {o_12} theo Phụ lục 01.</w:t>
       </w:r>
     </w:p>
     <w:p>
@@ -974,7 +974,7 @@
           <w:sz w:val="26"/>
           <w:szCs w:val="26"/>
         </w:rPr>
-        <w:t xml:space="preserve">3.2. Bên A chọn mẫu cụ thể trong danh mục của gói tại showroom/nhà cung cấp do Bên B giới thiệu và ký xác nhận "Phiếu chọn vật tư" trước thời điểm thi công hạng mục đó ít nhất {o_14}  ngày.</w:t>
+        <w:t xml:space="preserve">3.2. Bên A chọn mẫu cụ thể trong danh mục của gói tại showroom/nhà cung cấp do Bên B giới thiệu và ký xác nhận "Phiếu chọn vật tư" trước thời điểm thi công hạng mục đó ít nhất {o_13}  ngày.</w:t>
       </w:r>
     </w:p>
     <w:p>
@@ -1196,7 +1196,7 @@
           <w:sz w:val="26"/>
           <w:szCs w:val="26"/>
         </w:rPr>
-        <w:t xml:space="preserve"> (Bằng chữ: {gia_tri_bang_chu}), được xác định theo: đơn giá trọn gói {o_15} đồng/m² × diện tích sàn xây dựng {o_16} m² (cách tính diện tích tại Phụ lục 02) + chi phí thiết kế {o_17} đồng + các hạng mục tính riêng (nếu có).</w:t>
+        <w:t xml:space="preserve"> (Bằng chữ: {gia_tri_bang_chu}), được xác định theo: đơn giá trọn gói {o_14} đồng/m² × diện tích sàn xây dựng {o_15} m² (cách tính diện tích tại Phụ lục 02) + chi phí thiết kế {o_16} đồng + các hạng mục tính riêng (nếu có).</w:t>
       </w:r>
     </w:p>
     <w:p>
@@ -1567,7 +1567,7 @@
           <w:sz w:val="26"/>
           <w:szCs w:val="26"/>
         </w:rPr>
-        <w:t xml:space="preserve">5.1. Bên A thanh toán trong vòng {o_18}  ngày làm việc kể từ ngày ký biên bản nghiệm thu mốc tương ứng. Bên A không ký biên bản nghiệm thu trong vòng {o_19} ngày kể từ khi Bên B thông báo hoàn thành và không có ý kiến bằng văn bản, mốc được coi là đã nghiệm thu.</w:t>
+        <w:t xml:space="preserve">5.1. Bên A thanh toán trong vòng {o_17}  ngày làm việc kể từ ngày ký biên bản nghiệm thu mốc tương ứng. Bên A không ký biên bản nghiệm thu trong vòng {o_18} ngày kể từ khi Bên B thông báo hoàn thành và không có ý kiến bằng văn bản, mốc được coi là đã nghiệm thu.</w:t>
       </w:r>
     </w:p>
     <w:p>
@@ -1581,7 +1581,7 @@
           <w:sz w:val="26"/>
           <w:szCs w:val="26"/>
         </w:rPr>
-        <w:t xml:space="preserve">5.2. Bên A chậm thanh toán quá {o_20}  ngày, Bên B được tạm dừng thi công; thời gian tạm dừng cộng vào tiến độ; Bên A chịu lãi chậm trả {o_21} %/tháng trên số tiền chậm trả.</w:t>
+        <w:t xml:space="preserve">5.2. Bên A chậm thanh toán quá {o_19}  ngày, Bên B được tạm dừng thi công; thời gian tạm dừng cộng vào tiến độ; Bên A chịu lãi chậm trả {o_20} %/tháng trên số tiền chậm trả.</w:t>
       </w:r>
     </w:p>
     <w:p>
@@ -1595,7 +1595,7 @@
           <w:sz w:val="26"/>
           <w:szCs w:val="26"/>
         </w:rPr>
-        <w:t xml:space="preserve">5.3. Tiền bảo hành 5% giá trị quyết toán được giữ lại và hoàn trả trong vòng {o_22} ngày sau khi hết thời hạn bảo hành phần hoàn thiện.</w:t>
+        <w:t xml:space="preserve">5.3. Tiền bảo hành 5% giá trị quyết toán được giữ lại và hoàn trả trong vòng {o_21} ngày sau khi hết thời hạn bảo hành phần hoàn thiện.</w:t>
       </w:r>
     </w:p>
     <w:p>
@@ -1757,7 +1757,7 @@
           <w:sz w:val="26"/>
           <w:szCs w:val="26"/>
         </w:rPr>
-        <w:t xml:space="preserve">6.1. Thời gian thiết kế: {o_23} ngày kể từ ngày nhận tạm ứng, không kể thời gian Bên A góp ý.</w:t>
+        <w:t xml:space="preserve">6.1. Thời gian thiết kế: {o_22} ngày kể từ ngày nhận tạm ứng, không kể thời gian Bên A góp ý.</w:t>
       </w:r>
     </w:p>
     <w:p>
@@ -1771,7 +1771,7 @@
           <w:sz w:val="26"/>
           <w:szCs w:val="26"/>
         </w:rPr>
-        <w:t xml:space="preserve">6.2. Thời gian thi công: {o_24} ngày kể từ ngày khởi công, theo tiến độ tại Phụ lục 03. Ngày khởi công dự kiến: {o_25} /20{o_26}, do hai bên thống nhất theo ngày đẹp của Bên A (nếu có).</w:t>
+        <w:t xml:space="preserve">6.2. Thời gian thi công: {o_23} ngày kể từ ngày khởi công, theo tiến độ tại Phụ lục 03. Ngày khởi công dự kiến: {o_24} /20{o_25}, do hai bên thống nhất theo ngày đẹp của Bên A (nếu có).</w:t>
       </w:r>
     </w:p>
     <w:p>
@@ -1785,7 +1785,7 @@
           <w:sz w:val="26"/>
           <w:szCs w:val="26"/>
         </w:rPr>
-        <w:t xml:space="preserve">6.3. Tiến độ được gia hạn khi: Bên A chậm thanh toán, chậm chọn vật tư, chậm bàn giao mặt bằng; thay đổi thiết kế, phát sinh; thời tiết mưa bão kéo dài không thể thi công; tranh chấp với hàng xóm hoặc cơ quan nhà nước yêu cầu dừng không do lỗi của Bên B; nghỉ Tết Nguyên đán {o_27} ngày; sự kiện bất khả kháng.</w:t>
+        <w:t xml:space="preserve">6.3. Tiến độ được gia hạn khi: Bên A chậm thanh toán, chậm chọn vật tư, chậm bàn giao mặt bằng; thay đổi thiết kế, phát sinh; thời tiết mưa bão kéo dài không thể thi công; tranh chấp với hàng xóm hoặc cơ quan nhà nước yêu cầu dừng không do lỗi của Bên B; nghỉ Tết Nguyên đán {o_26} ngày; sự kiện bất khả kháng.</w:t>
       </w:r>
     </w:p>
     <w:p>
@@ -1817,7 +1817,7 @@
           <w:sz w:val="26"/>
           <w:szCs w:val="26"/>
         </w:rPr>
-        <w:t xml:space="preserve">7.1. Bên B thi công đúng thiết kế ký chốt, tiêu chuẩn kỹ thuật và chủng loại vật tư tại Phụ lục 01; bố trí kỹ sư giám sát công trình: Ông/Bà {o_28} – ĐT: {o_29}</w:t>
+        <w:t xml:space="preserve">7.1. Bên B thi công đúng thiết kế ký chốt, tiêu chuẩn kỹ thuật và chủng loại vật tư tại Phụ lục 01; bố trí kỹ sư giám sát công trình: Ông/Bà {o_27} – ĐT: {o_28}</w:t>
       </w:r>
     </w:p>
     <w:p>
@@ -1859,7 +1859,7 @@
           <w:sz w:val="26"/>
           <w:szCs w:val="26"/>
         </w:rPr>
-        <w:t xml:space="preserve">7.4. Bên B chụp ảnh, ghi nhật ký tiến độ hằng ngày và cập nhật cho Bên A ít nhất {o_30} lần/tuần.</w:t>
+        <w:t xml:space="preserve">7.4. Bên B chụp ảnh, ghi nhật ký tiến độ hằng ngày và cập nhật cho Bên A ít nhất {o_29} lần/tuần.</w:t>
       </w:r>
     </w:p>
     <w:p>
@@ -1891,7 +1891,7 @@
           <w:sz w:val="26"/>
           <w:szCs w:val="26"/>
         </w:rPr>
-        <w:t xml:space="preserve">8.1. Bên A yêu cầu thay đổi so với thiết kế đã ký chốt phải lập "Phiếu yêu cầu thay đổi". Bên B báo giá, ảnh hưởng tiến độ trong vòng {o_31}  ngày; hai bên ký phụ lục trước khi thi công.</w:t>
+        <w:t xml:space="preserve">8.1. Bên A yêu cầu thay đổi so với thiết kế đã ký chốt phải lập "Phiếu yêu cầu thay đổi". Bên B báo giá, ảnh hưởng tiến độ trong vòng {o_30}  ngày; hai bên ký phụ lục trước khi thi công.</w:t>
       </w:r>
     </w:p>
     <w:p>
@@ -1919,7 +1919,7 @@
           <w:sz w:val="26"/>
           <w:szCs w:val="26"/>
         </w:rPr>
-        <w:t xml:space="preserve">8.3. Phát sinh có giá trị dưới {o_32} đồng/lần có thể được thống nhất bằng tin nhắn kèm báo giá, tổng hợp vào phụ lục khi quyết toán.</w:t>
+        <w:t xml:space="preserve">8.3. Phát sinh có giá trị dưới {o_31} đồng/lần có thể được thống nhất bằng tin nhắn kèm báo giá, tổng hợp vào phụ lục khi quyết toán.</w:t>
       </w:r>
     </w:p>
     <w:p>
@@ -1969,7 +1969,7 @@
           <w:sz w:val="26"/>
           <w:szCs w:val="26"/>
         </w:rPr>
-        <w:t xml:space="preserve"> (ảnh, video các vết nứt, độ nghiêng hiện có). Chủ nhà lân cận không hợp tác thì lập biên bản có xác nhận của tổ dân phố/thôn hoặc lập vi bằng (chi phí do {o_33} chịu).</w:t>
+        <w:t xml:space="preserve"> (ảnh, video các vết nứt, độ nghiêng hiện có). Chủ nhà lân cận không hợp tác thì lập biên bản có xác nhận của tổ dân phố/thôn hoặc lập vi bằng (chi phí do {o_32} chịu).</w:t>
       </w:r>
     </w:p>
     <w:p>
@@ -2201,7 +2201,7 @@
           <w:sz w:val="26"/>
           <w:szCs w:val="26"/>
         </w:rPr>
-        <w:t xml:space="preserve">10.2. Bên A bàn giao mặt bằng sạch (đã phá dỡ nhà cũ, di dời đồ đạc) trước ngày khởi công. Nếu Bên B phá dỡ nhà cũ: chi phí {o_34} đồng, phế liệu thu hồi thuộc về {o_35}</w:t>
+        <w:t xml:space="preserve">10.2. Bên A bàn giao mặt bằng sạch (đã phá dỡ nhà cũ, di dời đồ đạc) trước ngày khởi công. Nếu Bên B phá dỡ nhà cũ: chi phí {o_33} đồng, phế liệu thu hồi thuộc về {o_34}</w:t>
       </w:r>
     </w:p>
     <w:p>
@@ -2542,7 +2542,7 @@
                 <w:sz w:val="24"/>
                 <w:szCs w:val="24"/>
               </w:rPr>
-              <w:t xml:space="preserve">{o_36} năm (mặc định: 05)</w:t>
+              <w:t xml:space="preserve">{o_35} năm (mặc định: 05)</w:t>
             </w:r>
           </w:p>
         </w:tc>
@@ -2643,7 +2643,7 @@
                 <w:sz w:val="24"/>
                 <w:szCs w:val="24"/>
               </w:rPr>
-              <w:t xml:space="preserve">{o_37} tháng (mặc định: 12)</w:t>
+              <w:t xml:space="preserve">{o_36} tháng (mặc định: 12)</w:t>
             </w:r>
           </w:p>
         </w:tc>
@@ -2744,7 +2744,7 @@
                 <w:sz w:val="24"/>
                 <w:szCs w:val="24"/>
               </w:rPr>
-              <w:t xml:space="preserve">{o_38} tháng (mặc định: 24)</w:t>
+              <w:t xml:space="preserve">{o_37} tháng (mặc định: 24)</w:t>
             </w:r>
           </w:p>
         </w:tc>
@@ -2813,7 +2813,7 @@
                 <w:sz w:val="24"/>
                 <w:szCs w:val="24"/>
               </w:rPr>
-              <w:t xml:space="preserve">Thiết bị (vệ sinh, điện, bơm {o_39})</w:t>
+              <w:t xml:space="preserve">Thiết bị (vệ sinh, điện, bơm {o_38})</w:t>
             </w:r>
           </w:p>
         </w:tc>
@@ -3052,7 +3052,7 @@
           <w:sz w:val="26"/>
           <w:szCs w:val="26"/>
         </w:rPr>
-        <w:t xml:space="preserve">11.3. Bên B có mặt kiểm tra trong vòng {o_40}  giờ kể từ khi nhận thông báo, khắc phục trong thời gian hợp lý. Không bảo hành đối với hư hỏng do sử dụng sai, tự ý sửa chữa cải tạo, hao mòn tự nhiên, thiên tai hoặc do vật tư Bên A tự cung cấp.</w:t>
+        <w:t xml:space="preserve">11.3. Bên B có mặt kiểm tra trong vòng {o_39}  giờ kể từ khi nhận thông báo, khắc phục trong thời gian hợp lý. Không bảo hành đối với hư hỏng do sử dụng sai, tự ý sửa chữa cải tạo, hao mòn tự nhiên, thiên tai hoặc do vật tư Bên A tự cung cấp.</w:t>
       </w:r>
     </w:p>
     <w:p>
@@ -3084,7 +3084,7 @@
           <w:sz w:val="26"/>
           <w:szCs w:val="26"/>
         </w:rPr>
-        <w:t xml:space="preserve">12.1. Bên B chậm bàn giao do lỗi của mình bị phạt {o_41} % giá hợp đồng/ngày chậm; tổng mức phạt không quá {o_42} % giá trị phần hợp đồng bị vi phạm.</w:t>
+        <w:t xml:space="preserve">12.1. Bên B chậm bàn giao do lỗi của mình bị phạt {o_40} % giá hợp đồng/ngày chậm; tổng mức phạt không quá {o_41} % giá trị phần hợp đồng bị vi phạm.</w:t>
       </w:r>
     </w:p>
     <w:p>
@@ -3112,7 +3112,7 @@
           <w:sz w:val="26"/>
           <w:szCs w:val="26"/>
         </w:rPr>
-        <w:t xml:space="preserve">12.3. Bên A đơn phương chấm dứt hợp đồng không do lỗi của Bên B: thanh toán giá trị khối lượng đã thực hiện, vật tư đã đặt hàng/đưa về công trình, chi phí thiết kế và bồi thường {o_43} % giá trị phần hợp đồng còn lại.</w:t>
+        <w:t xml:space="preserve">12.3. Bên A đơn phương chấm dứt hợp đồng không do lỗi của Bên B: thanh toán giá trị khối lượng đã thực hiện, vật tư đã đặt hàng/đưa về công trình, chi phí thiết kế và bồi thường {o_42} % giá trị phần hợp đồng còn lại.</w:t>
       </w:r>
     </w:p>
     <w:p>
@@ -3126,7 +3126,7 @@
           <w:sz w:val="26"/>
           <w:szCs w:val="26"/>
         </w:rPr>
-        <w:t xml:space="preserve">12.4. Bên B đơn phương chấm dứt hợp đồng không do lỗi của Bên A hoặc bỏ dở công trình quá {o_44} ngày: hoàn trả phần tiền đã nhận vượt giá trị khối lượng đã thực hiện và bồi thường {o_45} % giá trị phần hợp đồng còn lại.</w:t>
+        <w:t xml:space="preserve">12.4. Bên B đơn phương chấm dứt hợp đồng không do lỗi của Bên A hoặc bỏ dở công trình quá {o_43} ngày: hoàn trả phần tiền đã nhận vượt giá trị khối lượng đã thực hiện và bồi thường {o_44} % giá trị phần hợp đồng còn lại.</w:t>
       </w:r>
     </w:p>
     <w:p>
@@ -3200,7 +3200,7 @@
           <w:sz w:val="26"/>
           <w:szCs w:val="26"/>
         </w:rPr>
-        <w:t xml:space="preserve">13.4. Nếu sự kiện bất khả kháng kéo dài quá {o_46}  ngày liên tục, mỗi bên có quyền chấm dứt hợp đồng bằng văn bản; các bên thanh toán cho nhau phần công việc, hàng hóa đã thực hiện và được nghiệm thu đến thời điểm chấm dứt.</w:t>
+        <w:t xml:space="preserve">13.4. Nếu sự kiện bất khả kháng kéo dài quá {o_45}  ngày liên tục, mỗi bên có quyền chấm dứt hợp đồng bằng văn bản; các bên thanh toán cho nhau phần công việc, hàng hóa đã thực hiện và được nghiệm thu đến thời điểm chấm dứt.</w:t>
       </w:r>
     </w:p>
     <w:p>
@@ -3214,7 +3214,7 @@
           <w:sz w:val="26"/>
           <w:szCs w:val="26"/>
         </w:rPr>
-        <w:t xml:space="preserve">13.5. Khi hoàn cảnh thay đổi cơ bản theo Điều 420 Bộ luật Dân sự (ví dụ: giá vật liệu chính biến động bất thường vượt quá {o_47} % so với thời điểm ký), bên bị ảnh hưởng có quyền đề nghị đàm phán lại phần giá và tiến độ liên quan trong thời hạn hợp lý.</w:t>
+        <w:t xml:space="preserve">13.5. Khi hoàn cảnh thay đổi cơ bản theo Điều 420 Bộ luật Dân sự (ví dụ: giá vật liệu chính biến động bất thường vượt quá {o_46} % so với thời điểm ký), bên bị ảnh hưởng có quyền đề nghị đàm phán lại phần giá và tiến độ liên quan trong thời hạn hợp lý.</w:t>
       </w:r>
     </w:p>
     <w:p>
@@ -3450,7 +3450,7 @@
           <w:sz w:val="26"/>
           <w:szCs w:val="26"/>
         </w:rPr>
-        <w:t xml:space="preserve">15.2. Đại diện liên lạc: Bên A: {o_48} – ĐT: {o_49} – Email: {o_50}; Bên B: {o_51} – ĐT: {o_52} – Email: {o_53}</w:t>
+        <w:t xml:space="preserve">15.2. Đại diện liên lạc: Bên A: {o_47} – ĐT: {o_48} – Email: {o_49}; Bên B: {o_50} – ĐT: {o_51} – Email: {o_52}</w:t>
       </w:r>
     </w:p>
     <w:p>
@@ -3464,7 +3464,7 @@
           <w:sz w:val="26"/>
           <w:szCs w:val="26"/>
         </w:rPr>
-        <w:t xml:space="preserve">15.3. Tin nhắn qua ứng dụng (Zalo, {o_54}) chỉ dùng để trao đổi điều hành, không thay thế văn bản đối với các nội dung về giá, khối lượng phát sinh, tiến độ và chấm dứt hợp đồng.</w:t>
+        <w:t xml:space="preserve">15.3. Tin nhắn qua ứng dụng (Zalo, {o_53}) chỉ dùng để trao đổi điều hành, không thay thế văn bản đối với các nội dung về giá, khối lượng phát sinh, tiến độ và chấm dứt hợp đồng.</w:t>
       </w:r>
     </w:p>
     <w:p>
@@ -3524,7 +3524,7 @@
           <w:sz w:val="26"/>
           <w:szCs w:val="26"/>
         </w:rPr>
-        <w:t xml:space="preserve">16.3. Trong vòng {o_55} ngày kể từ ngày bàn giao, hai bên lập bảng quyết toán (giá hợp đồng ± chênh lệch vật tư ± phát sinh) và thanh toán đợt 8. Hợp đồng được thanh lý sau khi Bên A hoàn trả tiền bảo hành.</w:t>
+        <w:t xml:space="preserve">16.3. Trong vòng {o_54} ngày kể từ ngày bàn giao, hai bên lập bảng quyết toán (giá hợp đồng ± chênh lệch vật tư ± phát sinh) và thanh toán đợt 8. Hợp đồng được thanh lý sau khi Bên A hoàn trả tiền bảo hành.</w:t>
       </w:r>
     </w:p>
     <w:p>
@@ -4241,7 +4241,7 @@
                 <w:sz w:val="24"/>
                 <w:szCs w:val="24"/>
               </w:rPr>
-              <w:t xml:space="preserve">{o_56} (VD: Hòa Phát/Việt Nhật)</w:t>
+              <w:t xml:space="preserve">{o_55} (VD: Hòa Phát/Việt Nhật)</w:t>
             </w:r>
           </w:p>
         </w:tc>
@@ -4273,39 +4273,39 @@
                 <w:sz w:val="24"/>
                 <w:szCs w:val="24"/>
               </w:rPr>
+              <w:t xml:space="preserve">{o_56}</w:t>
+            </w:r>
+          </w:p>
+        </w:tc>
+        <w:tc>
+          <w:tcPr>
+            <w:tcW w:type="dxa" w:w="2179"/>
+            <w:tcBorders>
+              <w:top w:val="single" w:color="808080" w:sz="4"/>
+              <w:left w:val="single" w:color="808080" w:sz="4"/>
+              <w:bottom w:val="single" w:color="808080" w:sz="4"/>
+              <w:right w:val="single" w:color="808080" w:sz="4"/>
+            </w:tcBorders>
+            <w:tcMar>
+              <w:top w:type="dxa" w:w="60"/>
+              <w:left w:type="dxa" w:w="100"/>
+              <w:bottom w:type="dxa" w:w="60"/>
+              <w:right w:type="dxa" w:w="100"/>
+            </w:tcMar>
+            <w:vAlign w:val="top"/>
+          </w:tcPr>
+          <w:p>
+            <w:pPr>
+              <w:spacing w:after="20" w:before="0" w:line="288"/>
+              <w:jc w:val="left"/>
+            </w:pPr>
+            <w:r>
+              <w:rPr>
+                <w:rFonts w:ascii="Times New Roman" w:cs="Times New Roman" w:eastAsia="Times New Roman" w:hAnsi="Times New Roman"/>
+                <w:sz w:val="24"/>
+                <w:szCs w:val="24"/>
+              </w:rPr>
               <w:t xml:space="preserve">{o_57}</w:t>
-            </w:r>
-          </w:p>
-        </w:tc>
-        <w:tc>
-          <w:tcPr>
-            <w:tcW w:type="dxa" w:w="2179"/>
-            <w:tcBorders>
-              <w:top w:val="single" w:color="808080" w:sz="4"/>
-              <w:left w:val="single" w:color="808080" w:sz="4"/>
-              <w:bottom w:val="single" w:color="808080" w:sz="4"/>
-              <w:right w:val="single" w:color="808080" w:sz="4"/>
-            </w:tcBorders>
-            <w:tcMar>
-              <w:top w:type="dxa" w:w="60"/>
-              <w:left w:type="dxa" w:w="100"/>
-              <w:bottom w:type="dxa" w:w="60"/>
-              <w:right w:type="dxa" w:w="100"/>
-            </w:tcMar>
-            <w:vAlign w:val="top"/>
-          </w:tcPr>
-          <w:p>
-            <w:pPr>
-              <w:spacing w:after="20" w:before="0" w:line="288"/>
-              <w:jc w:val="left"/>
-            </w:pPr>
-            <w:r>
-              <w:rPr>
-                <w:rFonts w:ascii="Times New Roman" w:cs="Times New Roman" w:eastAsia="Times New Roman" w:hAnsi="Times New Roman"/>
-                <w:sz w:val="24"/>
-                <w:szCs w:val="24"/>
-              </w:rPr>
-              <w:t xml:space="preserve">{o_58}</w:t>
             </w:r>
           </w:p>
         </w:tc>
@@ -4406,13 +4406,45 @@
                 <w:sz w:val="24"/>
                 <w:szCs w:val="24"/>
               </w:rPr>
+              <w:t xml:space="preserve">{o_58}</w:t>
+            </w:r>
+          </w:p>
+        </w:tc>
+        <w:tc>
+          <w:tcPr>
+            <w:tcW w:type="dxa" w:w="2086"/>
+            <w:tcBorders>
+              <w:top w:val="single" w:color="808080" w:sz="4"/>
+              <w:left w:val="single" w:color="808080" w:sz="4"/>
+              <w:bottom w:val="single" w:color="808080" w:sz="4"/>
+              <w:right w:val="single" w:color="808080" w:sz="4"/>
+            </w:tcBorders>
+            <w:tcMar>
+              <w:top w:type="dxa" w:w="60"/>
+              <w:left w:type="dxa" w:w="100"/>
+              <w:bottom w:type="dxa" w:w="60"/>
+              <w:right w:type="dxa" w:w="100"/>
+            </w:tcMar>
+            <w:vAlign w:val="top"/>
+          </w:tcPr>
+          <w:p>
+            <w:pPr>
+              <w:spacing w:after="20" w:before="0" w:line="288"/>
+              <w:jc w:val="left"/>
+            </w:pPr>
+            <w:r>
+              <w:rPr>
+                <w:rFonts w:ascii="Times New Roman" w:cs="Times New Roman" w:eastAsia="Times New Roman" w:hAnsi="Times New Roman"/>
+                <w:sz w:val="24"/>
+                <w:szCs w:val="24"/>
+              </w:rPr>
               <w:t xml:space="preserve">{o_59}</w:t>
             </w:r>
           </w:p>
         </w:tc>
         <w:tc>
           <w:tcPr>
-            <w:tcW w:type="dxa" w:w="2086"/>
+            <w:tcW w:type="dxa" w:w="2179"/>
             <w:tcBorders>
               <w:top w:val="single" w:color="808080" w:sz="4"/>
               <w:left w:val="single" w:color="808080" w:sz="4"/>
@@ -4439,38 +4471,6 @@
                 <w:szCs w:val="24"/>
               </w:rPr>
               <w:t xml:space="preserve">{o_60}</w:t>
-            </w:r>
-          </w:p>
-        </w:tc>
-        <w:tc>
-          <w:tcPr>
-            <w:tcW w:type="dxa" w:w="2179"/>
-            <w:tcBorders>
-              <w:top w:val="single" w:color="808080" w:sz="4"/>
-              <w:left w:val="single" w:color="808080" w:sz="4"/>
-              <w:bottom w:val="single" w:color="808080" w:sz="4"/>
-              <w:right w:val="single" w:color="808080" w:sz="4"/>
-            </w:tcBorders>
-            <w:tcMar>
-              <w:top w:type="dxa" w:w="60"/>
-              <w:left w:type="dxa" w:w="100"/>
-              <w:bottom w:type="dxa" w:w="60"/>
-              <w:right w:type="dxa" w:w="100"/>
-            </w:tcMar>
-            <w:vAlign w:val="top"/>
-          </w:tcPr>
-          <w:p>
-            <w:pPr>
-              <w:spacing w:after="20" w:before="0" w:line="288"/>
-              <w:jc w:val="left"/>
-            </w:pPr>
-            <w:r>
-              <w:rPr>
-                <w:rFonts w:ascii="Times New Roman" w:cs="Times New Roman" w:eastAsia="Times New Roman" w:hAnsi="Times New Roman"/>
-                <w:sz w:val="24"/>
-                <w:szCs w:val="24"/>
-              </w:rPr>
-              <w:t xml:space="preserve">{o_61}</w:t>
             </w:r>
           </w:p>
         </w:tc>
@@ -4571,13 +4571,45 @@
                 <w:sz w:val="24"/>
                 <w:szCs w:val="24"/>
               </w:rPr>
+              <w:t xml:space="preserve">Thương phẩm mác {o_61}</w:t>
+            </w:r>
+          </w:p>
+        </w:tc>
+        <w:tc>
+          <w:tcPr>
+            <w:tcW w:type="dxa" w:w="2086"/>
+            <w:tcBorders>
+              <w:top w:val="single" w:color="808080" w:sz="4"/>
+              <w:left w:val="single" w:color="808080" w:sz="4"/>
+              <w:bottom w:val="single" w:color="808080" w:sz="4"/>
+              <w:right w:val="single" w:color="808080" w:sz="4"/>
+            </w:tcBorders>
+            <w:tcMar>
+              <w:top w:type="dxa" w:w="60"/>
+              <w:left w:type="dxa" w:w="100"/>
+              <w:bottom w:type="dxa" w:w="60"/>
+              <w:right w:type="dxa" w:w="100"/>
+            </w:tcMar>
+            <w:vAlign w:val="top"/>
+          </w:tcPr>
+          <w:p>
+            <w:pPr>
+              <w:spacing w:after="20" w:before="0" w:line="288"/>
+              <w:jc w:val="left"/>
+            </w:pPr>
+            <w:r>
+              <w:rPr>
+                <w:rFonts w:ascii="Times New Roman" w:cs="Times New Roman" w:eastAsia="Times New Roman" w:hAnsi="Times New Roman"/>
+                <w:sz w:val="24"/>
+                <w:szCs w:val="24"/>
+              </w:rPr>
               <w:t xml:space="preserve">Thương phẩm mác {o_62}</w:t>
             </w:r>
           </w:p>
         </w:tc>
         <w:tc>
           <w:tcPr>
-            <w:tcW w:type="dxa" w:w="2086"/>
+            <w:tcW w:type="dxa" w:w="2179"/>
             <w:tcBorders>
               <w:top w:val="single" w:color="808080" w:sz="4"/>
               <w:left w:val="single" w:color="808080" w:sz="4"/>
@@ -4604,38 +4636,6 @@
                 <w:szCs w:val="24"/>
               </w:rPr>
               <w:t xml:space="preserve">Thương phẩm mác {o_63}</w:t>
-            </w:r>
-          </w:p>
-        </w:tc>
-        <w:tc>
-          <w:tcPr>
-            <w:tcW w:type="dxa" w:w="2179"/>
-            <w:tcBorders>
-              <w:top w:val="single" w:color="808080" w:sz="4"/>
-              <w:left w:val="single" w:color="808080" w:sz="4"/>
-              <w:bottom w:val="single" w:color="808080" w:sz="4"/>
-              <w:right w:val="single" w:color="808080" w:sz="4"/>
-            </w:tcBorders>
-            <w:tcMar>
-              <w:top w:type="dxa" w:w="60"/>
-              <w:left w:type="dxa" w:w="100"/>
-              <w:bottom w:type="dxa" w:w="60"/>
-              <w:right w:type="dxa" w:w="100"/>
-            </w:tcMar>
-            <w:vAlign w:val="top"/>
-          </w:tcPr>
-          <w:p>
-            <w:pPr>
-              <w:spacing w:after="20" w:before="0" w:line="288"/>
-              <w:jc w:val="left"/>
-            </w:pPr>
-            <w:r>
-              <w:rPr>
-                <w:rFonts w:ascii="Times New Roman" w:cs="Times New Roman" w:eastAsia="Times New Roman" w:hAnsi="Times New Roman"/>
-                <w:sz w:val="24"/>
-                <w:szCs w:val="24"/>
-              </w:rPr>
-              <w:t xml:space="preserve">Thương phẩm mác {o_64}</w:t>
             </w:r>
           </w:p>
         </w:tc>
@@ -4736,13 +4736,45 @@
                 <w:sz w:val="24"/>
                 <w:szCs w:val="24"/>
               </w:rPr>
+              <w:t xml:space="preserve">{o_64}</w:t>
+            </w:r>
+          </w:p>
+        </w:tc>
+        <w:tc>
+          <w:tcPr>
+            <w:tcW w:type="dxa" w:w="2086"/>
+            <w:tcBorders>
+              <w:top w:val="single" w:color="808080" w:sz="4"/>
+              <w:left w:val="single" w:color="808080" w:sz="4"/>
+              <w:bottom w:val="single" w:color="808080" w:sz="4"/>
+              <w:right w:val="single" w:color="808080" w:sz="4"/>
+            </w:tcBorders>
+            <w:tcMar>
+              <w:top w:type="dxa" w:w="60"/>
+              <w:left w:type="dxa" w:w="100"/>
+              <w:bottom w:type="dxa" w:w="60"/>
+              <w:right w:type="dxa" w:w="100"/>
+            </w:tcMar>
+            <w:vAlign w:val="top"/>
+          </w:tcPr>
+          <w:p>
+            <w:pPr>
+              <w:spacing w:after="20" w:before="0" w:line="288"/>
+              <w:jc w:val="left"/>
+            </w:pPr>
+            <w:r>
+              <w:rPr>
+                <w:rFonts w:ascii="Times New Roman" w:cs="Times New Roman" w:eastAsia="Times New Roman" w:hAnsi="Times New Roman"/>
+                <w:sz w:val="24"/>
+                <w:szCs w:val="24"/>
+              </w:rPr>
               <w:t xml:space="preserve">{o_65}</w:t>
             </w:r>
           </w:p>
         </w:tc>
         <w:tc>
           <w:tcPr>
-            <w:tcW w:type="dxa" w:w="2086"/>
+            <w:tcW w:type="dxa" w:w="2179"/>
             <w:tcBorders>
               <w:top w:val="single" w:color="808080" w:sz="4"/>
               <w:left w:val="single" w:color="808080" w:sz="4"/>
@@ -4769,38 +4801,6 @@
                 <w:szCs w:val="24"/>
               </w:rPr>
               <w:t xml:space="preserve">{o_66}</w:t>
-            </w:r>
-          </w:p>
-        </w:tc>
-        <w:tc>
-          <w:tcPr>
-            <w:tcW w:type="dxa" w:w="2179"/>
-            <w:tcBorders>
-              <w:top w:val="single" w:color="808080" w:sz="4"/>
-              <w:left w:val="single" w:color="808080" w:sz="4"/>
-              <w:bottom w:val="single" w:color="808080" w:sz="4"/>
-              <w:right w:val="single" w:color="808080" w:sz="4"/>
-            </w:tcBorders>
-            <w:tcMar>
-              <w:top w:type="dxa" w:w="60"/>
-              <w:left w:type="dxa" w:w="100"/>
-              <w:bottom w:type="dxa" w:w="60"/>
-              <w:right w:type="dxa" w:w="100"/>
-            </w:tcMar>
-            <w:vAlign w:val="top"/>
-          </w:tcPr>
-          <w:p>
-            <w:pPr>
-              <w:spacing w:after="20" w:before="0" w:line="288"/>
-              <w:jc w:val="left"/>
-            </w:pPr>
-            <w:r>
-              <w:rPr>
-                <w:rFonts w:ascii="Times New Roman" w:cs="Times New Roman" w:eastAsia="Times New Roman" w:hAnsi="Times New Roman"/>
-                <w:sz w:val="24"/>
-                <w:szCs w:val="24"/>
-              </w:rPr>
-              <w:t xml:space="preserve">{o_67}</w:t>
             </w:r>
           </w:p>
         </w:tc>
@@ -4901,13 +4901,45 @@
                 <w:sz w:val="24"/>
                 <w:szCs w:val="24"/>
               </w:rPr>
+              <w:t xml:space="preserve">{o_67}</w:t>
+            </w:r>
+          </w:p>
+        </w:tc>
+        <w:tc>
+          <w:tcPr>
+            <w:tcW w:type="dxa" w:w="2086"/>
+            <w:tcBorders>
+              <w:top w:val="single" w:color="808080" w:sz="4"/>
+              <w:left w:val="single" w:color="808080" w:sz="4"/>
+              <w:bottom w:val="single" w:color="808080" w:sz="4"/>
+              <w:right w:val="single" w:color="808080" w:sz="4"/>
+            </w:tcBorders>
+            <w:tcMar>
+              <w:top w:type="dxa" w:w="60"/>
+              <w:left w:type="dxa" w:w="100"/>
+              <w:bottom w:type="dxa" w:w="60"/>
+              <w:right w:type="dxa" w:w="100"/>
+            </w:tcMar>
+            <w:vAlign w:val="top"/>
+          </w:tcPr>
+          <w:p>
+            <w:pPr>
+              <w:spacing w:after="20" w:before="0" w:line="288"/>
+              <w:jc w:val="left"/>
+            </w:pPr>
+            <w:r>
+              <w:rPr>
+                <w:rFonts w:ascii="Times New Roman" w:cs="Times New Roman" w:eastAsia="Times New Roman" w:hAnsi="Times New Roman"/>
+                <w:sz w:val="24"/>
+                <w:szCs w:val="24"/>
+              </w:rPr>
               <w:t xml:space="preserve">{o_68}</w:t>
             </w:r>
           </w:p>
         </w:tc>
         <w:tc>
           <w:tcPr>
-            <w:tcW w:type="dxa" w:w="2086"/>
+            <w:tcW w:type="dxa" w:w="2179"/>
             <w:tcBorders>
               <w:top w:val="single" w:color="808080" w:sz="4"/>
               <w:left w:val="single" w:color="808080" w:sz="4"/>
@@ -4934,38 +4966,6 @@
                 <w:szCs w:val="24"/>
               </w:rPr>
               <w:t xml:space="preserve">{o_69}</w:t>
-            </w:r>
-          </w:p>
-        </w:tc>
-        <w:tc>
-          <w:tcPr>
-            <w:tcW w:type="dxa" w:w="2179"/>
-            <w:tcBorders>
-              <w:top w:val="single" w:color="808080" w:sz="4"/>
-              <w:left w:val="single" w:color="808080" w:sz="4"/>
-              <w:bottom w:val="single" w:color="808080" w:sz="4"/>
-              <w:right w:val="single" w:color="808080" w:sz="4"/>
-            </w:tcBorders>
-            <w:tcMar>
-              <w:top w:type="dxa" w:w="60"/>
-              <w:left w:type="dxa" w:w="100"/>
-              <w:bottom w:type="dxa" w:w="60"/>
-              <w:right w:type="dxa" w:w="100"/>
-            </w:tcMar>
-            <w:vAlign w:val="top"/>
-          </w:tcPr>
-          <w:p>
-            <w:pPr>
-              <w:spacing w:after="20" w:before="0" w:line="288"/>
-              <w:jc w:val="left"/>
-            </w:pPr>
-            <w:r>
-              <w:rPr>
-                <w:rFonts w:ascii="Times New Roman" w:cs="Times New Roman" w:eastAsia="Times New Roman" w:hAnsi="Times New Roman"/>
-                <w:sz w:val="24"/>
-                <w:szCs w:val="24"/>
-              </w:rPr>
-              <w:t xml:space="preserve">{o_70}</w:t>
             </w:r>
           </w:p>
         </w:tc>
@@ -5066,13 +5066,45 @@
                 <w:sz w:val="24"/>
                 <w:szCs w:val="24"/>
               </w:rPr>
+              <w:t xml:space="preserve">{o_70}</w:t>
+            </w:r>
+          </w:p>
+        </w:tc>
+        <w:tc>
+          <w:tcPr>
+            <w:tcW w:type="dxa" w:w="2086"/>
+            <w:tcBorders>
+              <w:top w:val="single" w:color="808080" w:sz="4"/>
+              <w:left w:val="single" w:color="808080" w:sz="4"/>
+              <w:bottom w:val="single" w:color="808080" w:sz="4"/>
+              <w:right w:val="single" w:color="808080" w:sz="4"/>
+            </w:tcBorders>
+            <w:tcMar>
+              <w:top w:type="dxa" w:w="60"/>
+              <w:left w:type="dxa" w:w="100"/>
+              <w:bottom w:type="dxa" w:w="60"/>
+              <w:right w:type="dxa" w:w="100"/>
+            </w:tcMar>
+            <w:vAlign w:val="top"/>
+          </w:tcPr>
+          <w:p>
+            <w:pPr>
+              <w:spacing w:after="20" w:before="0" w:line="288"/>
+              <w:jc w:val="left"/>
+            </w:pPr>
+            <w:r>
+              <w:rPr>
+                <w:rFonts w:ascii="Times New Roman" w:cs="Times New Roman" w:eastAsia="Times New Roman" w:hAnsi="Times New Roman"/>
+                <w:sz w:val="24"/>
+                <w:szCs w:val="24"/>
+              </w:rPr>
               <w:t xml:space="preserve">{o_71}</w:t>
             </w:r>
           </w:p>
         </w:tc>
         <w:tc>
           <w:tcPr>
-            <w:tcW w:type="dxa" w:w="2086"/>
+            <w:tcW w:type="dxa" w:w="2179"/>
             <w:tcBorders>
               <w:top w:val="single" w:color="808080" w:sz="4"/>
               <w:left w:val="single" w:color="808080" w:sz="4"/>
@@ -5099,38 +5131,6 @@
                 <w:szCs w:val="24"/>
               </w:rPr>
               <w:t xml:space="preserve">{o_72}</w:t>
-            </w:r>
-          </w:p>
-        </w:tc>
-        <w:tc>
-          <w:tcPr>
-            <w:tcW w:type="dxa" w:w="2179"/>
-            <w:tcBorders>
-              <w:top w:val="single" w:color="808080" w:sz="4"/>
-              <w:left w:val="single" w:color="808080" w:sz="4"/>
-              <w:bottom w:val="single" w:color="808080" w:sz="4"/>
-              <w:right w:val="single" w:color="808080" w:sz="4"/>
-            </w:tcBorders>
-            <w:tcMar>
-              <w:top w:type="dxa" w:w="60"/>
-              <w:left w:type="dxa" w:w="100"/>
-              <w:bottom w:type="dxa" w:w="60"/>
-              <w:right w:type="dxa" w:w="100"/>
-            </w:tcMar>
-            <w:vAlign w:val="top"/>
-          </w:tcPr>
-          <w:p>
-            <w:pPr>
-              <w:spacing w:after="20" w:before="0" w:line="288"/>
-              <w:jc w:val="left"/>
-            </w:pPr>
-            <w:r>
-              <w:rPr>
-                <w:rFonts w:ascii="Times New Roman" w:cs="Times New Roman" w:eastAsia="Times New Roman" w:hAnsi="Times New Roman"/>
-                <w:sz w:val="24"/>
-                <w:szCs w:val="24"/>
-              </w:rPr>
-              <w:t xml:space="preserve">{o_73}</w:t>
             </w:r>
           </w:p>
         </w:tc>
@@ -5406,13 +5406,45 @@
                 <w:sz w:val="24"/>
                 <w:szCs w:val="24"/>
               </w:rPr>
+              <w:t xml:space="preserve">{o_73} đ/m²</w:t>
+            </w:r>
+          </w:p>
+        </w:tc>
+        <w:tc>
+          <w:tcPr>
+            <w:tcW w:type="dxa" w:w="2086"/>
+            <w:tcBorders>
+              <w:top w:val="single" w:color="808080" w:sz="4"/>
+              <w:left w:val="single" w:color="808080" w:sz="4"/>
+              <w:bottom w:val="single" w:color="808080" w:sz="4"/>
+              <w:right w:val="single" w:color="808080" w:sz="4"/>
+            </w:tcBorders>
+            <w:tcMar>
+              <w:top w:type="dxa" w:w="60"/>
+              <w:left w:type="dxa" w:w="100"/>
+              <w:bottom w:type="dxa" w:w="60"/>
+              <w:right w:type="dxa" w:w="100"/>
+            </w:tcMar>
+            <w:vAlign w:val="top"/>
+          </w:tcPr>
+          <w:p>
+            <w:pPr>
+              <w:spacing w:after="20" w:before="0" w:line="288"/>
+              <w:jc w:val="left"/>
+            </w:pPr>
+            <w:r>
+              <w:rPr>
+                <w:rFonts w:ascii="Times New Roman" w:cs="Times New Roman" w:eastAsia="Times New Roman" w:hAnsi="Times New Roman"/>
+                <w:sz w:val="24"/>
+                <w:szCs w:val="24"/>
+              </w:rPr>
               <w:t xml:space="preserve">{o_74} đ/m²</w:t>
             </w:r>
           </w:p>
         </w:tc>
         <w:tc>
           <w:tcPr>
-            <w:tcW w:type="dxa" w:w="2086"/>
+            <w:tcW w:type="dxa" w:w="2179"/>
             <w:tcBorders>
               <w:top w:val="single" w:color="808080" w:sz="4"/>
               <w:left w:val="single" w:color="808080" w:sz="4"/>
@@ -5439,38 +5471,6 @@
                 <w:szCs w:val="24"/>
               </w:rPr>
               <w:t xml:space="preserve">{o_75} đ/m²</w:t>
-            </w:r>
-          </w:p>
-        </w:tc>
-        <w:tc>
-          <w:tcPr>
-            <w:tcW w:type="dxa" w:w="2179"/>
-            <w:tcBorders>
-              <w:top w:val="single" w:color="808080" w:sz="4"/>
-              <w:left w:val="single" w:color="808080" w:sz="4"/>
-              <w:bottom w:val="single" w:color="808080" w:sz="4"/>
-              <w:right w:val="single" w:color="808080" w:sz="4"/>
-            </w:tcBorders>
-            <w:tcMar>
-              <w:top w:type="dxa" w:w="60"/>
-              <w:left w:type="dxa" w:w="100"/>
-              <w:bottom w:type="dxa" w:w="60"/>
-              <w:right w:type="dxa" w:w="100"/>
-            </w:tcMar>
-            <w:vAlign w:val="top"/>
-          </w:tcPr>
-          <w:p>
-            <w:pPr>
-              <w:spacing w:after="20" w:before="0" w:line="288"/>
-              <w:jc w:val="left"/>
-            </w:pPr>
-            <w:r>
-              <w:rPr>
-                <w:rFonts w:ascii="Times New Roman" w:cs="Times New Roman" w:eastAsia="Times New Roman" w:hAnsi="Times New Roman"/>
-                <w:sz w:val="24"/>
-                <w:szCs w:val="24"/>
-              </w:rPr>
-              <w:t xml:space="preserve">{o_76} đ/m²</w:t>
             </w:r>
           </w:p>
         </w:tc>
@@ -5571,13 +5571,45 @@
                 <w:sz w:val="24"/>
                 <w:szCs w:val="24"/>
               </w:rPr>
+              <w:t xml:space="preserve">{o_76} đ/m²</w:t>
+            </w:r>
+          </w:p>
+        </w:tc>
+        <w:tc>
+          <w:tcPr>
+            <w:tcW w:type="dxa" w:w="2086"/>
+            <w:tcBorders>
+              <w:top w:val="single" w:color="808080" w:sz="4"/>
+              <w:left w:val="single" w:color="808080" w:sz="4"/>
+              <w:bottom w:val="single" w:color="808080" w:sz="4"/>
+              <w:right w:val="single" w:color="808080" w:sz="4"/>
+            </w:tcBorders>
+            <w:tcMar>
+              <w:top w:type="dxa" w:w="60"/>
+              <w:left w:type="dxa" w:w="100"/>
+              <w:bottom w:type="dxa" w:w="60"/>
+              <w:right w:type="dxa" w:w="100"/>
+            </w:tcMar>
+            <w:vAlign w:val="top"/>
+          </w:tcPr>
+          <w:p>
+            <w:pPr>
+              <w:spacing w:after="20" w:before="0" w:line="288"/>
+              <w:jc w:val="left"/>
+            </w:pPr>
+            <w:r>
+              <w:rPr>
+                <w:rFonts w:ascii="Times New Roman" w:cs="Times New Roman" w:eastAsia="Times New Roman" w:hAnsi="Times New Roman"/>
+                <w:sz w:val="24"/>
+                <w:szCs w:val="24"/>
+              </w:rPr>
               <w:t xml:space="preserve">{o_77} đ/m²</w:t>
             </w:r>
           </w:p>
         </w:tc>
         <w:tc>
           <w:tcPr>
-            <w:tcW w:type="dxa" w:w="2086"/>
+            <w:tcW w:type="dxa" w:w="2179"/>
             <w:tcBorders>
               <w:top w:val="single" w:color="808080" w:sz="4"/>
               <w:left w:val="single" w:color="808080" w:sz="4"/>
@@ -5604,38 +5636,6 @@
                 <w:szCs w:val="24"/>
               </w:rPr>
               <w:t xml:space="preserve">{o_78} đ/m²</w:t>
-            </w:r>
-          </w:p>
-        </w:tc>
-        <w:tc>
-          <w:tcPr>
-            <w:tcW w:type="dxa" w:w="2179"/>
-            <w:tcBorders>
-              <w:top w:val="single" w:color="808080" w:sz="4"/>
-              <w:left w:val="single" w:color="808080" w:sz="4"/>
-              <w:bottom w:val="single" w:color="808080" w:sz="4"/>
-              <w:right w:val="single" w:color="808080" w:sz="4"/>
-            </w:tcBorders>
-            <w:tcMar>
-              <w:top w:type="dxa" w:w="60"/>
-              <w:left w:type="dxa" w:w="100"/>
-              <w:bottom w:type="dxa" w:w="60"/>
-              <w:right w:type="dxa" w:w="100"/>
-            </w:tcMar>
-            <w:vAlign w:val="top"/>
-          </w:tcPr>
-          <w:p>
-            <w:pPr>
-              <w:spacing w:after="20" w:before="0" w:line="288"/>
-              <w:jc w:val="left"/>
-            </w:pPr>
-            <w:r>
-              <w:rPr>
-                <w:rFonts w:ascii="Times New Roman" w:cs="Times New Roman" w:eastAsia="Times New Roman" w:hAnsi="Times New Roman"/>
-                <w:sz w:val="24"/>
-                <w:szCs w:val="24"/>
-              </w:rPr>
-              <w:t xml:space="preserve">{o_79} đ/m²</w:t>
             </w:r>
           </w:p>
         </w:tc>
@@ -5736,13 +5736,45 @@
                 <w:sz w:val="24"/>
                 <w:szCs w:val="24"/>
               </w:rPr>
+              <w:t xml:space="preserve">{o_79}</w:t>
+            </w:r>
+          </w:p>
+        </w:tc>
+        <w:tc>
+          <w:tcPr>
+            <w:tcW w:type="dxa" w:w="2086"/>
+            <w:tcBorders>
+              <w:top w:val="single" w:color="808080" w:sz="4"/>
+              <w:left w:val="single" w:color="808080" w:sz="4"/>
+              <w:bottom w:val="single" w:color="808080" w:sz="4"/>
+              <w:right w:val="single" w:color="808080" w:sz="4"/>
+            </w:tcBorders>
+            <w:tcMar>
+              <w:top w:type="dxa" w:w="60"/>
+              <w:left w:type="dxa" w:w="100"/>
+              <w:bottom w:type="dxa" w:w="60"/>
+              <w:right w:type="dxa" w:w="100"/>
+            </w:tcMar>
+            <w:vAlign w:val="top"/>
+          </w:tcPr>
+          <w:p>
+            <w:pPr>
+              <w:spacing w:after="20" w:before="0" w:line="288"/>
+              <w:jc w:val="left"/>
+            </w:pPr>
+            <w:r>
+              <w:rPr>
+                <w:rFonts w:ascii="Times New Roman" w:cs="Times New Roman" w:eastAsia="Times New Roman" w:hAnsi="Times New Roman"/>
+                <w:sz w:val="24"/>
+                <w:szCs w:val="24"/>
+              </w:rPr>
               <w:t xml:space="preserve">{o_80}</w:t>
             </w:r>
           </w:p>
         </w:tc>
         <w:tc>
           <w:tcPr>
-            <w:tcW w:type="dxa" w:w="2086"/>
+            <w:tcW w:type="dxa" w:w="2179"/>
             <w:tcBorders>
               <w:top w:val="single" w:color="808080" w:sz="4"/>
               <w:left w:val="single" w:color="808080" w:sz="4"/>
@@ -5769,38 +5801,6 @@
                 <w:szCs w:val="24"/>
               </w:rPr>
               <w:t xml:space="preserve">{o_81}</w:t>
-            </w:r>
-          </w:p>
-        </w:tc>
-        <w:tc>
-          <w:tcPr>
-            <w:tcW w:type="dxa" w:w="2179"/>
-            <w:tcBorders>
-              <w:top w:val="single" w:color="808080" w:sz="4"/>
-              <w:left w:val="single" w:color="808080" w:sz="4"/>
-              <w:bottom w:val="single" w:color="808080" w:sz="4"/>
-              <w:right w:val="single" w:color="808080" w:sz="4"/>
-            </w:tcBorders>
-            <w:tcMar>
-              <w:top w:type="dxa" w:w="60"/>
-              <w:left w:type="dxa" w:w="100"/>
-              <w:bottom w:type="dxa" w:w="60"/>
-              <w:right w:type="dxa" w:w="100"/>
-            </w:tcMar>
-            <w:vAlign w:val="top"/>
-          </w:tcPr>
-          <w:p>
-            <w:pPr>
-              <w:spacing w:after="20" w:before="0" w:line="288"/>
-              <w:jc w:val="left"/>
-            </w:pPr>
-            <w:r>
-              <w:rPr>
-                <w:rFonts w:ascii="Times New Roman" w:cs="Times New Roman" w:eastAsia="Times New Roman" w:hAnsi="Times New Roman"/>
-                <w:sz w:val="24"/>
-                <w:szCs w:val="24"/>
-              </w:rPr>
-              <w:t xml:space="preserve">{o_82}</w:t>
             </w:r>
           </w:p>
         </w:tc>
@@ -5901,13 +5901,45 @@
                 <w:sz w:val="24"/>
                 <w:szCs w:val="24"/>
               </w:rPr>
+              <w:t xml:space="preserve">{o_82} đ/m²</w:t>
+            </w:r>
+          </w:p>
+        </w:tc>
+        <w:tc>
+          <w:tcPr>
+            <w:tcW w:type="dxa" w:w="2086"/>
+            <w:tcBorders>
+              <w:top w:val="single" w:color="808080" w:sz="4"/>
+              <w:left w:val="single" w:color="808080" w:sz="4"/>
+              <w:bottom w:val="single" w:color="808080" w:sz="4"/>
+              <w:right w:val="single" w:color="808080" w:sz="4"/>
+            </w:tcBorders>
+            <w:tcMar>
+              <w:top w:type="dxa" w:w="60"/>
+              <w:left w:type="dxa" w:w="100"/>
+              <w:bottom w:type="dxa" w:w="60"/>
+              <w:right w:type="dxa" w:w="100"/>
+            </w:tcMar>
+            <w:vAlign w:val="top"/>
+          </w:tcPr>
+          <w:p>
+            <w:pPr>
+              <w:spacing w:after="20" w:before="0" w:line="288"/>
+              <w:jc w:val="left"/>
+            </w:pPr>
+            <w:r>
+              <w:rPr>
+                <w:rFonts w:ascii="Times New Roman" w:cs="Times New Roman" w:eastAsia="Times New Roman" w:hAnsi="Times New Roman"/>
+                <w:sz w:val="24"/>
+                <w:szCs w:val="24"/>
+              </w:rPr>
               <w:t xml:space="preserve">{o_83} đ/m²</w:t>
             </w:r>
           </w:p>
         </w:tc>
         <w:tc>
           <w:tcPr>
-            <w:tcW w:type="dxa" w:w="2086"/>
+            <w:tcW w:type="dxa" w:w="2179"/>
             <w:tcBorders>
               <w:top w:val="single" w:color="808080" w:sz="4"/>
               <w:left w:val="single" w:color="808080" w:sz="4"/>
@@ -5934,38 +5966,6 @@
                 <w:szCs w:val="24"/>
               </w:rPr>
               <w:t xml:space="preserve">{o_84} đ/m²</w:t>
-            </w:r>
-          </w:p>
-        </w:tc>
-        <w:tc>
-          <w:tcPr>
-            <w:tcW w:type="dxa" w:w="2179"/>
-            <w:tcBorders>
-              <w:top w:val="single" w:color="808080" w:sz="4"/>
-              <w:left w:val="single" w:color="808080" w:sz="4"/>
-              <w:bottom w:val="single" w:color="808080" w:sz="4"/>
-              <w:right w:val="single" w:color="808080" w:sz="4"/>
-            </w:tcBorders>
-            <w:tcMar>
-              <w:top w:type="dxa" w:w="60"/>
-              <w:left w:type="dxa" w:w="100"/>
-              <w:bottom w:type="dxa" w:w="60"/>
-              <w:right w:type="dxa" w:w="100"/>
-            </w:tcMar>
-            <w:vAlign w:val="top"/>
-          </w:tcPr>
-          <w:p>
-            <w:pPr>
-              <w:spacing w:after="20" w:before="0" w:line="288"/>
-              <w:jc w:val="left"/>
-            </w:pPr>
-            <w:r>
-              <w:rPr>
-                <w:rFonts w:ascii="Times New Roman" w:cs="Times New Roman" w:eastAsia="Times New Roman" w:hAnsi="Times New Roman"/>
-                <w:sz w:val="24"/>
-                <w:szCs w:val="24"/>
-              </w:rPr>
-              <w:t xml:space="preserve">{o_85} đ/m²</w:t>
             </w:r>
           </w:p>
         </w:tc>
@@ -6066,13 +6066,45 @@
                 <w:sz w:val="24"/>
                 <w:szCs w:val="24"/>
               </w:rPr>
+              <w:t xml:space="preserve">{o_85} đ/bộ</w:t>
+            </w:r>
+          </w:p>
+        </w:tc>
+        <w:tc>
+          <w:tcPr>
+            <w:tcW w:type="dxa" w:w="2086"/>
+            <w:tcBorders>
+              <w:top w:val="single" w:color="808080" w:sz="4"/>
+              <w:left w:val="single" w:color="808080" w:sz="4"/>
+              <w:bottom w:val="single" w:color="808080" w:sz="4"/>
+              <w:right w:val="single" w:color="808080" w:sz="4"/>
+            </w:tcBorders>
+            <w:tcMar>
+              <w:top w:type="dxa" w:w="60"/>
+              <w:left w:type="dxa" w:w="100"/>
+              <w:bottom w:type="dxa" w:w="60"/>
+              <w:right w:type="dxa" w:w="100"/>
+            </w:tcMar>
+            <w:vAlign w:val="top"/>
+          </w:tcPr>
+          <w:p>
+            <w:pPr>
+              <w:spacing w:after="20" w:before="0" w:line="288"/>
+              <w:jc w:val="left"/>
+            </w:pPr>
+            <w:r>
+              <w:rPr>
+                <w:rFonts w:ascii="Times New Roman" w:cs="Times New Roman" w:eastAsia="Times New Roman" w:hAnsi="Times New Roman"/>
+                <w:sz w:val="24"/>
+                <w:szCs w:val="24"/>
+              </w:rPr>
               <w:t xml:space="preserve">{o_86} đ/bộ</w:t>
             </w:r>
           </w:p>
         </w:tc>
         <w:tc>
           <w:tcPr>
-            <w:tcW w:type="dxa" w:w="2086"/>
+            <w:tcW w:type="dxa" w:w="2179"/>
             <w:tcBorders>
               <w:top w:val="single" w:color="808080" w:sz="4"/>
               <w:left w:val="single" w:color="808080" w:sz="4"/>
@@ -6099,38 +6131,6 @@
                 <w:szCs w:val="24"/>
               </w:rPr>
               <w:t xml:space="preserve">{o_87} đ/bộ</w:t>
-            </w:r>
-          </w:p>
-        </w:tc>
-        <w:tc>
-          <w:tcPr>
-            <w:tcW w:type="dxa" w:w="2179"/>
-            <w:tcBorders>
-              <w:top w:val="single" w:color="808080" w:sz="4"/>
-              <w:left w:val="single" w:color="808080" w:sz="4"/>
-              <w:bottom w:val="single" w:color="808080" w:sz="4"/>
-              <w:right w:val="single" w:color="808080" w:sz="4"/>
-            </w:tcBorders>
-            <w:tcMar>
-              <w:top w:type="dxa" w:w="60"/>
-              <w:left w:type="dxa" w:w="100"/>
-              <w:bottom w:type="dxa" w:w="60"/>
-              <w:right w:type="dxa" w:w="100"/>
-            </w:tcMar>
-            <w:vAlign w:val="top"/>
-          </w:tcPr>
-          <w:p>
-            <w:pPr>
-              <w:spacing w:after="20" w:before="0" w:line="288"/>
-              <w:jc w:val="left"/>
-            </w:pPr>
-            <w:r>
-              <w:rPr>
-                <w:rFonts w:ascii="Times New Roman" w:cs="Times New Roman" w:eastAsia="Times New Roman" w:hAnsi="Times New Roman"/>
-                <w:sz w:val="24"/>
-                <w:szCs w:val="24"/>
-              </w:rPr>
-              <w:t xml:space="preserve">{o_88} đ/bộ</w:t>
             </w:r>
           </w:p>
         </w:tc>
@@ -6231,13 +6231,45 @@
                 <w:sz w:val="24"/>
                 <w:szCs w:val="24"/>
               </w:rPr>
+              <w:t xml:space="preserve">{o_88} đ/m²</w:t>
+            </w:r>
+          </w:p>
+        </w:tc>
+        <w:tc>
+          <w:tcPr>
+            <w:tcW w:type="dxa" w:w="2086"/>
+            <w:tcBorders>
+              <w:top w:val="single" w:color="808080" w:sz="4"/>
+              <w:left w:val="single" w:color="808080" w:sz="4"/>
+              <w:bottom w:val="single" w:color="808080" w:sz="4"/>
+              <w:right w:val="single" w:color="808080" w:sz="4"/>
+            </w:tcBorders>
+            <w:tcMar>
+              <w:top w:type="dxa" w:w="60"/>
+              <w:left w:type="dxa" w:w="100"/>
+              <w:bottom w:type="dxa" w:w="60"/>
+              <w:right w:type="dxa" w:w="100"/>
+            </w:tcMar>
+            <w:vAlign w:val="top"/>
+          </w:tcPr>
+          <w:p>
+            <w:pPr>
+              <w:spacing w:after="20" w:before="0" w:line="288"/>
+              <w:jc w:val="left"/>
+            </w:pPr>
+            <w:r>
+              <w:rPr>
+                <w:rFonts w:ascii="Times New Roman" w:cs="Times New Roman" w:eastAsia="Times New Roman" w:hAnsi="Times New Roman"/>
+                <w:sz w:val="24"/>
+                <w:szCs w:val="24"/>
+              </w:rPr>
               <w:t xml:space="preserve">{o_89} đ/m²</w:t>
             </w:r>
           </w:p>
         </w:tc>
         <w:tc>
           <w:tcPr>
-            <w:tcW w:type="dxa" w:w="2086"/>
+            <w:tcW w:type="dxa" w:w="2179"/>
             <w:tcBorders>
               <w:top w:val="single" w:color="808080" w:sz="4"/>
               <w:left w:val="single" w:color="808080" w:sz="4"/>
@@ -6264,38 +6296,6 @@
                 <w:szCs w:val="24"/>
               </w:rPr>
               <w:t xml:space="preserve">{o_90} đ/m²</w:t>
-            </w:r>
-          </w:p>
-        </w:tc>
-        <w:tc>
-          <w:tcPr>
-            <w:tcW w:type="dxa" w:w="2179"/>
-            <w:tcBorders>
-              <w:top w:val="single" w:color="808080" w:sz="4"/>
-              <w:left w:val="single" w:color="808080" w:sz="4"/>
-              <w:bottom w:val="single" w:color="808080" w:sz="4"/>
-              <w:right w:val="single" w:color="808080" w:sz="4"/>
-            </w:tcBorders>
-            <w:tcMar>
-              <w:top w:type="dxa" w:w="60"/>
-              <w:left w:type="dxa" w:w="100"/>
-              <w:bottom w:type="dxa" w:w="60"/>
-              <w:right w:type="dxa" w:w="100"/>
-            </w:tcMar>
-            <w:vAlign w:val="top"/>
-          </w:tcPr>
-          <w:p>
-            <w:pPr>
-              <w:spacing w:after="20" w:before="0" w:line="288"/>
-              <w:jc w:val="left"/>
-            </w:pPr>
-            <w:r>
-              <w:rPr>
-                <w:rFonts w:ascii="Times New Roman" w:cs="Times New Roman" w:eastAsia="Times New Roman" w:hAnsi="Times New Roman"/>
-                <w:sz w:val="24"/>
-                <w:szCs w:val="24"/>
-              </w:rPr>
-              <w:t xml:space="preserve">{o_91} đ/m²</w:t>
             </w:r>
           </w:p>
         </w:tc>
@@ -6396,13 +6396,45 @@
                 <w:sz w:val="24"/>
                 <w:szCs w:val="24"/>
               </w:rPr>
+              <w:t xml:space="preserve">{o_91} đ/bộ</w:t>
+            </w:r>
+          </w:p>
+        </w:tc>
+        <w:tc>
+          <w:tcPr>
+            <w:tcW w:type="dxa" w:w="2086"/>
+            <w:tcBorders>
+              <w:top w:val="single" w:color="808080" w:sz="4"/>
+              <w:left w:val="single" w:color="808080" w:sz="4"/>
+              <w:bottom w:val="single" w:color="808080" w:sz="4"/>
+              <w:right w:val="single" w:color="808080" w:sz="4"/>
+            </w:tcBorders>
+            <w:tcMar>
+              <w:top w:type="dxa" w:w="60"/>
+              <w:left w:type="dxa" w:w="100"/>
+              <w:bottom w:type="dxa" w:w="60"/>
+              <w:right w:type="dxa" w:w="100"/>
+            </w:tcMar>
+            <w:vAlign w:val="top"/>
+          </w:tcPr>
+          <w:p>
+            <w:pPr>
+              <w:spacing w:after="20" w:before="0" w:line="288"/>
+              <w:jc w:val="left"/>
+            </w:pPr>
+            <w:r>
+              <w:rPr>
+                <w:rFonts w:ascii="Times New Roman" w:cs="Times New Roman" w:eastAsia="Times New Roman" w:hAnsi="Times New Roman"/>
+                <w:sz w:val="24"/>
+                <w:szCs w:val="24"/>
+              </w:rPr>
               <w:t xml:space="preserve">{o_92} đ/bộ</w:t>
             </w:r>
           </w:p>
         </w:tc>
         <w:tc>
           <w:tcPr>
-            <w:tcW w:type="dxa" w:w="2086"/>
+            <w:tcW w:type="dxa" w:w="2179"/>
             <w:tcBorders>
               <w:top w:val="single" w:color="808080" w:sz="4"/>
               <w:left w:val="single" w:color="808080" w:sz="4"/>
@@ -6429,38 +6461,6 @@
                 <w:szCs w:val="24"/>
               </w:rPr>
               <w:t xml:space="preserve">{o_93} đ/bộ</w:t>
-            </w:r>
-          </w:p>
-        </w:tc>
-        <w:tc>
-          <w:tcPr>
-            <w:tcW w:type="dxa" w:w="2179"/>
-            <w:tcBorders>
-              <w:top w:val="single" w:color="808080" w:sz="4"/>
-              <w:left w:val="single" w:color="808080" w:sz="4"/>
-              <w:bottom w:val="single" w:color="808080" w:sz="4"/>
-              <w:right w:val="single" w:color="808080" w:sz="4"/>
-            </w:tcBorders>
-            <w:tcMar>
-              <w:top w:type="dxa" w:w="60"/>
-              <w:left w:type="dxa" w:w="100"/>
-              <w:bottom w:type="dxa" w:w="60"/>
-              <w:right w:type="dxa" w:w="100"/>
-            </w:tcMar>
-            <w:vAlign w:val="top"/>
-          </w:tcPr>
-          <w:p>
-            <w:pPr>
-              <w:spacing w:after="20" w:before="0" w:line="288"/>
-              <w:jc w:val="left"/>
-            </w:pPr>
-            <w:r>
-              <w:rPr>
-                <w:rFonts w:ascii="Times New Roman" w:cs="Times New Roman" w:eastAsia="Times New Roman" w:hAnsi="Times New Roman"/>
-                <w:sz w:val="24"/>
-                <w:szCs w:val="24"/>
-              </w:rPr>
-              <w:t xml:space="preserve">{o_94} đ/bộ</w:t>
             </w:r>
           </w:p>
         </w:tc>
@@ -6561,13 +6561,45 @@
                 <w:sz w:val="24"/>
                 <w:szCs w:val="24"/>
               </w:rPr>
+              <w:t xml:space="preserve">{o_94}</w:t>
+            </w:r>
+          </w:p>
+        </w:tc>
+        <w:tc>
+          <w:tcPr>
+            <w:tcW w:type="dxa" w:w="2086"/>
+            <w:tcBorders>
+              <w:top w:val="single" w:color="808080" w:sz="4"/>
+              <w:left w:val="single" w:color="808080" w:sz="4"/>
+              <w:bottom w:val="single" w:color="808080" w:sz="4"/>
+              <w:right w:val="single" w:color="808080" w:sz="4"/>
+            </w:tcBorders>
+            <w:tcMar>
+              <w:top w:type="dxa" w:w="60"/>
+              <w:left w:type="dxa" w:w="100"/>
+              <w:bottom w:type="dxa" w:w="60"/>
+              <w:right w:type="dxa" w:w="100"/>
+            </w:tcMar>
+            <w:vAlign w:val="top"/>
+          </w:tcPr>
+          <w:p>
+            <w:pPr>
+              <w:spacing w:after="20" w:before="0" w:line="288"/>
+              <w:jc w:val="left"/>
+            </w:pPr>
+            <w:r>
+              <w:rPr>
+                <w:rFonts w:ascii="Times New Roman" w:cs="Times New Roman" w:eastAsia="Times New Roman" w:hAnsi="Times New Roman"/>
+                <w:sz w:val="24"/>
+                <w:szCs w:val="24"/>
+              </w:rPr>
               <w:t xml:space="preserve">{o_95}</w:t>
             </w:r>
           </w:p>
         </w:tc>
         <w:tc>
           <w:tcPr>
-            <w:tcW w:type="dxa" w:w="2086"/>
+            <w:tcW w:type="dxa" w:w="2179"/>
             <w:tcBorders>
               <w:top w:val="single" w:color="808080" w:sz="4"/>
               <w:left w:val="single" w:color="808080" w:sz="4"/>
@@ -6594,38 +6626,6 @@
                 <w:szCs w:val="24"/>
               </w:rPr>
               <w:t xml:space="preserve">{o_96}</w:t>
-            </w:r>
-          </w:p>
-        </w:tc>
-        <w:tc>
-          <w:tcPr>
-            <w:tcW w:type="dxa" w:w="2179"/>
-            <w:tcBorders>
-              <w:top w:val="single" w:color="808080" w:sz="4"/>
-              <w:left w:val="single" w:color="808080" w:sz="4"/>
-              <w:bottom w:val="single" w:color="808080" w:sz="4"/>
-              <w:right w:val="single" w:color="808080" w:sz="4"/>
-            </w:tcBorders>
-            <w:tcMar>
-              <w:top w:type="dxa" w:w="60"/>
-              <w:left w:type="dxa" w:w="100"/>
-              <w:bottom w:type="dxa" w:w="60"/>
-              <w:right w:type="dxa" w:w="100"/>
-            </w:tcMar>
-            <w:vAlign w:val="top"/>
-          </w:tcPr>
-          <w:p>
-            <w:pPr>
-              <w:spacing w:after="20" w:before="0" w:line="288"/>
-              <w:jc w:val="left"/>
-            </w:pPr>
-            <w:r>
-              <w:rPr>
-                <w:rFonts w:ascii="Times New Roman" w:cs="Times New Roman" w:eastAsia="Times New Roman" w:hAnsi="Times New Roman"/>
-                <w:sz w:val="24"/>
-                <w:szCs w:val="24"/>
-              </w:rPr>
-              <w:t xml:space="preserve">{o_97}</w:t>
             </w:r>
           </w:p>
         </w:tc>
@@ -6726,13 +6726,45 @@
                 <w:sz w:val="24"/>
                 <w:szCs w:val="24"/>
               </w:rPr>
+              <w:t xml:space="preserve">{o_97} đ/m²</w:t>
+            </w:r>
+          </w:p>
+        </w:tc>
+        <w:tc>
+          <w:tcPr>
+            <w:tcW w:type="dxa" w:w="2086"/>
+            <w:tcBorders>
+              <w:top w:val="single" w:color="808080" w:sz="4"/>
+              <w:left w:val="single" w:color="808080" w:sz="4"/>
+              <w:bottom w:val="single" w:color="808080" w:sz="4"/>
+              <w:right w:val="single" w:color="808080" w:sz="4"/>
+            </w:tcBorders>
+            <w:tcMar>
+              <w:top w:type="dxa" w:w="60"/>
+              <w:left w:type="dxa" w:w="100"/>
+              <w:bottom w:type="dxa" w:w="60"/>
+              <w:right w:type="dxa" w:w="100"/>
+            </w:tcMar>
+            <w:vAlign w:val="top"/>
+          </w:tcPr>
+          <w:p>
+            <w:pPr>
+              <w:spacing w:after="20" w:before="0" w:line="288"/>
+              <w:jc w:val="left"/>
+            </w:pPr>
+            <w:r>
+              <w:rPr>
+                <w:rFonts w:ascii="Times New Roman" w:cs="Times New Roman" w:eastAsia="Times New Roman" w:hAnsi="Times New Roman"/>
+                <w:sz w:val="24"/>
+                <w:szCs w:val="24"/>
+              </w:rPr>
               <w:t xml:space="preserve">{o_98} đ/m²</w:t>
             </w:r>
           </w:p>
         </w:tc>
         <w:tc>
           <w:tcPr>
-            <w:tcW w:type="dxa" w:w="2086"/>
+            <w:tcW w:type="dxa" w:w="2179"/>
             <w:tcBorders>
               <w:top w:val="single" w:color="808080" w:sz="4"/>
               <w:left w:val="single" w:color="808080" w:sz="4"/>
@@ -6759,38 +6791,6 @@
                 <w:szCs w:val="24"/>
               </w:rPr>
               <w:t xml:space="preserve">{o_99} đ/m²</w:t>
-            </w:r>
-          </w:p>
-        </w:tc>
-        <w:tc>
-          <w:tcPr>
-            <w:tcW w:type="dxa" w:w="2179"/>
-            <w:tcBorders>
-              <w:top w:val="single" w:color="808080" w:sz="4"/>
-              <w:left w:val="single" w:color="808080" w:sz="4"/>
-              <w:bottom w:val="single" w:color="808080" w:sz="4"/>
-              <w:right w:val="single" w:color="808080" w:sz="4"/>
-            </w:tcBorders>
-            <w:tcMar>
-              <w:top w:type="dxa" w:w="60"/>
-              <w:left w:type="dxa" w:w="100"/>
-              <w:bottom w:type="dxa" w:w="60"/>
-              <w:right w:type="dxa" w:w="100"/>
-            </w:tcMar>
-            <w:vAlign w:val="top"/>
-          </w:tcPr>
-          <w:p>
-            <w:pPr>
-              <w:spacing w:after="20" w:before="0" w:line="288"/>
-              <w:jc w:val="left"/>
-            </w:pPr>
-            <w:r>
-              <w:rPr>
-                <w:rFonts w:ascii="Times New Roman" w:cs="Times New Roman" w:eastAsia="Times New Roman" w:hAnsi="Times New Roman"/>
-                <w:sz w:val="24"/>
-                <w:szCs w:val="24"/>
-              </w:rPr>
-              <w:t xml:space="preserve">{o_100} đ/m²</w:t>
             </w:r>
           </w:p>
         </w:tc>
@@ -6891,13 +6891,45 @@
                 <w:sz w:val="24"/>
                 <w:szCs w:val="24"/>
               </w:rPr>
+              <w:t xml:space="preserve">{o_100} đ/md</w:t>
+            </w:r>
+          </w:p>
+        </w:tc>
+        <w:tc>
+          <w:tcPr>
+            <w:tcW w:type="dxa" w:w="2086"/>
+            <w:tcBorders>
+              <w:top w:val="single" w:color="808080" w:sz="4"/>
+              <w:left w:val="single" w:color="808080" w:sz="4"/>
+              <w:bottom w:val="single" w:color="808080" w:sz="4"/>
+              <w:right w:val="single" w:color="808080" w:sz="4"/>
+            </w:tcBorders>
+            <w:tcMar>
+              <w:top w:type="dxa" w:w="60"/>
+              <w:left w:type="dxa" w:w="100"/>
+              <w:bottom w:type="dxa" w:w="60"/>
+              <w:right w:type="dxa" w:w="100"/>
+            </w:tcMar>
+            <w:vAlign w:val="top"/>
+          </w:tcPr>
+          <w:p>
+            <w:pPr>
+              <w:spacing w:after="20" w:before="0" w:line="288"/>
+              <w:jc w:val="left"/>
+            </w:pPr>
+            <w:r>
+              <w:rPr>
+                <w:rFonts w:ascii="Times New Roman" w:cs="Times New Roman" w:eastAsia="Times New Roman" w:hAnsi="Times New Roman"/>
+                <w:sz w:val="24"/>
+                <w:szCs w:val="24"/>
+              </w:rPr>
               <w:t xml:space="preserve">{o_101} đ/md</w:t>
             </w:r>
           </w:p>
         </w:tc>
         <w:tc>
           <w:tcPr>
-            <w:tcW w:type="dxa" w:w="2086"/>
+            <w:tcW w:type="dxa" w:w="2179"/>
             <w:tcBorders>
               <w:top w:val="single" w:color="808080" w:sz="4"/>
               <w:left w:val="single" w:color="808080" w:sz="4"/>
@@ -6924,38 +6956,6 @@
                 <w:szCs w:val="24"/>
               </w:rPr>
               <w:t xml:space="preserve">{o_102} đ/md</w:t>
-            </w:r>
-          </w:p>
-        </w:tc>
-        <w:tc>
-          <w:tcPr>
-            <w:tcW w:type="dxa" w:w="2179"/>
-            <w:tcBorders>
-              <w:top w:val="single" w:color="808080" w:sz="4"/>
-              <w:left w:val="single" w:color="808080" w:sz="4"/>
-              <w:bottom w:val="single" w:color="808080" w:sz="4"/>
-              <w:right w:val="single" w:color="808080" w:sz="4"/>
-            </w:tcBorders>
-            <w:tcMar>
-              <w:top w:type="dxa" w:w="60"/>
-              <w:left w:type="dxa" w:w="100"/>
-              <w:bottom w:type="dxa" w:w="60"/>
-              <w:right w:type="dxa" w:w="100"/>
-            </w:tcMar>
-            <w:vAlign w:val="top"/>
-          </w:tcPr>
-          <w:p>
-            <w:pPr>
-              <w:spacing w:after="20" w:before="0" w:line="288"/>
-              <w:jc w:val="left"/>
-            </w:pPr>
-            <w:r>
-              <w:rPr>
-                <w:rFonts w:ascii="Times New Roman" w:cs="Times New Roman" w:eastAsia="Times New Roman" w:hAnsi="Times New Roman"/>
-                <w:sz w:val="24"/>
-                <w:szCs w:val="24"/>
-              </w:rPr>
-              <w:t xml:space="preserve">{o_103} đ/md</w:t>
             </w:r>
           </w:p>
         </w:tc>
@@ -7058,13 +7058,45 @@
                 <w:sz w:val="24"/>
                 <w:szCs w:val="24"/>
               </w:rPr>
+              <w:t xml:space="preserve">{o_103} đ</w:t>
+            </w:r>
+          </w:p>
+        </w:tc>
+        <w:tc>
+          <w:tcPr>
+            <w:tcW w:type="dxa" w:w="2086"/>
+            <w:tcBorders>
+              <w:top w:val="single" w:color="808080" w:sz="4"/>
+              <w:left w:val="single" w:color="808080" w:sz="4"/>
+              <w:bottom w:val="single" w:color="808080" w:sz="4"/>
+              <w:right w:val="single" w:color="808080" w:sz="4"/>
+            </w:tcBorders>
+            <w:tcMar>
+              <w:top w:type="dxa" w:w="60"/>
+              <w:left w:type="dxa" w:w="100"/>
+              <w:bottom w:type="dxa" w:w="60"/>
+              <w:right w:type="dxa" w:w="100"/>
+            </w:tcMar>
+            <w:vAlign w:val="top"/>
+          </w:tcPr>
+          <w:p>
+            <w:pPr>
+              <w:spacing w:after="20" w:before="0" w:line="288"/>
+              <w:jc w:val="left"/>
+            </w:pPr>
+            <w:r>
+              <w:rPr>
+                <w:rFonts w:ascii="Times New Roman" w:cs="Times New Roman" w:eastAsia="Times New Roman" w:hAnsi="Times New Roman"/>
+                <w:sz w:val="24"/>
+                <w:szCs w:val="24"/>
+              </w:rPr>
               <w:t xml:space="preserve">{o_104} đ</w:t>
             </w:r>
           </w:p>
         </w:tc>
         <w:tc>
           <w:tcPr>
-            <w:tcW w:type="dxa" w:w="2086"/>
+            <w:tcW w:type="dxa" w:w="2179"/>
             <w:tcBorders>
               <w:top w:val="single" w:color="808080" w:sz="4"/>
               <w:left w:val="single" w:color="808080" w:sz="4"/>
@@ -7091,38 +7123,6 @@
                 <w:szCs w:val="24"/>
               </w:rPr>
               <w:t xml:space="preserve">{o_105} đ</w:t>
-            </w:r>
-          </w:p>
-        </w:tc>
-        <w:tc>
-          <w:tcPr>
-            <w:tcW w:type="dxa" w:w="2179"/>
-            <w:tcBorders>
-              <w:top w:val="single" w:color="808080" w:sz="4"/>
-              <w:left w:val="single" w:color="808080" w:sz="4"/>
-              <w:bottom w:val="single" w:color="808080" w:sz="4"/>
-              <w:right w:val="single" w:color="808080" w:sz="4"/>
-            </w:tcBorders>
-            <w:tcMar>
-              <w:top w:type="dxa" w:w="60"/>
-              <w:left w:type="dxa" w:w="100"/>
-              <w:bottom w:type="dxa" w:w="60"/>
-              <w:right w:type="dxa" w:w="100"/>
-            </w:tcMar>
-            <w:vAlign w:val="top"/>
-          </w:tcPr>
-          <w:p>
-            <w:pPr>
-              <w:spacing w:after="20" w:before="0" w:line="288"/>
-              <w:jc w:val="left"/>
-            </w:pPr>
-            <w:r>
-              <w:rPr>
-                <w:rFonts w:ascii="Times New Roman" w:cs="Times New Roman" w:eastAsia="Times New Roman" w:hAnsi="Times New Roman"/>
-                <w:sz w:val="24"/>
-                <w:szCs w:val="24"/>
-              </w:rPr>
-              <w:t xml:space="preserve">{o_106} đ</w:t>
             </w:r>
           </w:p>
         </w:tc>
@@ -7490,7 +7490,7 @@
                 <w:sz w:val="24"/>
                 <w:szCs w:val="24"/>
               </w:rPr>
-              <w:t xml:space="preserve">{o_107}%</w:t>
+              <w:t xml:space="preserve">{o_106}%</w:t>
             </w:r>
           </w:p>
         </w:tc>
@@ -7756,7 +7756,7 @@
                 <w:sz w:val="24"/>
                 <w:szCs w:val="24"/>
               </w:rPr>
-              <w:t xml:space="preserve">Tầng 2 {o_108} tầng n</w:t>
+              <w:t xml:space="preserve">Tầng 2 {o_107} tầng n</w:t>
             </w:r>
           </w:p>
         </w:tc>
@@ -8315,7 +8315,7 @@
                 <w:sz w:val="24"/>
                 <w:szCs w:val="24"/>
               </w:rPr>
-              <w:t xml:space="preserve">{o_109}%</w:t>
+              <w:t xml:space="preserve">{o_108}%</w:t>
             </w:r>
           </w:p>
         </w:tc>
@@ -8480,7 +8480,7 @@
                 <w:sz w:val="24"/>
                 <w:szCs w:val="24"/>
               </w:rPr>
-              <w:t xml:space="preserve">{o_110}%</w:t>
+              <w:t xml:space="preserve">{o_109}%</w:t>
             </w:r>
           </w:p>
         </w:tc>
